--- a/TryHackMe/res/rontho14/writeup.docx
+++ b/TryHackMe/res/rontho14/writeup.docx
@@ -1,20 +1,21 @@
 
 <file path=word/document.xml><?xml version="1.0" encoding="utf-8"?>
-<w:document xmlns:o="urn:schemas-microsoft-com:office:office" xmlns:r="http://schemas.openxmlformats.org/officeDocument/2006/relationships" xmlns:v="urn:schemas-microsoft-com:vml" xmlns:w="http://schemas.openxmlformats.org/wordprocessingml/2006/main" xmlns:w10="urn:schemas-microsoft-com:office:word" xmlns:wp="http://schemas.openxmlformats.org/drawingml/2006/wordprocessingDrawing" xmlns:pic="http://schemas.openxmlformats.org/drawingml/2006/picture" xmlns:wps="http://schemas.microsoft.com/office/word/2010/wordprocessingShape" xmlns:wpg="http://schemas.microsoft.com/office/word/2010/wordprocessingGroup" xmlns:mc="http://schemas.openxmlformats.org/markup-compatibility/2006" xmlns:wp14="http://schemas.microsoft.com/office/word/2010/wordprocessingDrawing" xmlns:w14="http://schemas.microsoft.com/office/word/2010/wordml" xmlns:w15="http://schemas.microsoft.com/office/word/2012/wordml" mc:Ignorable="w14 wp14 w15">
+<w:document xmlns:wpc="http://schemas.microsoft.com/office/word/2010/wordprocessingCanvas" xmlns:cx="http://schemas.microsoft.com/office/drawing/2014/chartex" xmlns:cx1="http://schemas.microsoft.com/office/drawing/2015/9/8/chartex" xmlns:cx2="http://schemas.microsoft.com/office/drawing/2015/10/21/chartex" xmlns:cx3="http://schemas.microsoft.com/office/drawing/2016/5/9/chartex" xmlns:cx4="http://schemas.microsoft.com/office/drawing/2016/5/10/chartex" xmlns:cx5="http://schemas.microsoft.com/office/drawing/2016/5/11/chartex" xmlns:cx6="http://schemas.microsoft.com/office/drawing/2016/5/12/chartex" xmlns:cx7="http://schemas.microsoft.com/office/drawing/2016/5/13/chartex" xmlns:cx8="http://schemas.microsoft.com/office/drawing/2016/5/14/chartex" xmlns:mc="http://schemas.openxmlformats.org/markup-compatibility/2006" xmlns:aink="http://schemas.microsoft.com/office/drawing/2016/ink" xmlns:am3d="http://schemas.microsoft.com/office/drawing/2017/model3d" xmlns:o="urn:schemas-microsoft-com:office:office" xmlns:oel="http://schemas.microsoft.com/office/2019/extlst" xmlns:r="http://schemas.openxmlformats.org/officeDocument/2006/relationships" xmlns:m="http://schemas.openxmlformats.org/officeDocument/2006/math" xmlns:v="urn:schemas-microsoft-com:vml" xmlns:wp14="http://schemas.microsoft.com/office/word/2010/wordprocessingDrawing" xmlns:wp="http://schemas.openxmlformats.org/drawingml/2006/wordprocessingDrawing" xmlns:w10="urn:schemas-microsoft-com:office:word" xmlns:w="http://schemas.openxmlformats.org/wordprocessingml/2006/main" xmlns:w14="http://schemas.microsoft.com/office/word/2010/wordml" xmlns:w15="http://schemas.microsoft.com/office/word/2012/wordml" xmlns:w16cex="http://schemas.microsoft.com/office/word/2018/wordml/cex" xmlns:w16cid="http://schemas.microsoft.com/office/word/2016/wordml/cid" xmlns:w16="http://schemas.microsoft.com/office/word/2018/wordml" xmlns:w16du="http://schemas.microsoft.com/office/word/2023/wordml/word16du" xmlns:w16sdtdh="http://schemas.microsoft.com/office/word/2020/wordml/sdtdatahash" xmlns:w16sdtfl="http://schemas.microsoft.com/office/word/2024/wordml/sdtformatlock" xmlns:w16se="http://schemas.microsoft.com/office/word/2015/wordml/symex" xmlns:wpg="http://schemas.microsoft.com/office/word/2010/wordprocessingGroup" xmlns:wpi="http://schemas.microsoft.com/office/word/2010/wordprocessingInk" xmlns:wne="http://schemas.microsoft.com/office/word/2006/wordml" xmlns:wps="http://schemas.microsoft.com/office/word/2010/wordprocessingShape" mc:Ignorable="w14 w15 w16se w16cid w16 w16cex w16sdtdh w16sdtfl w16du wp14">
   <w:body>
     <w:p>
       <w:pPr>
-        <w:pStyle w:val="Normal"/>
-        <w:rPr>
-          <w:rFonts w:ascii="Arial" w:hAnsi="Arial" w:eastAsia="Arial" w:cs="Arial"/>
-          <w:sz w:val="24"/>
-          <w:szCs w:val="24"/>
-        </w:rPr>
-      </w:pPr>
-      <w:r>
-        <w:rPr/>
+        <w:rPr>
+          <w:rFonts w:ascii="Arial" w:eastAsia="Arial" w:hAnsi="Arial" w:cs="Arial"/>
+          <w:sz w:val="24"/>
+          <w:szCs w:val="24"/>
+        </w:rPr>
+      </w:pPr>
+      <w:r>
+        <w:rPr>
+          <w:noProof/>
+        </w:rPr>
         <w:drawing>
-          <wp:inline distT="0" distB="0" distL="0" distR="0">
+          <wp:inline distT="0" distB="0" distL="0" distR="0" wp14:anchorId="4F755F8A" wp14:editId="64DF17A2">
             <wp:extent cx="5400040" cy="2169795"/>
             <wp:effectExtent l="0" t="0" r="0" b="0"/>
             <wp:docPr id="1" name="Imagem 7" descr="Logotipo&#10;&#10;Descrição gerada automaticamente com confiança baixa"/>
@@ -31,7 +32,7 @@
                     </pic:cNvPicPr>
                   </pic:nvPicPr>
                   <pic:blipFill>
-                    <a:blip r:embed="rId2"/>
+                    <a:blip r:embed="rId7"/>
                     <a:stretch>
                       <a:fillRect/>
                     </a:stretch>
@@ -55,34 +56,25 @@
     </w:p>
     <w:p>
       <w:pPr>
-        <w:pStyle w:val="Normal"/>
-        <w:rPr>
-          <w:rFonts w:ascii="Arial" w:hAnsi="Arial" w:eastAsia="Arial" w:cs="Arial"/>
-          <w:sz w:val="24"/>
-          <w:szCs w:val="24"/>
-        </w:rPr>
-      </w:pPr>
-      <w:r>
-        <w:rPr>
-          <w:rFonts w:eastAsia="Arial" w:cs="Arial" w:ascii="Arial" w:hAnsi="Arial"/>
-          <w:sz w:val="24"/>
-          <w:szCs w:val="24"/>
-        </w:rPr>
-      </w:r>
-    </w:p>
-    <w:p>
-      <w:pPr>
-        <w:pStyle w:val="Normal"/>
+        <w:rPr>
+          <w:rFonts w:ascii="Arial" w:eastAsia="Arial" w:hAnsi="Arial" w:cs="Arial"/>
+          <w:sz w:val="24"/>
+          <w:szCs w:val="24"/>
+        </w:rPr>
+      </w:pPr>
+    </w:p>
+    <w:p>
+      <w:pPr>
         <w:jc w:val="center"/>
         <w:rPr>
-          <w:rFonts w:ascii="Arial" w:hAnsi="Arial" w:eastAsia="Arial" w:cs="Arial"/>
+          <w:rFonts w:ascii="Arial" w:eastAsia="Arial" w:hAnsi="Arial" w:cs="Arial"/>
           <w:sz w:val="72"/>
           <w:szCs w:val="72"/>
         </w:rPr>
       </w:pPr>
       <w:r>
         <w:rPr>
-          <w:rFonts w:eastAsia="Arial" w:cs="Arial" w:ascii="Arial" w:hAnsi="Arial"/>
+          <w:rFonts w:ascii="Arial" w:eastAsia="Arial" w:hAnsi="Arial" w:cs="Arial"/>
           <w:sz w:val="72"/>
           <w:szCs w:val="72"/>
         </w:rPr>
@@ -91,53 +83,63 @@
     </w:p>
     <w:p>
       <w:pPr>
-        <w:pStyle w:val="Normal"/>
         <w:jc w:val="center"/>
         <w:rPr>
-          <w:rFonts w:ascii="Arial" w:hAnsi="Arial" w:eastAsia="Arial" w:cs="Arial"/>
+          <w:rFonts w:ascii="Arial" w:eastAsia="Arial" w:hAnsi="Arial" w:cs="Arial"/>
           <w:sz w:val="32"/>
           <w:szCs w:val="32"/>
         </w:rPr>
       </w:pPr>
       <w:r>
         <w:rPr>
-          <w:rFonts w:eastAsia="Arial" w:cs="Arial" w:ascii="Arial" w:hAnsi="Arial"/>
+          <w:rFonts w:ascii="Arial" w:eastAsia="Arial" w:hAnsi="Arial" w:cs="Arial"/>
           <w:sz w:val="32"/>
           <w:szCs w:val="32"/>
         </w:rPr>
-        <w:t>Título do CTF – Plataforma</w:t>
-      </w:r>
-    </w:p>
-    <w:p>
-      <w:pPr>
-        <w:pStyle w:val="Normal"/>
+        <w:t>res</w:t>
+      </w:r>
+      <w:r>
+        <w:rPr>
+          <w:rFonts w:ascii="Arial" w:eastAsia="Arial" w:hAnsi="Arial" w:cs="Arial"/>
+          <w:sz w:val="32"/>
+          <w:szCs w:val="32"/>
+        </w:rPr>
+        <w:t xml:space="preserve"> </w:t>
+      </w:r>
+      <w:r>
+        <w:rPr>
+          <w:rFonts w:ascii="Arial" w:eastAsia="Arial" w:hAnsi="Arial" w:cs="Arial"/>
+          <w:sz w:val="32"/>
+          <w:szCs w:val="32"/>
+        </w:rPr>
+        <w:t xml:space="preserve">– </w:t>
+      </w:r>
+      <w:proofErr w:type="spellStart"/>
+      <w:r>
+        <w:rPr>
+          <w:rFonts w:ascii="Arial" w:eastAsia="Arial" w:hAnsi="Arial" w:cs="Arial"/>
+          <w:sz w:val="32"/>
+          <w:szCs w:val="32"/>
+        </w:rPr>
+        <w:t>TryHackMe</w:t>
+      </w:r>
+      <w:proofErr w:type="spellEnd"/>
+    </w:p>
+    <w:p>
+      <w:pPr>
         <w:jc w:val="center"/>
         <w:rPr>
-          <w:rFonts w:ascii="Arial" w:hAnsi="Arial" w:eastAsia="Arial" w:cs="Arial"/>
-          <w:sz w:val="24"/>
-          <w:szCs w:val="24"/>
-        </w:rPr>
-      </w:pPr>
-      <w:r>
-        <w:rPr>
-          <w:rFonts w:eastAsia="Arial" w:cs="Arial" w:ascii="Arial" w:hAnsi="Arial"/>
-          <w:sz w:val="24"/>
-          <w:szCs w:val="24"/>
-        </w:rPr>
-      </w:r>
+          <w:rFonts w:ascii="Arial" w:eastAsia="Arial" w:hAnsi="Arial" w:cs="Arial"/>
+          <w:sz w:val="24"/>
+          <w:szCs w:val="24"/>
+        </w:rPr>
+      </w:pPr>
     </w:p>
     <w:tbl>
       <w:tblPr>
         <w:tblW w:w="8494" w:type="dxa"/>
-        <w:jc w:val="start"/>
-        <w:tblInd w:w="0" w:type="dxa"/>
         <w:tblLayout w:type="fixed"/>
-        <w:tblCellMar>
-          <w:top w:w="0" w:type="dxa"/>
-          <w:start w:w="108" w:type="dxa"/>
-          <w:bottom w:w="0" w:type="dxa"/>
-          <w:end w:w="108" w:type="dxa"/>
-        </w:tblCellMar>
+        <w:tblLook w:val="0000" w:firstRow="0" w:lastRow="0" w:firstColumn="0" w:lastColumn="0" w:noHBand="0" w:noVBand="0"/>
       </w:tblPr>
       <w:tblGrid>
         <w:gridCol w:w="4247"/>
@@ -145,7 +147,7 @@
       </w:tblGrid>
       <w:tr>
         <w:trPr>
-          <w:trHeight w:val="440" w:hRule="atLeast"/>
+          <w:trHeight w:val="440"/>
         </w:trPr>
         <w:tc>
           <w:tcPr>
@@ -153,20 +155,18 @@
             <w:gridSpan w:val="2"/>
             <w:tcBorders>
               <w:top w:val="single" w:sz="4" w:space="0" w:color="000000"/>
-              <w:start w:val="single" w:sz="4" w:space="0" w:color="000000"/>
+              <w:left w:val="single" w:sz="4" w:space="0" w:color="000000"/>
               <w:bottom w:val="single" w:sz="4" w:space="0" w:color="000000"/>
-              <w:end w:val="single" w:sz="4" w:space="0" w:color="000000"/>
+              <w:right w:val="single" w:sz="4" w:space="0" w:color="000000"/>
             </w:tcBorders>
-            <w:shd w:fill="C1E4F5" w:val="clear"/>
+            <w:shd w:val="clear" w:color="auto" w:fill="C1E4F5"/>
             <w:vAlign w:val="center"/>
           </w:tcPr>
           <w:p>
             <w:pPr>
-              <w:pStyle w:val="Normal"/>
-              <w:spacing w:before="0" w:after="160"/>
               <w:jc w:val="center"/>
               <w:rPr>
-                <w:rFonts w:ascii="Arial" w:hAnsi="Arial" w:eastAsia="Arial" w:cs="Arial"/>
+                <w:rFonts w:ascii="Arial" w:eastAsia="Arial" w:hAnsi="Arial" w:cs="Arial"/>
                 <w:b/>
                 <w:sz w:val="24"/>
                 <w:szCs w:val="24"/>
@@ -174,7 +174,7 @@
             </w:pPr>
             <w:r>
               <w:rPr>
-                <w:rFonts w:eastAsia="Arial" w:cs="Arial" w:ascii="Arial" w:hAnsi="Arial"/>
+                <w:rFonts w:ascii="Arial" w:eastAsia="Arial" w:hAnsi="Arial" w:cs="Arial"/>
                 <w:b/>
                 <w:sz w:val="24"/>
                 <w:szCs w:val="24"/>
@@ -186,25 +186,23 @@
       </w:tr>
       <w:tr>
         <w:trPr>
-          <w:trHeight w:val="417" w:hRule="atLeast"/>
+          <w:trHeight w:val="417"/>
         </w:trPr>
         <w:tc>
           <w:tcPr>
             <w:tcW w:w="4247" w:type="dxa"/>
             <w:tcBorders>
               <w:top w:val="single" w:sz="4" w:space="0" w:color="000000"/>
-              <w:start w:val="single" w:sz="4" w:space="0" w:color="000000"/>
+              <w:left w:val="single" w:sz="4" w:space="0" w:color="000000"/>
               <w:bottom w:val="single" w:sz="4" w:space="0" w:color="000000"/>
-              <w:end w:val="single" w:sz="4" w:space="0" w:color="000000"/>
+              <w:right w:val="single" w:sz="4" w:space="0" w:color="000000"/>
             </w:tcBorders>
             <w:vAlign w:val="center"/>
           </w:tcPr>
           <w:p>
             <w:pPr>
-              <w:pStyle w:val="Normal"/>
-              <w:spacing w:before="0" w:after="160"/>
-              <w:rPr>
-                <w:rFonts w:ascii="Arial" w:hAnsi="Arial" w:eastAsia="Arial" w:cs="Arial"/>
+              <w:rPr>
+                <w:rFonts w:ascii="Arial" w:eastAsia="Arial" w:hAnsi="Arial" w:cs="Arial"/>
                 <w:b/>
                 <w:sz w:val="24"/>
                 <w:szCs w:val="24"/>
@@ -212,7 +210,7 @@
             </w:pPr>
             <w:r>
               <w:rPr>
-                <w:rFonts w:eastAsia="Arial" w:cs="Arial" w:ascii="Arial" w:hAnsi="Arial"/>
+                <w:rFonts w:ascii="Arial" w:eastAsia="Arial" w:hAnsi="Arial" w:cs="Arial"/>
                 <w:b/>
                 <w:sz w:val="24"/>
                 <w:szCs w:val="24"/>
@@ -226,54 +224,84 @@
             <w:tcW w:w="4247" w:type="dxa"/>
             <w:tcBorders>
               <w:top w:val="single" w:sz="4" w:space="0" w:color="000000"/>
-              <w:start w:val="single" w:sz="4" w:space="0" w:color="000000"/>
+              <w:left w:val="single" w:sz="4" w:space="0" w:color="000000"/>
               <w:bottom w:val="single" w:sz="4" w:space="0" w:color="000000"/>
-              <w:end w:val="single" w:sz="4" w:space="0" w:color="000000"/>
+              <w:right w:val="single" w:sz="4" w:space="0" w:color="000000"/>
             </w:tcBorders>
             <w:vAlign w:val="center"/>
           </w:tcPr>
           <w:p>
             <w:pPr>
-              <w:pStyle w:val="Normal"/>
-              <w:spacing w:before="0" w:after="160"/>
-              <w:rPr>
-                <w:rFonts w:ascii="Arial" w:hAnsi="Arial" w:eastAsia="Arial" w:cs="Arial"/>
+              <w:rPr>
+                <w:rFonts w:ascii="Arial" w:eastAsia="Arial" w:hAnsi="Arial" w:cs="Arial"/>
                 <w:sz w:val="24"/>
                 <w:szCs w:val="24"/>
               </w:rPr>
             </w:pPr>
             <w:r>
               <w:rPr>
-                <w:rFonts w:eastAsia="Arial" w:cs="Arial" w:ascii="Arial" w:hAnsi="Arial"/>
-                <w:sz w:val="24"/>
-                <w:szCs w:val="24"/>
-              </w:rPr>
-              <w:t>CTF de estudo – Guilherme Thomasi Ronca</w:t>
+                <w:rFonts w:ascii="Arial" w:eastAsia="Arial" w:hAnsi="Arial" w:cs="Arial"/>
+                <w:sz w:val="24"/>
+                <w:szCs w:val="24"/>
+              </w:rPr>
+              <w:t>res</w:t>
+            </w:r>
+            <w:r>
+              <w:rPr>
+                <w:rFonts w:ascii="Arial" w:eastAsia="Arial" w:hAnsi="Arial" w:cs="Arial"/>
+                <w:sz w:val="24"/>
+                <w:szCs w:val="24"/>
+              </w:rPr>
+              <w:t xml:space="preserve"> </w:t>
+            </w:r>
+            <w:r>
+              <w:rPr>
+                <w:rFonts w:ascii="Arial" w:eastAsia="Arial" w:hAnsi="Arial" w:cs="Arial"/>
+                <w:sz w:val="24"/>
+                <w:szCs w:val="24"/>
+              </w:rPr>
+              <w:t xml:space="preserve">– Guilherme </w:t>
+            </w:r>
+            <w:proofErr w:type="spellStart"/>
+            <w:r>
+              <w:rPr>
+                <w:rFonts w:ascii="Arial" w:eastAsia="Arial" w:hAnsi="Arial" w:cs="Arial"/>
+                <w:sz w:val="24"/>
+                <w:szCs w:val="24"/>
+              </w:rPr>
+              <w:t>Thomasi</w:t>
+            </w:r>
+            <w:proofErr w:type="spellEnd"/>
+            <w:r>
+              <w:rPr>
+                <w:rFonts w:ascii="Arial" w:eastAsia="Arial" w:hAnsi="Arial" w:cs="Arial"/>
+                <w:sz w:val="24"/>
+                <w:szCs w:val="24"/>
+              </w:rPr>
+              <w:t xml:space="preserve"> Ronca</w:t>
             </w:r>
           </w:p>
         </w:tc>
       </w:tr>
       <w:tr>
         <w:trPr>
-          <w:trHeight w:val="422" w:hRule="atLeast"/>
+          <w:trHeight w:val="422"/>
         </w:trPr>
         <w:tc>
           <w:tcPr>
             <w:tcW w:w="4247" w:type="dxa"/>
             <w:tcBorders>
               <w:top w:val="single" w:sz="4" w:space="0" w:color="000000"/>
-              <w:start w:val="single" w:sz="4" w:space="0" w:color="000000"/>
+              <w:left w:val="single" w:sz="4" w:space="0" w:color="000000"/>
               <w:bottom w:val="single" w:sz="4" w:space="0" w:color="000000"/>
-              <w:end w:val="single" w:sz="4" w:space="0" w:color="000000"/>
+              <w:right w:val="single" w:sz="4" w:space="0" w:color="000000"/>
             </w:tcBorders>
             <w:vAlign w:val="center"/>
           </w:tcPr>
           <w:p>
             <w:pPr>
-              <w:pStyle w:val="Normal"/>
-              <w:spacing w:before="0" w:after="160"/>
-              <w:rPr>
-                <w:rFonts w:ascii="Arial" w:hAnsi="Arial" w:eastAsia="Arial" w:cs="Arial"/>
+              <w:rPr>
+                <w:rFonts w:ascii="Arial" w:eastAsia="Arial" w:hAnsi="Arial" w:cs="Arial"/>
                 <w:b/>
                 <w:sz w:val="24"/>
                 <w:szCs w:val="24"/>
@@ -281,7 +309,7 @@
             </w:pPr>
             <w:r>
               <w:rPr>
-                <w:rFonts w:eastAsia="Arial" w:cs="Arial" w:ascii="Arial" w:hAnsi="Arial"/>
+                <w:rFonts w:ascii="Arial" w:eastAsia="Arial" w:hAnsi="Arial" w:cs="Arial"/>
                 <w:b/>
                 <w:sz w:val="24"/>
                 <w:szCs w:val="24"/>
@@ -295,25 +323,23 @@
             <w:tcW w:w="4247" w:type="dxa"/>
             <w:tcBorders>
               <w:top w:val="single" w:sz="4" w:space="0" w:color="000000"/>
-              <w:start w:val="single" w:sz="4" w:space="0" w:color="000000"/>
+              <w:left w:val="single" w:sz="4" w:space="0" w:color="000000"/>
               <w:bottom w:val="single" w:sz="4" w:space="0" w:color="000000"/>
-              <w:end w:val="single" w:sz="4" w:space="0" w:color="000000"/>
+              <w:right w:val="single" w:sz="4" w:space="0" w:color="000000"/>
             </w:tcBorders>
             <w:vAlign w:val="center"/>
           </w:tcPr>
           <w:p>
             <w:pPr>
-              <w:pStyle w:val="Normal"/>
-              <w:spacing w:before="0" w:after="160"/>
-              <w:rPr>
-                <w:rFonts w:ascii="Arial" w:hAnsi="Arial" w:eastAsia="Arial" w:cs="Arial"/>
+              <w:rPr>
+                <w:rFonts w:ascii="Arial" w:eastAsia="Arial" w:hAnsi="Arial" w:cs="Arial"/>
                 <w:sz w:val="24"/>
                 <w:szCs w:val="24"/>
               </w:rPr>
             </w:pPr>
             <w:r>
               <w:rPr>
-                <w:rFonts w:eastAsia="Arial" w:cs="Arial" w:ascii="Arial" w:hAnsi="Arial"/>
+                <w:rFonts w:ascii="Arial" w:eastAsia="Arial" w:hAnsi="Arial" w:cs="Arial"/>
                 <w:sz w:val="24"/>
                 <w:szCs w:val="24"/>
               </w:rPr>
@@ -324,25 +350,23 @@
       </w:tr>
       <w:tr>
         <w:trPr>
-          <w:trHeight w:val="412" w:hRule="atLeast"/>
+          <w:trHeight w:val="412"/>
         </w:trPr>
         <w:tc>
           <w:tcPr>
             <w:tcW w:w="4247" w:type="dxa"/>
             <w:tcBorders>
               <w:top w:val="single" w:sz="4" w:space="0" w:color="000000"/>
-              <w:start w:val="single" w:sz="4" w:space="0" w:color="000000"/>
+              <w:left w:val="single" w:sz="4" w:space="0" w:color="000000"/>
               <w:bottom w:val="single" w:sz="4" w:space="0" w:color="000000"/>
-              <w:end w:val="single" w:sz="4" w:space="0" w:color="000000"/>
+              <w:right w:val="single" w:sz="4" w:space="0" w:color="000000"/>
             </w:tcBorders>
             <w:vAlign w:val="center"/>
           </w:tcPr>
           <w:p>
             <w:pPr>
-              <w:pStyle w:val="Normal"/>
-              <w:spacing w:before="0" w:after="160"/>
-              <w:rPr>
-                <w:rFonts w:ascii="Arial" w:hAnsi="Arial" w:eastAsia="Arial" w:cs="Arial"/>
+              <w:rPr>
+                <w:rFonts w:ascii="Arial" w:eastAsia="Arial" w:hAnsi="Arial" w:cs="Arial"/>
                 <w:b/>
                 <w:sz w:val="24"/>
                 <w:szCs w:val="24"/>
@@ -350,7 +374,7 @@
             </w:pPr>
             <w:r>
               <w:rPr>
-                <w:rFonts w:eastAsia="Arial" w:cs="Arial" w:ascii="Arial" w:hAnsi="Arial"/>
+                <w:rFonts w:ascii="Arial" w:eastAsia="Arial" w:hAnsi="Arial" w:cs="Arial"/>
                 <w:b/>
                 <w:sz w:val="24"/>
                 <w:szCs w:val="24"/>
@@ -364,62 +388,50 @@
             <w:tcW w:w="4247" w:type="dxa"/>
             <w:tcBorders>
               <w:top w:val="single" w:sz="4" w:space="0" w:color="000000"/>
-              <w:start w:val="single" w:sz="4" w:space="0" w:color="000000"/>
+              <w:left w:val="single" w:sz="4" w:space="0" w:color="000000"/>
               <w:bottom w:val="single" w:sz="4" w:space="0" w:color="000000"/>
-              <w:end w:val="single" w:sz="4" w:space="0" w:color="000000"/>
+              <w:right w:val="single" w:sz="4" w:space="0" w:color="000000"/>
             </w:tcBorders>
             <w:vAlign w:val="center"/>
           </w:tcPr>
           <w:p>
             <w:pPr>
-              <w:pStyle w:val="Normal"/>
-              <w:spacing w:before="0" w:after="160"/>
-              <w:rPr>
-                <w:rFonts w:ascii="Arial" w:hAnsi="Arial" w:eastAsia="Arial" w:cs="Arial"/>
+              <w:rPr>
+                <w:rFonts w:ascii="Arial" w:eastAsia="Arial" w:hAnsi="Arial" w:cs="Arial"/>
                 <w:sz w:val="24"/>
                 <w:szCs w:val="24"/>
               </w:rPr>
             </w:pPr>
             <w:r>
               <w:rPr>
-                <w:rFonts w:eastAsia="Arial" w:cs="Arial" w:ascii="Arial" w:hAnsi="Arial"/>
-                <w:sz w:val="24"/>
-                <w:szCs w:val="24"/>
-              </w:rPr>
-              <w:t>25</w:t>
-            </w:r>
-            <w:r>
-              <w:rPr>
-                <w:rFonts w:eastAsia="Arial" w:cs="Arial" w:ascii="Arial" w:hAnsi="Arial"/>
-                <w:sz w:val="24"/>
-                <w:szCs w:val="24"/>
-              </w:rPr>
-              <w:t>/10/2025</w:t>
+                <w:rFonts w:ascii="Arial" w:eastAsia="Arial" w:hAnsi="Arial" w:cs="Arial"/>
+                <w:sz w:val="24"/>
+                <w:szCs w:val="24"/>
+              </w:rPr>
+              <w:t>25/10/2025</w:t>
             </w:r>
           </w:p>
         </w:tc>
       </w:tr>
       <w:tr>
         <w:trPr>
-          <w:trHeight w:val="412" w:hRule="atLeast"/>
+          <w:trHeight w:val="412"/>
         </w:trPr>
         <w:tc>
           <w:tcPr>
             <w:tcW w:w="4247" w:type="dxa"/>
             <w:tcBorders>
               <w:top w:val="single" w:sz="4" w:space="0" w:color="000000"/>
-              <w:start w:val="single" w:sz="4" w:space="0" w:color="000000"/>
+              <w:left w:val="single" w:sz="4" w:space="0" w:color="000000"/>
               <w:bottom w:val="single" w:sz="4" w:space="0" w:color="000000"/>
-              <w:end w:val="single" w:sz="4" w:space="0" w:color="000000"/>
+              <w:right w:val="single" w:sz="4" w:space="0" w:color="000000"/>
             </w:tcBorders>
             <w:vAlign w:val="center"/>
           </w:tcPr>
           <w:p>
             <w:pPr>
-              <w:pStyle w:val="Normal"/>
-              <w:spacing w:before="0" w:after="160"/>
-              <w:rPr>
-                <w:rFonts w:ascii="Arial" w:hAnsi="Arial" w:eastAsia="Arial" w:cs="Arial"/>
+              <w:rPr>
+                <w:rFonts w:ascii="Arial" w:eastAsia="Arial" w:hAnsi="Arial" w:cs="Arial"/>
                 <w:b/>
                 <w:sz w:val="24"/>
                 <w:szCs w:val="24"/>
@@ -427,7 +439,7 @@
             </w:pPr>
             <w:r>
               <w:rPr>
-                <w:rFonts w:eastAsia="Arial" w:cs="Arial" w:ascii="Arial" w:hAnsi="Arial"/>
+                <w:rFonts w:ascii="Arial" w:eastAsia="Arial" w:hAnsi="Arial" w:cs="Arial"/>
                 <w:b/>
                 <w:sz w:val="24"/>
                 <w:szCs w:val="24"/>
@@ -441,37 +453,27 @@
             <w:tcW w:w="4247" w:type="dxa"/>
             <w:tcBorders>
               <w:top w:val="single" w:sz="4" w:space="0" w:color="000000"/>
-              <w:start w:val="single" w:sz="4" w:space="0" w:color="000000"/>
+              <w:left w:val="single" w:sz="4" w:space="0" w:color="000000"/>
               <w:bottom w:val="single" w:sz="4" w:space="0" w:color="000000"/>
-              <w:end w:val="single" w:sz="4" w:space="0" w:color="000000"/>
+              <w:right w:val="single" w:sz="4" w:space="0" w:color="000000"/>
             </w:tcBorders>
             <w:vAlign w:val="center"/>
           </w:tcPr>
           <w:p>
             <w:pPr>
-              <w:pStyle w:val="Normal"/>
-              <w:spacing w:before="0" w:after="160"/>
-              <w:rPr>
-                <w:rFonts w:ascii="Arial" w:hAnsi="Arial" w:eastAsia="Arial" w:cs="Arial"/>
+              <w:rPr>
+                <w:rFonts w:ascii="Arial" w:eastAsia="Arial" w:hAnsi="Arial" w:cs="Arial"/>
                 <w:sz w:val="24"/>
                 <w:szCs w:val="24"/>
               </w:rPr>
             </w:pPr>
             <w:r>
               <w:rPr>
-                <w:rFonts w:eastAsia="Arial" w:cs="Arial" w:ascii="Arial" w:hAnsi="Arial"/>
-                <w:sz w:val="24"/>
-                <w:szCs w:val="24"/>
-              </w:rPr>
-              <w:t>https://tryhackme.com/room/</w:t>
-            </w:r>
-            <w:r>
-              <w:rPr>
-                <w:rFonts w:eastAsia="Arial" w:cs="Arial" w:ascii="Arial" w:hAnsi="Arial"/>
-                <w:sz w:val="24"/>
-                <w:szCs w:val="24"/>
-              </w:rPr>
-              <w:t>res</w:t>
+                <w:rFonts w:ascii="Arial" w:eastAsia="Arial" w:hAnsi="Arial" w:cs="Arial"/>
+                <w:sz w:val="24"/>
+                <w:szCs w:val="24"/>
+              </w:rPr>
+              <w:t>https://tryhackme.com/room/res</w:t>
             </w:r>
           </w:p>
         </w:tc>
@@ -479,34 +481,19 @@
     </w:tbl>
     <w:p>
       <w:pPr>
-        <w:pStyle w:val="Normal"/>
         <w:jc w:val="center"/>
         <w:rPr>
-          <w:rFonts w:ascii="Arial" w:hAnsi="Arial" w:eastAsia="Arial" w:cs="Arial"/>
-          <w:sz w:val="24"/>
-          <w:szCs w:val="24"/>
-        </w:rPr>
-      </w:pPr>
-      <w:r>
-        <w:rPr>
-          <w:rFonts w:eastAsia="Arial" w:cs="Arial" w:ascii="Arial" w:hAnsi="Arial"/>
-          <w:sz w:val="24"/>
-          <w:szCs w:val="24"/>
-        </w:rPr>
-      </w:r>
+          <w:rFonts w:ascii="Arial" w:eastAsia="Arial" w:hAnsi="Arial" w:cs="Arial"/>
+          <w:sz w:val="24"/>
+          <w:szCs w:val="24"/>
+        </w:rPr>
+      </w:pPr>
     </w:p>
     <w:tbl>
       <w:tblPr>
         <w:tblW w:w="8494" w:type="dxa"/>
-        <w:jc w:val="start"/>
-        <w:tblInd w:w="0" w:type="dxa"/>
         <w:tblLayout w:type="fixed"/>
-        <w:tblCellMar>
-          <w:top w:w="0" w:type="dxa"/>
-          <w:start w:w="108" w:type="dxa"/>
-          <w:bottom w:w="0" w:type="dxa"/>
-          <w:end w:w="108" w:type="dxa"/>
-        </w:tblCellMar>
+        <w:tblLook w:val="0000" w:firstRow="0" w:lastRow="0" w:firstColumn="0" w:lastColumn="0" w:noHBand="0" w:noVBand="0"/>
       </w:tblPr>
       <w:tblGrid>
         <w:gridCol w:w="2831"/>
@@ -515,25 +502,23 @@
       </w:tblGrid>
       <w:tr>
         <w:trPr>
-          <w:trHeight w:val="358" w:hRule="atLeast"/>
+          <w:trHeight w:val="358"/>
         </w:trPr>
         <w:tc>
           <w:tcPr>
             <w:tcW w:w="2831" w:type="dxa"/>
             <w:tcBorders>
               <w:top w:val="single" w:sz="4" w:space="0" w:color="000000"/>
-              <w:start w:val="single" w:sz="4" w:space="0" w:color="000000"/>
+              <w:left w:val="single" w:sz="4" w:space="0" w:color="000000"/>
               <w:bottom w:val="single" w:sz="4" w:space="0" w:color="000000"/>
-              <w:end w:val="single" w:sz="4" w:space="0" w:color="000000"/>
+              <w:right w:val="single" w:sz="4" w:space="0" w:color="000000"/>
             </w:tcBorders>
             <w:vAlign w:val="center"/>
           </w:tcPr>
           <w:p>
             <w:pPr>
-              <w:pStyle w:val="Normal"/>
-              <w:spacing w:before="0" w:after="160"/>
-              <w:rPr>
-                <w:rFonts w:ascii="Arial" w:hAnsi="Arial" w:eastAsia="Arial" w:cs="Arial"/>
+              <w:rPr>
+                <w:rFonts w:ascii="Arial" w:eastAsia="Arial" w:hAnsi="Arial" w:cs="Arial"/>
                 <w:b/>
                 <w:sz w:val="24"/>
                 <w:szCs w:val="24"/>
@@ -541,7 +526,7 @@
             </w:pPr>
             <w:r>
               <w:rPr>
-                <w:rFonts w:eastAsia="Arial" w:cs="Arial" w:ascii="Arial" w:hAnsi="Arial"/>
+                <w:rFonts w:ascii="Arial" w:eastAsia="Arial" w:hAnsi="Arial" w:cs="Arial"/>
                 <w:b/>
                 <w:sz w:val="24"/>
                 <w:szCs w:val="24"/>
@@ -555,29 +540,45 @@
             <w:tcW w:w="2831" w:type="dxa"/>
             <w:tcBorders>
               <w:top w:val="single" w:sz="4" w:space="0" w:color="000000"/>
-              <w:start w:val="single" w:sz="4" w:space="0" w:color="000000"/>
+              <w:left w:val="single" w:sz="4" w:space="0" w:color="000000"/>
               <w:bottom w:val="single" w:sz="4" w:space="0" w:color="000000"/>
-              <w:end w:val="single" w:sz="4" w:space="0" w:color="000000"/>
+              <w:right w:val="single" w:sz="4" w:space="0" w:color="000000"/>
             </w:tcBorders>
             <w:vAlign w:val="center"/>
           </w:tcPr>
           <w:p>
             <w:pPr>
-              <w:pStyle w:val="Normal"/>
-              <w:spacing w:before="0" w:after="160"/>
-              <w:rPr>
-                <w:rFonts w:ascii="Arial" w:hAnsi="Arial" w:eastAsia="Arial" w:cs="Arial"/>
+              <w:rPr>
+                <w:rFonts w:ascii="Arial" w:eastAsia="Arial" w:hAnsi="Arial" w:cs="Arial"/>
                 <w:sz w:val="24"/>
                 <w:szCs w:val="24"/>
               </w:rPr>
             </w:pPr>
             <w:r>
               <w:rPr>
-                <w:rFonts w:eastAsia="Arial" w:cs="Arial" w:ascii="Arial" w:hAnsi="Arial"/>
-                <w:sz w:val="24"/>
-                <w:szCs w:val="24"/>
-              </w:rPr>
-              <w:t>Guilherme Thomasi Ronca</w:t>
+                <w:rFonts w:ascii="Arial" w:eastAsia="Arial" w:hAnsi="Arial" w:cs="Arial"/>
+                <w:sz w:val="24"/>
+                <w:szCs w:val="24"/>
+              </w:rPr>
+              <w:t xml:space="preserve">Guilherme </w:t>
+            </w:r>
+            <w:proofErr w:type="spellStart"/>
+            <w:r>
+              <w:rPr>
+                <w:rFonts w:ascii="Arial" w:eastAsia="Arial" w:hAnsi="Arial" w:cs="Arial"/>
+                <w:sz w:val="24"/>
+                <w:szCs w:val="24"/>
+              </w:rPr>
+              <w:t>Thomasi</w:t>
+            </w:r>
+            <w:proofErr w:type="spellEnd"/>
+            <w:r>
+              <w:rPr>
+                <w:rFonts w:ascii="Arial" w:eastAsia="Arial" w:hAnsi="Arial" w:cs="Arial"/>
+                <w:sz w:val="24"/>
+                <w:szCs w:val="24"/>
+              </w:rPr>
+              <w:t xml:space="preserve"> Ronca</w:t>
             </w:r>
           </w:p>
         </w:tc>
@@ -586,25 +587,23 @@
             <w:tcW w:w="2832" w:type="dxa"/>
             <w:tcBorders>
               <w:top w:val="single" w:sz="4" w:space="0" w:color="000000"/>
-              <w:start w:val="single" w:sz="4" w:space="0" w:color="000000"/>
+              <w:left w:val="single" w:sz="4" w:space="0" w:color="000000"/>
               <w:bottom w:val="single" w:sz="4" w:space="0" w:color="000000"/>
-              <w:end w:val="single" w:sz="4" w:space="0" w:color="000000"/>
+              <w:right w:val="single" w:sz="4" w:space="0" w:color="000000"/>
             </w:tcBorders>
             <w:vAlign w:val="center"/>
           </w:tcPr>
           <w:p>
             <w:pPr>
-              <w:pStyle w:val="Normal"/>
-              <w:spacing w:before="0" w:after="160"/>
-              <w:rPr>
-                <w:rFonts w:ascii="Arial" w:hAnsi="Arial" w:eastAsia="Arial" w:cs="Arial"/>
+              <w:rPr>
+                <w:rFonts w:ascii="Arial" w:eastAsia="Arial" w:hAnsi="Arial" w:cs="Arial"/>
                 <w:sz w:val="24"/>
                 <w:szCs w:val="24"/>
               </w:rPr>
             </w:pPr>
             <w:r>
               <w:rPr>
-                <w:rFonts w:eastAsia="Arial" w:cs="Arial" w:ascii="Arial" w:hAnsi="Arial"/>
+                <w:rFonts w:ascii="Arial" w:eastAsia="Arial" w:hAnsi="Arial" w:cs="Arial"/>
                 <w:sz w:val="24"/>
                 <w:szCs w:val="24"/>
               </w:rPr>
@@ -615,25 +614,23 @@
       </w:tr>
       <w:tr>
         <w:trPr>
-          <w:trHeight w:val="420" w:hRule="atLeast"/>
+          <w:trHeight w:val="420"/>
         </w:trPr>
         <w:tc>
           <w:tcPr>
             <w:tcW w:w="2831" w:type="dxa"/>
             <w:tcBorders>
               <w:top w:val="single" w:sz="4" w:space="0" w:color="000000"/>
-              <w:start w:val="single" w:sz="4" w:space="0" w:color="000000"/>
+              <w:left w:val="single" w:sz="4" w:space="0" w:color="000000"/>
               <w:bottom w:val="single" w:sz="4" w:space="0" w:color="000000"/>
-              <w:end w:val="single" w:sz="4" w:space="0" w:color="000000"/>
+              <w:right w:val="single" w:sz="4" w:space="0" w:color="000000"/>
             </w:tcBorders>
             <w:vAlign w:val="center"/>
           </w:tcPr>
           <w:p>
             <w:pPr>
-              <w:pStyle w:val="Normal"/>
-              <w:spacing w:before="0" w:after="160"/>
-              <w:rPr>
-                <w:rFonts w:ascii="Arial" w:hAnsi="Arial" w:eastAsia="Arial" w:cs="Arial"/>
+              <w:rPr>
+                <w:rFonts w:ascii="Arial" w:eastAsia="Arial" w:hAnsi="Arial" w:cs="Arial"/>
                 <w:b/>
                 <w:sz w:val="24"/>
                 <w:szCs w:val="24"/>
@@ -641,7 +638,7 @@
             </w:pPr>
             <w:r>
               <w:rPr>
-                <w:rFonts w:eastAsia="Arial" w:cs="Arial" w:ascii="Arial" w:hAnsi="Arial"/>
+                <w:rFonts w:ascii="Arial" w:eastAsia="Arial" w:hAnsi="Arial" w:cs="Arial"/>
                 <w:b/>
                 <w:sz w:val="24"/>
                 <w:szCs w:val="24"/>
@@ -655,29 +652,27 @@
             <w:tcW w:w="2831" w:type="dxa"/>
             <w:tcBorders>
               <w:top w:val="single" w:sz="4" w:space="0" w:color="000000"/>
-              <w:start w:val="single" w:sz="4" w:space="0" w:color="000000"/>
+              <w:left w:val="single" w:sz="4" w:space="0" w:color="000000"/>
               <w:bottom w:val="single" w:sz="4" w:space="0" w:color="000000"/>
-              <w:end w:val="single" w:sz="4" w:space="0" w:color="000000"/>
+              <w:right w:val="single" w:sz="4" w:space="0" w:color="000000"/>
             </w:tcBorders>
             <w:vAlign w:val="center"/>
           </w:tcPr>
           <w:p>
             <w:pPr>
-              <w:pStyle w:val="Normal"/>
-              <w:spacing w:before="0" w:after="160"/>
-              <w:rPr>
-                <w:rFonts w:ascii="Arial" w:hAnsi="Arial" w:eastAsia="Arial" w:cs="Arial"/>
+              <w:rPr>
+                <w:rFonts w:ascii="Arial" w:eastAsia="Arial" w:hAnsi="Arial" w:cs="Arial"/>
                 <w:sz w:val="24"/>
                 <w:szCs w:val="24"/>
               </w:rPr>
             </w:pPr>
             <w:r>
               <w:rPr>
-                <w:rFonts w:eastAsia="Arial" w:cs="Arial" w:ascii="Arial" w:hAnsi="Arial"/>
-                <w:sz w:val="24"/>
-                <w:szCs w:val="24"/>
-              </w:rPr>
-              <w:t>Nome do revisor</w:t>
+                <w:rFonts w:ascii="Arial" w:eastAsia="Arial" w:hAnsi="Arial" w:cs="Arial"/>
+                <w:sz w:val="24"/>
+                <w:szCs w:val="24"/>
+              </w:rPr>
+              <w:t>Larissa Gomes</w:t>
             </w:r>
           </w:p>
         </w:tc>
@@ -686,54 +681,50 @@
             <w:tcW w:w="2832" w:type="dxa"/>
             <w:tcBorders>
               <w:top w:val="single" w:sz="4" w:space="0" w:color="000000"/>
-              <w:start w:val="single" w:sz="4" w:space="0" w:color="000000"/>
+              <w:left w:val="single" w:sz="4" w:space="0" w:color="000000"/>
               <w:bottom w:val="single" w:sz="4" w:space="0" w:color="000000"/>
-              <w:end w:val="single" w:sz="4" w:space="0" w:color="000000"/>
+              <w:right w:val="single" w:sz="4" w:space="0" w:color="000000"/>
             </w:tcBorders>
             <w:vAlign w:val="center"/>
           </w:tcPr>
           <w:p>
             <w:pPr>
-              <w:pStyle w:val="Normal"/>
-              <w:spacing w:before="0" w:after="160"/>
-              <w:rPr>
-                <w:rFonts w:ascii="Arial" w:hAnsi="Arial" w:eastAsia="Arial" w:cs="Arial"/>
+              <w:rPr>
+                <w:rFonts w:ascii="Arial" w:eastAsia="Arial" w:hAnsi="Arial" w:cs="Arial"/>
                 <w:sz w:val="24"/>
                 <w:szCs w:val="24"/>
               </w:rPr>
             </w:pPr>
             <w:r>
               <w:rPr>
-                <w:rFonts w:eastAsia="Arial" w:cs="Arial" w:ascii="Arial" w:hAnsi="Arial"/>
-                <w:sz w:val="24"/>
-                <w:szCs w:val="24"/>
-              </w:rPr>
-              <w:t>Orientador</w:t>
+                <w:rFonts w:ascii="Arial" w:eastAsia="Arial" w:hAnsi="Arial" w:cs="Arial"/>
+                <w:sz w:val="24"/>
+                <w:szCs w:val="24"/>
+              </w:rPr>
+              <w:t>Coordenador</w:t>
             </w:r>
           </w:p>
         </w:tc>
       </w:tr>
       <w:tr>
         <w:trPr>
-          <w:trHeight w:val="426" w:hRule="atLeast"/>
+          <w:trHeight w:val="426"/>
         </w:trPr>
         <w:tc>
           <w:tcPr>
             <w:tcW w:w="2831" w:type="dxa"/>
             <w:tcBorders>
               <w:top w:val="single" w:sz="4" w:space="0" w:color="000000"/>
-              <w:start w:val="single" w:sz="4" w:space="0" w:color="000000"/>
+              <w:left w:val="single" w:sz="4" w:space="0" w:color="000000"/>
               <w:bottom w:val="single" w:sz="4" w:space="0" w:color="000000"/>
-              <w:end w:val="single" w:sz="4" w:space="0" w:color="000000"/>
+              <w:right w:val="single" w:sz="4" w:space="0" w:color="000000"/>
             </w:tcBorders>
             <w:vAlign w:val="center"/>
           </w:tcPr>
           <w:p>
             <w:pPr>
-              <w:pStyle w:val="Normal"/>
-              <w:spacing w:before="0" w:after="160"/>
-              <w:rPr>
-                <w:rFonts w:ascii="Arial" w:hAnsi="Arial" w:eastAsia="Arial" w:cs="Arial"/>
+              <w:rPr>
+                <w:rFonts w:ascii="Arial" w:eastAsia="Arial" w:hAnsi="Arial" w:cs="Arial"/>
                 <w:b/>
                 <w:sz w:val="24"/>
                 <w:szCs w:val="24"/>
@@ -741,7 +732,7 @@
             </w:pPr>
             <w:r>
               <w:rPr>
-                <w:rFonts w:eastAsia="Arial" w:cs="Arial" w:ascii="Arial" w:hAnsi="Arial"/>
+                <w:rFonts w:ascii="Arial" w:eastAsia="Arial" w:hAnsi="Arial" w:cs="Arial"/>
                 <w:b/>
                 <w:sz w:val="24"/>
                 <w:szCs w:val="24"/>
@@ -755,29 +746,27 @@
             <w:tcW w:w="2831" w:type="dxa"/>
             <w:tcBorders>
               <w:top w:val="single" w:sz="4" w:space="0" w:color="000000"/>
-              <w:start w:val="single" w:sz="4" w:space="0" w:color="000000"/>
+              <w:left w:val="single" w:sz="4" w:space="0" w:color="000000"/>
               <w:bottom w:val="single" w:sz="4" w:space="0" w:color="000000"/>
-              <w:end w:val="single" w:sz="4" w:space="0" w:color="000000"/>
+              <w:right w:val="single" w:sz="4" w:space="0" w:color="000000"/>
             </w:tcBorders>
             <w:vAlign w:val="center"/>
           </w:tcPr>
           <w:p>
             <w:pPr>
-              <w:pStyle w:val="Normal"/>
-              <w:spacing w:before="0" w:after="160"/>
-              <w:rPr>
-                <w:rFonts w:ascii="Arial" w:hAnsi="Arial" w:eastAsia="Arial" w:cs="Arial"/>
+              <w:rPr>
+                <w:rFonts w:ascii="Arial" w:eastAsia="Arial" w:hAnsi="Arial" w:cs="Arial"/>
                 <w:sz w:val="24"/>
                 <w:szCs w:val="24"/>
               </w:rPr>
             </w:pPr>
             <w:r>
               <w:rPr>
-                <w:rFonts w:eastAsia="Arial" w:cs="Arial" w:ascii="Arial" w:hAnsi="Arial"/>
-                <w:sz w:val="24"/>
-                <w:szCs w:val="24"/>
-              </w:rPr>
-              <w:t>Nome do aprovador</w:t>
+                <w:rFonts w:ascii="Arial" w:eastAsia="Arial" w:hAnsi="Arial" w:cs="Arial"/>
+                <w:sz w:val="24"/>
+                <w:szCs w:val="24"/>
+              </w:rPr>
+              <w:t>Larissa Gomes</w:t>
             </w:r>
           </w:p>
         </w:tc>
@@ -786,29 +775,27 @@
             <w:tcW w:w="2832" w:type="dxa"/>
             <w:tcBorders>
               <w:top w:val="single" w:sz="4" w:space="0" w:color="000000"/>
-              <w:start w:val="single" w:sz="4" w:space="0" w:color="000000"/>
+              <w:left w:val="single" w:sz="4" w:space="0" w:color="000000"/>
               <w:bottom w:val="single" w:sz="4" w:space="0" w:color="000000"/>
-              <w:end w:val="single" w:sz="4" w:space="0" w:color="000000"/>
+              <w:right w:val="single" w:sz="4" w:space="0" w:color="000000"/>
             </w:tcBorders>
             <w:vAlign w:val="center"/>
           </w:tcPr>
           <w:p>
             <w:pPr>
-              <w:pStyle w:val="Normal"/>
-              <w:spacing w:before="0" w:after="160"/>
-              <w:rPr>
-                <w:rFonts w:ascii="Arial" w:hAnsi="Arial" w:eastAsia="Arial" w:cs="Arial"/>
+              <w:rPr>
+                <w:rFonts w:ascii="Arial" w:eastAsia="Arial" w:hAnsi="Arial" w:cs="Arial"/>
                 <w:sz w:val="24"/>
                 <w:szCs w:val="24"/>
               </w:rPr>
             </w:pPr>
             <w:r>
               <w:rPr>
-                <w:rFonts w:eastAsia="Arial" w:cs="Arial" w:ascii="Arial" w:hAnsi="Arial"/>
-                <w:sz w:val="24"/>
-                <w:szCs w:val="24"/>
-              </w:rPr>
-              <w:t>Diretor</w:t>
+                <w:rFonts w:ascii="Arial" w:eastAsia="Arial" w:hAnsi="Arial" w:cs="Arial"/>
+                <w:sz w:val="24"/>
+                <w:szCs w:val="24"/>
+              </w:rPr>
+              <w:t>Coordenador</w:t>
             </w:r>
           </w:p>
         </w:tc>
@@ -816,34 +803,19 @@
     </w:tbl>
     <w:p>
       <w:pPr>
-        <w:pStyle w:val="Normal"/>
         <w:jc w:val="center"/>
         <w:rPr>
-          <w:rFonts w:ascii="Arial" w:hAnsi="Arial" w:eastAsia="Arial" w:cs="Arial"/>
-          <w:sz w:val="24"/>
-          <w:szCs w:val="24"/>
-        </w:rPr>
-      </w:pPr>
-      <w:r>
-        <w:rPr>
-          <w:rFonts w:eastAsia="Arial" w:cs="Arial" w:ascii="Arial" w:hAnsi="Arial"/>
-          <w:sz w:val="24"/>
-          <w:szCs w:val="24"/>
-        </w:rPr>
-      </w:r>
+          <w:rFonts w:ascii="Arial" w:eastAsia="Arial" w:hAnsi="Arial" w:cs="Arial"/>
+          <w:sz w:val="24"/>
+          <w:szCs w:val="24"/>
+        </w:rPr>
+      </w:pPr>
     </w:p>
     <w:tbl>
       <w:tblPr>
         <w:tblW w:w="8494" w:type="dxa"/>
-        <w:jc w:val="start"/>
-        <w:tblInd w:w="0" w:type="dxa"/>
         <w:tblLayout w:type="fixed"/>
-        <w:tblCellMar>
-          <w:top w:w="0" w:type="dxa"/>
-          <w:start w:w="108" w:type="dxa"/>
-          <w:bottom w:w="0" w:type="dxa"/>
-          <w:end w:w="108" w:type="dxa"/>
-        </w:tblCellMar>
+        <w:tblLook w:val="0000" w:firstRow="0" w:lastRow="0" w:firstColumn="0" w:lastColumn="0" w:noHBand="0" w:noVBand="0"/>
       </w:tblPr>
       <w:tblGrid>
         <w:gridCol w:w="704"/>
@@ -852,7 +824,7 @@
       </w:tblGrid>
       <w:tr>
         <w:trPr>
-          <w:trHeight w:val="368" w:hRule="atLeast"/>
+          <w:trHeight w:val="368"/>
         </w:trPr>
         <w:tc>
           <w:tcPr>
@@ -860,19 +832,17 @@
             <w:gridSpan w:val="3"/>
             <w:tcBorders>
               <w:top w:val="single" w:sz="4" w:space="0" w:color="000000"/>
-              <w:start w:val="single" w:sz="4" w:space="0" w:color="000000"/>
+              <w:left w:val="single" w:sz="4" w:space="0" w:color="000000"/>
               <w:bottom w:val="single" w:sz="4" w:space="0" w:color="000000"/>
-              <w:end w:val="single" w:sz="4" w:space="0" w:color="000000"/>
+              <w:right w:val="single" w:sz="4" w:space="0" w:color="000000"/>
             </w:tcBorders>
             <w:vAlign w:val="center"/>
           </w:tcPr>
           <w:p>
             <w:pPr>
-              <w:pStyle w:val="Normal"/>
-              <w:spacing w:before="0" w:after="160"/>
               <w:jc w:val="center"/>
               <w:rPr>
-                <w:rFonts w:ascii="Arial" w:hAnsi="Arial" w:eastAsia="Arial" w:cs="Arial"/>
+                <w:rFonts w:ascii="Arial" w:eastAsia="Arial" w:hAnsi="Arial" w:cs="Arial"/>
                 <w:b/>
                 <w:sz w:val="24"/>
                 <w:szCs w:val="24"/>
@@ -880,7 +850,7 @@
             </w:pPr>
             <w:r>
               <w:rPr>
-                <w:rFonts w:eastAsia="Arial" w:cs="Arial" w:ascii="Arial" w:hAnsi="Arial"/>
+                <w:rFonts w:ascii="Arial" w:eastAsia="Arial" w:hAnsi="Arial" w:cs="Arial"/>
                 <w:b/>
                 <w:sz w:val="24"/>
                 <w:szCs w:val="24"/>
@@ -892,25 +862,23 @@
       </w:tr>
       <w:tr>
         <w:trPr>
-          <w:trHeight w:val="416" w:hRule="atLeast"/>
+          <w:trHeight w:val="416"/>
         </w:trPr>
         <w:tc>
           <w:tcPr>
             <w:tcW w:w="704" w:type="dxa"/>
             <w:tcBorders>
               <w:top w:val="single" w:sz="4" w:space="0" w:color="000000"/>
-              <w:start w:val="single" w:sz="4" w:space="0" w:color="000000"/>
+              <w:left w:val="single" w:sz="4" w:space="0" w:color="000000"/>
               <w:bottom w:val="single" w:sz="4" w:space="0" w:color="000000"/>
-              <w:end w:val="single" w:sz="4" w:space="0" w:color="000000"/>
+              <w:right w:val="single" w:sz="4" w:space="0" w:color="000000"/>
             </w:tcBorders>
             <w:vAlign w:val="center"/>
           </w:tcPr>
           <w:p>
             <w:pPr>
-              <w:pStyle w:val="Normal"/>
-              <w:spacing w:before="0" w:after="160"/>
-              <w:rPr>
-                <w:rFonts w:ascii="Arial" w:hAnsi="Arial" w:eastAsia="Arial" w:cs="Arial"/>
+              <w:rPr>
+                <w:rFonts w:ascii="Arial" w:eastAsia="Arial" w:hAnsi="Arial" w:cs="Arial"/>
                 <w:b/>
                 <w:sz w:val="24"/>
                 <w:szCs w:val="24"/>
@@ -918,7 +886,7 @@
             </w:pPr>
             <w:r>
               <w:rPr>
-                <w:rFonts w:eastAsia="Arial" w:cs="Arial" w:ascii="Arial" w:hAnsi="Arial"/>
+                <w:rFonts w:ascii="Arial" w:eastAsia="Arial" w:hAnsi="Arial" w:cs="Arial"/>
                 <w:b/>
                 <w:sz w:val="24"/>
                 <w:szCs w:val="24"/>
@@ -932,18 +900,16 @@
             <w:tcW w:w="2126" w:type="dxa"/>
             <w:tcBorders>
               <w:top w:val="single" w:sz="4" w:space="0" w:color="000000"/>
-              <w:start w:val="single" w:sz="4" w:space="0" w:color="000000"/>
+              <w:left w:val="single" w:sz="4" w:space="0" w:color="000000"/>
               <w:bottom w:val="single" w:sz="4" w:space="0" w:color="000000"/>
-              <w:end w:val="single" w:sz="4" w:space="0" w:color="000000"/>
+              <w:right w:val="single" w:sz="4" w:space="0" w:color="000000"/>
             </w:tcBorders>
             <w:vAlign w:val="center"/>
           </w:tcPr>
           <w:p>
             <w:pPr>
-              <w:pStyle w:val="Normal"/>
-              <w:spacing w:before="0" w:after="160"/>
-              <w:rPr>
-                <w:rFonts w:ascii="Arial" w:hAnsi="Arial" w:eastAsia="Arial" w:cs="Arial"/>
+              <w:rPr>
+                <w:rFonts w:ascii="Arial" w:eastAsia="Arial" w:hAnsi="Arial" w:cs="Arial"/>
                 <w:b/>
                 <w:sz w:val="24"/>
                 <w:szCs w:val="24"/>
@@ -951,7 +917,7 @@
             </w:pPr>
             <w:r>
               <w:rPr>
-                <w:rFonts w:eastAsia="Arial" w:cs="Arial" w:ascii="Arial" w:hAnsi="Arial"/>
+                <w:rFonts w:ascii="Arial" w:eastAsia="Arial" w:hAnsi="Arial" w:cs="Arial"/>
                 <w:b/>
                 <w:sz w:val="24"/>
                 <w:szCs w:val="24"/>
@@ -965,18 +931,16 @@
             <w:tcW w:w="5664" w:type="dxa"/>
             <w:tcBorders>
               <w:top w:val="single" w:sz="4" w:space="0" w:color="000000"/>
-              <w:start w:val="single" w:sz="4" w:space="0" w:color="000000"/>
+              <w:left w:val="single" w:sz="4" w:space="0" w:color="000000"/>
               <w:bottom w:val="single" w:sz="4" w:space="0" w:color="000000"/>
-              <w:end w:val="single" w:sz="4" w:space="0" w:color="000000"/>
+              <w:right w:val="single" w:sz="4" w:space="0" w:color="000000"/>
             </w:tcBorders>
             <w:vAlign w:val="center"/>
           </w:tcPr>
           <w:p>
             <w:pPr>
-              <w:pStyle w:val="Normal"/>
-              <w:spacing w:before="0" w:after="160"/>
-              <w:rPr>
-                <w:rFonts w:ascii="Arial" w:hAnsi="Arial" w:eastAsia="Arial" w:cs="Arial"/>
+              <w:rPr>
+                <w:rFonts w:ascii="Arial" w:eastAsia="Arial" w:hAnsi="Arial" w:cs="Arial"/>
                 <w:b/>
                 <w:sz w:val="24"/>
                 <w:szCs w:val="24"/>
@@ -984,7 +948,7 @@
             </w:pPr>
             <w:r>
               <w:rPr>
-                <w:rFonts w:eastAsia="Arial" w:cs="Arial" w:ascii="Arial" w:hAnsi="Arial"/>
+                <w:rFonts w:ascii="Arial" w:eastAsia="Arial" w:hAnsi="Arial" w:cs="Arial"/>
                 <w:b/>
                 <w:sz w:val="24"/>
                 <w:szCs w:val="24"/>
@@ -996,25 +960,23 @@
       </w:tr>
       <w:tr>
         <w:trPr>
-          <w:trHeight w:val="408" w:hRule="atLeast"/>
+          <w:trHeight w:val="408"/>
         </w:trPr>
         <w:tc>
           <w:tcPr>
             <w:tcW w:w="704" w:type="dxa"/>
             <w:tcBorders>
               <w:top w:val="single" w:sz="4" w:space="0" w:color="000000"/>
-              <w:start w:val="single" w:sz="4" w:space="0" w:color="000000"/>
+              <w:left w:val="single" w:sz="4" w:space="0" w:color="000000"/>
               <w:bottom w:val="single" w:sz="4" w:space="0" w:color="000000"/>
-              <w:end w:val="single" w:sz="4" w:space="0" w:color="000000"/>
+              <w:right w:val="single" w:sz="4" w:space="0" w:color="000000"/>
             </w:tcBorders>
             <w:vAlign w:val="center"/>
           </w:tcPr>
           <w:p>
             <w:pPr>
-              <w:pStyle w:val="Normal"/>
-              <w:spacing w:before="0" w:after="160"/>
-              <w:rPr>
-                <w:rFonts w:ascii="Arial" w:hAnsi="Arial" w:eastAsia="Arial" w:cs="Arial"/>
+              <w:rPr>
+                <w:rFonts w:ascii="Arial" w:eastAsia="Arial" w:hAnsi="Arial" w:cs="Arial"/>
                 <w:b/>
                 <w:sz w:val="24"/>
                 <w:szCs w:val="24"/>
@@ -1022,7 +984,7 @@
             </w:pPr>
             <w:r>
               <w:rPr>
-                <w:rFonts w:eastAsia="Arial" w:cs="Arial" w:ascii="Arial" w:hAnsi="Arial"/>
+                <w:rFonts w:ascii="Arial" w:eastAsia="Arial" w:hAnsi="Arial" w:cs="Arial"/>
                 <w:b/>
                 <w:sz w:val="24"/>
                 <w:szCs w:val="24"/>
@@ -1036,29 +998,27 @@
             <w:tcW w:w="2126" w:type="dxa"/>
             <w:tcBorders>
               <w:top w:val="single" w:sz="4" w:space="0" w:color="000000"/>
-              <w:start w:val="single" w:sz="4" w:space="0" w:color="000000"/>
+              <w:left w:val="single" w:sz="4" w:space="0" w:color="000000"/>
               <w:bottom w:val="single" w:sz="4" w:space="0" w:color="000000"/>
-              <w:end w:val="single" w:sz="4" w:space="0" w:color="000000"/>
+              <w:right w:val="single" w:sz="4" w:space="0" w:color="000000"/>
             </w:tcBorders>
             <w:vAlign w:val="center"/>
           </w:tcPr>
           <w:p>
             <w:pPr>
-              <w:pStyle w:val="Normal"/>
-              <w:spacing w:before="0" w:after="160"/>
-              <w:rPr>
-                <w:rFonts w:ascii="Arial" w:hAnsi="Arial" w:eastAsia="Arial" w:cs="Arial"/>
+              <w:rPr>
+                <w:rFonts w:ascii="Arial" w:eastAsia="Arial" w:hAnsi="Arial" w:cs="Arial"/>
                 <w:sz w:val="24"/>
                 <w:szCs w:val="24"/>
               </w:rPr>
             </w:pPr>
             <w:r>
               <w:rPr>
-                <w:rFonts w:eastAsia="Arial" w:cs="Arial" w:ascii="Arial" w:hAnsi="Arial"/>
-                <w:sz w:val="24"/>
-                <w:szCs w:val="24"/>
-              </w:rPr>
-              <w:t>DD/MM/AAAA</w:t>
+                <w:rFonts w:ascii="Arial" w:eastAsia="Arial" w:hAnsi="Arial" w:cs="Arial"/>
+                <w:sz w:val="24"/>
+                <w:szCs w:val="24"/>
+              </w:rPr>
+              <w:t>25/10/2025</w:t>
             </w:r>
           </w:p>
         </w:tc>
@@ -1067,25 +1027,23 @@
             <w:tcW w:w="5664" w:type="dxa"/>
             <w:tcBorders>
               <w:top w:val="single" w:sz="4" w:space="0" w:color="000000"/>
-              <w:start w:val="single" w:sz="4" w:space="0" w:color="000000"/>
+              <w:left w:val="single" w:sz="4" w:space="0" w:color="000000"/>
               <w:bottom w:val="single" w:sz="4" w:space="0" w:color="000000"/>
-              <w:end w:val="single" w:sz="4" w:space="0" w:color="000000"/>
+              <w:right w:val="single" w:sz="4" w:space="0" w:color="000000"/>
             </w:tcBorders>
             <w:vAlign w:val="center"/>
           </w:tcPr>
           <w:p>
             <w:pPr>
-              <w:pStyle w:val="Normal"/>
-              <w:spacing w:before="0" w:after="160"/>
-              <w:rPr>
-                <w:rFonts w:ascii="Arial" w:hAnsi="Arial" w:eastAsia="Arial" w:cs="Arial"/>
+              <w:rPr>
+                <w:rFonts w:ascii="Arial" w:eastAsia="Arial" w:hAnsi="Arial" w:cs="Arial"/>
                 <w:sz w:val="24"/>
                 <w:szCs w:val="24"/>
               </w:rPr>
             </w:pPr>
             <w:r>
               <w:rPr>
-                <w:rFonts w:eastAsia="Arial" w:cs="Arial" w:ascii="Arial" w:hAnsi="Arial"/>
+                <w:rFonts w:ascii="Arial" w:eastAsia="Arial" w:hAnsi="Arial" w:cs="Arial"/>
                 <w:sz w:val="24"/>
                 <w:szCs w:val="24"/>
               </w:rPr>
@@ -1096,25 +1054,23 @@
       </w:tr>
       <w:tr>
         <w:trPr>
-          <w:trHeight w:val="428" w:hRule="atLeast"/>
+          <w:trHeight w:val="428"/>
         </w:trPr>
         <w:tc>
           <w:tcPr>
             <w:tcW w:w="704" w:type="dxa"/>
             <w:tcBorders>
               <w:top w:val="single" w:sz="4" w:space="0" w:color="000000"/>
-              <w:start w:val="single" w:sz="4" w:space="0" w:color="000000"/>
+              <w:left w:val="single" w:sz="4" w:space="0" w:color="000000"/>
               <w:bottom w:val="single" w:sz="4" w:space="0" w:color="000000"/>
-              <w:end w:val="single" w:sz="4" w:space="0" w:color="000000"/>
+              <w:right w:val="single" w:sz="4" w:space="0" w:color="000000"/>
             </w:tcBorders>
             <w:vAlign w:val="center"/>
           </w:tcPr>
           <w:p>
             <w:pPr>
-              <w:pStyle w:val="Normal"/>
-              <w:spacing w:before="0" w:after="160"/>
-              <w:rPr>
-                <w:rFonts w:ascii="Arial" w:hAnsi="Arial" w:eastAsia="Arial" w:cs="Arial"/>
+              <w:rPr>
+                <w:rFonts w:ascii="Arial" w:eastAsia="Arial" w:hAnsi="Arial" w:cs="Arial"/>
                 <w:b/>
                 <w:sz w:val="24"/>
                 <w:szCs w:val="24"/>
@@ -1122,7 +1078,7 @@
             </w:pPr>
             <w:r>
               <w:rPr>
-                <w:rFonts w:eastAsia="Arial" w:cs="Arial" w:ascii="Arial" w:hAnsi="Arial"/>
+                <w:rFonts w:ascii="Arial" w:eastAsia="Arial" w:hAnsi="Arial" w:cs="Arial"/>
                 <w:b/>
                 <w:sz w:val="24"/>
                 <w:szCs w:val="24"/>
@@ -1136,29 +1092,27 @@
             <w:tcW w:w="2126" w:type="dxa"/>
             <w:tcBorders>
               <w:top w:val="single" w:sz="4" w:space="0" w:color="000000"/>
-              <w:start w:val="single" w:sz="4" w:space="0" w:color="000000"/>
+              <w:left w:val="single" w:sz="4" w:space="0" w:color="000000"/>
               <w:bottom w:val="single" w:sz="4" w:space="0" w:color="000000"/>
-              <w:end w:val="single" w:sz="4" w:space="0" w:color="000000"/>
+              <w:right w:val="single" w:sz="4" w:space="0" w:color="000000"/>
             </w:tcBorders>
             <w:vAlign w:val="center"/>
           </w:tcPr>
           <w:p>
             <w:pPr>
-              <w:pStyle w:val="Normal"/>
-              <w:spacing w:before="0" w:after="160"/>
-              <w:rPr>
-                <w:rFonts w:ascii="Arial" w:hAnsi="Arial" w:eastAsia="Arial" w:cs="Arial"/>
+              <w:rPr>
+                <w:rFonts w:ascii="Arial" w:eastAsia="Arial" w:hAnsi="Arial" w:cs="Arial"/>
                 <w:sz w:val="24"/>
                 <w:szCs w:val="24"/>
               </w:rPr>
             </w:pPr>
             <w:r>
               <w:rPr>
-                <w:rFonts w:eastAsia="Arial" w:cs="Arial" w:ascii="Arial" w:hAnsi="Arial"/>
-                <w:sz w:val="24"/>
-                <w:szCs w:val="24"/>
-              </w:rPr>
-              <w:t>DD/MM/AAAA</w:t>
+                <w:rFonts w:ascii="Arial" w:eastAsia="Arial" w:hAnsi="Arial" w:cs="Arial"/>
+                <w:sz w:val="24"/>
+                <w:szCs w:val="24"/>
+              </w:rPr>
+              <w:t>23/03/2026</w:t>
             </w:r>
           </w:p>
         </w:tc>
@@ -1167,25 +1121,23 @@
             <w:tcW w:w="5664" w:type="dxa"/>
             <w:tcBorders>
               <w:top w:val="single" w:sz="4" w:space="0" w:color="000000"/>
-              <w:start w:val="single" w:sz="4" w:space="0" w:color="000000"/>
+              <w:left w:val="single" w:sz="4" w:space="0" w:color="000000"/>
               <w:bottom w:val="single" w:sz="4" w:space="0" w:color="000000"/>
-              <w:end w:val="single" w:sz="4" w:space="0" w:color="000000"/>
+              <w:right w:val="single" w:sz="4" w:space="0" w:color="000000"/>
             </w:tcBorders>
             <w:vAlign w:val="center"/>
           </w:tcPr>
           <w:p>
             <w:pPr>
-              <w:pStyle w:val="Normal"/>
-              <w:spacing w:before="0" w:after="160"/>
-              <w:rPr>
-                <w:rFonts w:ascii="Arial" w:hAnsi="Arial" w:eastAsia="Arial" w:cs="Arial"/>
+              <w:rPr>
+                <w:rFonts w:ascii="Arial" w:eastAsia="Arial" w:hAnsi="Arial" w:cs="Arial"/>
                 <w:sz w:val="24"/>
                 <w:szCs w:val="24"/>
               </w:rPr>
             </w:pPr>
             <w:r>
               <w:rPr>
-                <w:rFonts w:eastAsia="Arial" w:cs="Arial" w:ascii="Arial" w:hAnsi="Arial"/>
+                <w:rFonts w:ascii="Arial" w:eastAsia="Arial" w:hAnsi="Arial" w:cs="Arial"/>
                 <w:sz w:val="24"/>
                 <w:szCs w:val="24"/>
               </w:rPr>
@@ -1196,25 +1148,23 @@
       </w:tr>
       <w:tr>
         <w:trPr>
-          <w:trHeight w:val="406" w:hRule="atLeast"/>
+          <w:trHeight w:val="406"/>
         </w:trPr>
         <w:tc>
           <w:tcPr>
             <w:tcW w:w="704" w:type="dxa"/>
             <w:tcBorders>
               <w:top w:val="single" w:sz="4" w:space="0" w:color="000000"/>
-              <w:start w:val="single" w:sz="4" w:space="0" w:color="000000"/>
+              <w:left w:val="single" w:sz="4" w:space="0" w:color="000000"/>
               <w:bottom w:val="single" w:sz="4" w:space="0" w:color="000000"/>
-              <w:end w:val="single" w:sz="4" w:space="0" w:color="000000"/>
+              <w:right w:val="single" w:sz="4" w:space="0" w:color="000000"/>
             </w:tcBorders>
             <w:vAlign w:val="center"/>
           </w:tcPr>
           <w:p>
             <w:pPr>
-              <w:pStyle w:val="Normal"/>
-              <w:spacing w:before="0" w:after="160"/>
-              <w:rPr>
-                <w:rFonts w:ascii="Arial" w:hAnsi="Arial" w:eastAsia="Arial" w:cs="Arial"/>
+              <w:rPr>
+                <w:rFonts w:ascii="Arial" w:eastAsia="Arial" w:hAnsi="Arial" w:cs="Arial"/>
                 <w:b/>
                 <w:sz w:val="24"/>
                 <w:szCs w:val="24"/>
@@ -1222,7 +1172,7 @@
             </w:pPr>
             <w:r>
               <w:rPr>
-                <w:rFonts w:eastAsia="Arial" w:cs="Arial" w:ascii="Arial" w:hAnsi="Arial"/>
+                <w:rFonts w:ascii="Arial" w:eastAsia="Arial" w:hAnsi="Arial" w:cs="Arial"/>
                 <w:b/>
                 <w:sz w:val="24"/>
                 <w:szCs w:val="24"/>
@@ -1236,29 +1186,27 @@
             <w:tcW w:w="2126" w:type="dxa"/>
             <w:tcBorders>
               <w:top w:val="single" w:sz="4" w:space="0" w:color="000000"/>
-              <w:start w:val="single" w:sz="4" w:space="0" w:color="000000"/>
+              <w:left w:val="single" w:sz="4" w:space="0" w:color="000000"/>
               <w:bottom w:val="single" w:sz="4" w:space="0" w:color="000000"/>
-              <w:end w:val="single" w:sz="4" w:space="0" w:color="000000"/>
+              <w:right w:val="single" w:sz="4" w:space="0" w:color="000000"/>
             </w:tcBorders>
             <w:vAlign w:val="center"/>
           </w:tcPr>
           <w:p>
             <w:pPr>
-              <w:pStyle w:val="Normal"/>
-              <w:spacing w:before="0" w:after="160"/>
-              <w:rPr>
-                <w:rFonts w:ascii="Arial" w:hAnsi="Arial" w:eastAsia="Arial" w:cs="Arial"/>
+              <w:rPr>
+                <w:rFonts w:ascii="Arial" w:eastAsia="Arial" w:hAnsi="Arial" w:cs="Arial"/>
                 <w:sz w:val="24"/>
                 <w:szCs w:val="24"/>
               </w:rPr>
             </w:pPr>
             <w:r>
               <w:rPr>
-                <w:rFonts w:eastAsia="Arial" w:cs="Arial" w:ascii="Arial" w:hAnsi="Arial"/>
-                <w:sz w:val="24"/>
-                <w:szCs w:val="24"/>
-              </w:rPr>
-              <w:t>DD/MM/AAAA</w:t>
+                <w:rFonts w:ascii="Arial" w:eastAsia="Arial" w:hAnsi="Arial" w:cs="Arial"/>
+                <w:sz w:val="24"/>
+                <w:szCs w:val="24"/>
+              </w:rPr>
+              <w:t>23/03/2026</w:t>
             </w:r>
           </w:p>
         </w:tc>
@@ -1267,25 +1215,23 @@
             <w:tcW w:w="5664" w:type="dxa"/>
             <w:tcBorders>
               <w:top w:val="single" w:sz="4" w:space="0" w:color="000000"/>
-              <w:start w:val="single" w:sz="4" w:space="0" w:color="000000"/>
+              <w:left w:val="single" w:sz="4" w:space="0" w:color="000000"/>
               <w:bottom w:val="single" w:sz="4" w:space="0" w:color="000000"/>
-              <w:end w:val="single" w:sz="4" w:space="0" w:color="000000"/>
+              <w:right w:val="single" w:sz="4" w:space="0" w:color="000000"/>
             </w:tcBorders>
             <w:vAlign w:val="center"/>
           </w:tcPr>
           <w:p>
             <w:pPr>
-              <w:pStyle w:val="Normal"/>
-              <w:spacing w:before="0" w:after="160"/>
-              <w:rPr>
-                <w:rFonts w:ascii="Arial" w:hAnsi="Arial" w:eastAsia="Arial" w:cs="Arial"/>
+              <w:rPr>
+                <w:rFonts w:ascii="Arial" w:eastAsia="Arial" w:hAnsi="Arial" w:cs="Arial"/>
                 <w:sz w:val="24"/>
                 <w:szCs w:val="24"/>
               </w:rPr>
             </w:pPr>
             <w:r>
               <w:rPr>
-                <w:rFonts w:eastAsia="Arial" w:cs="Arial" w:ascii="Arial" w:hAnsi="Arial"/>
+                <w:rFonts w:ascii="Arial" w:eastAsia="Arial" w:hAnsi="Arial" w:cs="Arial"/>
                 <w:sz w:val="24"/>
                 <w:szCs w:val="24"/>
               </w:rPr>
@@ -1297,67 +1243,36 @@
     </w:tbl>
     <w:p>
       <w:pPr>
-        <w:pStyle w:val="Normal"/>
-        <w:rPr>
-          <w:rFonts w:ascii="Arial" w:hAnsi="Arial" w:eastAsia="Arial" w:cs="Arial"/>
-          <w:sz w:val="24"/>
-          <w:szCs w:val="24"/>
-        </w:rPr>
-      </w:pPr>
-      <w:r>
-        <w:rPr>
-          <w:rFonts w:eastAsia="Arial" w:cs="Arial" w:ascii="Arial" w:hAnsi="Arial"/>
-          <w:sz w:val="24"/>
-          <w:szCs w:val="24"/>
-        </w:rPr>
-      </w:r>
-    </w:p>
-    <w:p>
-      <w:pPr>
-        <w:pStyle w:val="Normal"/>
-        <w:rPr>
-          <w:rFonts w:ascii="Arial" w:hAnsi="Arial" w:eastAsia="Arial" w:cs="Arial"/>
-          <w:sz w:val="24"/>
-          <w:szCs w:val="24"/>
-        </w:rPr>
-      </w:pPr>
-      <w:r>
-        <w:rPr>
-          <w:rFonts w:eastAsia="Arial" w:cs="Arial" w:ascii="Arial" w:hAnsi="Arial"/>
-          <w:sz w:val="24"/>
-          <w:szCs w:val="24"/>
-        </w:rPr>
-      </w:r>
-    </w:p>
-    <w:p>
-      <w:pPr>
-        <w:pStyle w:val="Normal"/>
-        <w:rPr>
-          <w:rFonts w:ascii="Arial" w:hAnsi="Arial" w:eastAsia="Arial" w:cs="Arial"/>
-          <w:sz w:val="24"/>
-          <w:szCs w:val="24"/>
-        </w:rPr>
-      </w:pPr>
-      <w:r>
-        <w:rPr>
-          <w:rFonts w:eastAsia="Arial" w:cs="Arial" w:ascii="Arial" w:hAnsi="Arial"/>
-          <w:sz w:val="24"/>
-          <w:szCs w:val="24"/>
-        </w:rPr>
-      </w:r>
+        <w:rPr>
+          <w:rFonts w:ascii="Arial" w:eastAsia="Arial" w:hAnsi="Arial" w:cs="Arial"/>
+          <w:sz w:val="24"/>
+          <w:szCs w:val="24"/>
+        </w:rPr>
+      </w:pPr>
+    </w:p>
+    <w:p>
+      <w:pPr>
+        <w:rPr>
+          <w:rFonts w:ascii="Arial" w:eastAsia="Arial" w:hAnsi="Arial" w:cs="Arial"/>
+          <w:sz w:val="24"/>
+          <w:szCs w:val="24"/>
+        </w:rPr>
+      </w:pPr>
+    </w:p>
+    <w:p>
+      <w:pPr>
+        <w:rPr>
+          <w:rFonts w:ascii="Arial" w:eastAsia="Arial" w:hAnsi="Arial" w:cs="Arial"/>
+          <w:sz w:val="24"/>
+          <w:szCs w:val="24"/>
+        </w:rPr>
+      </w:pPr>
     </w:p>
     <w:tbl>
       <w:tblPr>
         <w:tblW w:w="8494" w:type="dxa"/>
-        <w:jc w:val="start"/>
-        <w:tblInd w:w="0" w:type="dxa"/>
         <w:tblLayout w:type="fixed"/>
-        <w:tblCellMar>
-          <w:top w:w="0" w:type="dxa"/>
-          <w:start w:w="108" w:type="dxa"/>
-          <w:bottom w:w="0" w:type="dxa"/>
-          <w:end w:w="108" w:type="dxa"/>
-        </w:tblCellMar>
+        <w:tblLook w:val="0000" w:firstRow="0" w:lastRow="0" w:firstColumn="0" w:lastColumn="0" w:noHBand="0" w:noVBand="0"/>
       </w:tblPr>
       <w:tblGrid>
         <w:gridCol w:w="4247"/>
@@ -1365,7 +1280,7 @@
       </w:tblGrid>
       <w:tr>
         <w:trPr>
-          <w:trHeight w:val="440" w:hRule="atLeast"/>
+          <w:trHeight w:val="440"/>
         </w:trPr>
         <w:tc>
           <w:tcPr>
@@ -1373,20 +1288,18 @@
             <w:gridSpan w:val="2"/>
             <w:tcBorders>
               <w:top w:val="single" w:sz="4" w:space="0" w:color="000000"/>
-              <w:start w:val="single" w:sz="4" w:space="0" w:color="000000"/>
+              <w:left w:val="single" w:sz="4" w:space="0" w:color="000000"/>
               <w:bottom w:val="single" w:sz="4" w:space="0" w:color="000000"/>
-              <w:end w:val="single" w:sz="4" w:space="0" w:color="000000"/>
+              <w:right w:val="single" w:sz="4" w:space="0" w:color="000000"/>
             </w:tcBorders>
-            <w:shd w:fill="C1E4F5" w:val="clear"/>
+            <w:shd w:val="clear" w:color="auto" w:fill="C1E4F5"/>
             <w:vAlign w:val="center"/>
           </w:tcPr>
           <w:p>
             <w:pPr>
-              <w:pStyle w:val="Normal"/>
-              <w:spacing w:before="0" w:after="160"/>
               <w:jc w:val="center"/>
               <w:rPr>
-                <w:rFonts w:ascii="Arial" w:hAnsi="Arial" w:eastAsia="Arial" w:cs="Arial"/>
+                <w:rFonts w:ascii="Arial" w:eastAsia="Arial" w:hAnsi="Arial" w:cs="Arial"/>
                 <w:b/>
                 <w:sz w:val="24"/>
                 <w:szCs w:val="24"/>
@@ -1394,7 +1307,7 @@
             </w:pPr>
             <w:r>
               <w:rPr>
-                <w:rFonts w:eastAsia="Arial" w:cs="Arial" w:ascii="Arial" w:hAnsi="Arial"/>
+                <w:rFonts w:ascii="Arial" w:eastAsia="Arial" w:hAnsi="Arial" w:cs="Arial"/>
                 <w:b/>
                 <w:sz w:val="24"/>
                 <w:szCs w:val="24"/>
@@ -1406,25 +1319,23 @@
       </w:tr>
       <w:tr>
         <w:trPr>
-          <w:trHeight w:val="417" w:hRule="atLeast"/>
+          <w:trHeight w:val="417"/>
         </w:trPr>
         <w:tc>
           <w:tcPr>
             <w:tcW w:w="4247" w:type="dxa"/>
             <w:tcBorders>
               <w:top w:val="single" w:sz="4" w:space="0" w:color="000000"/>
-              <w:start w:val="single" w:sz="4" w:space="0" w:color="000000"/>
+              <w:left w:val="single" w:sz="4" w:space="0" w:color="000000"/>
               <w:bottom w:val="single" w:sz="4" w:space="0" w:color="000000"/>
-              <w:end w:val="single" w:sz="4" w:space="0" w:color="000000"/>
+              <w:right w:val="single" w:sz="4" w:space="0" w:color="000000"/>
             </w:tcBorders>
             <w:vAlign w:val="center"/>
           </w:tcPr>
           <w:p>
             <w:pPr>
-              <w:pStyle w:val="Normal"/>
-              <w:spacing w:before="0" w:after="160"/>
-              <w:rPr>
-                <w:rFonts w:ascii="Arial" w:hAnsi="Arial" w:eastAsia="Arial" w:cs="Arial"/>
+              <w:rPr>
+                <w:rFonts w:ascii="Arial" w:eastAsia="Arial" w:hAnsi="Arial" w:cs="Arial"/>
                 <w:b/>
                 <w:sz w:val="24"/>
                 <w:szCs w:val="24"/>
@@ -1432,7 +1343,7 @@
             </w:pPr>
             <w:r>
               <w:rPr>
-                <w:rFonts w:eastAsia="Arial" w:cs="Arial" w:ascii="Arial" w:hAnsi="Arial"/>
+                <w:rFonts w:ascii="Arial" w:eastAsia="Arial" w:hAnsi="Arial" w:cs="Arial"/>
                 <w:b/>
                 <w:sz w:val="24"/>
                 <w:szCs w:val="24"/>
@@ -1446,25 +1357,23 @@
             <w:tcW w:w="4247" w:type="dxa"/>
             <w:tcBorders>
               <w:top w:val="single" w:sz="4" w:space="0" w:color="000000"/>
-              <w:start w:val="single" w:sz="4" w:space="0" w:color="000000"/>
+              <w:left w:val="single" w:sz="4" w:space="0" w:color="000000"/>
               <w:bottom w:val="single" w:sz="4" w:space="0" w:color="000000"/>
-              <w:end w:val="single" w:sz="4" w:space="0" w:color="000000"/>
+              <w:right w:val="single" w:sz="4" w:space="0" w:color="000000"/>
             </w:tcBorders>
             <w:vAlign w:val="center"/>
           </w:tcPr>
           <w:p>
             <w:pPr>
-              <w:pStyle w:val="Normal"/>
-              <w:spacing w:before="0" w:after="160"/>
-              <w:rPr>
-                <w:rFonts w:ascii="Arial" w:hAnsi="Arial" w:eastAsia="Arial" w:cs="Arial"/>
+              <w:rPr>
+                <w:rFonts w:ascii="Arial" w:eastAsia="Arial" w:hAnsi="Arial" w:cs="Arial"/>
                 <w:sz w:val="24"/>
                 <w:szCs w:val="24"/>
               </w:rPr>
             </w:pPr>
             <w:r>
               <w:rPr>
-                <w:rFonts w:eastAsia="Arial" w:cs="Arial" w:ascii="Arial" w:hAnsi="Arial"/>
+                <w:rFonts w:ascii="Arial" w:eastAsia="Arial" w:hAnsi="Arial" w:cs="Arial"/>
                 <w:sz w:val="24"/>
                 <w:szCs w:val="24"/>
               </w:rPr>
@@ -1475,25 +1384,23 @@
       </w:tr>
       <w:tr>
         <w:trPr>
-          <w:trHeight w:val="422" w:hRule="atLeast"/>
+          <w:trHeight w:val="422"/>
         </w:trPr>
         <w:tc>
           <w:tcPr>
             <w:tcW w:w="4247" w:type="dxa"/>
             <w:tcBorders>
               <w:top w:val="single" w:sz="4" w:space="0" w:color="000000"/>
-              <w:start w:val="single" w:sz="4" w:space="0" w:color="000000"/>
+              <w:left w:val="single" w:sz="4" w:space="0" w:color="000000"/>
               <w:bottom w:val="single" w:sz="4" w:space="0" w:color="000000"/>
-              <w:end w:val="single" w:sz="4" w:space="0" w:color="000000"/>
+              <w:right w:val="single" w:sz="4" w:space="0" w:color="000000"/>
             </w:tcBorders>
             <w:vAlign w:val="center"/>
           </w:tcPr>
           <w:p>
             <w:pPr>
-              <w:pStyle w:val="Normal"/>
-              <w:spacing w:before="0" w:after="160"/>
-              <w:rPr>
-                <w:rFonts w:ascii="Arial" w:hAnsi="Arial" w:eastAsia="Arial" w:cs="Arial"/>
+              <w:rPr>
+                <w:rFonts w:ascii="Arial" w:eastAsia="Arial" w:hAnsi="Arial" w:cs="Arial"/>
                 <w:b/>
                 <w:sz w:val="24"/>
                 <w:szCs w:val="24"/>
@@ -1501,7 +1408,7 @@
             </w:pPr>
             <w:r>
               <w:rPr>
-                <w:rFonts w:eastAsia="Arial" w:cs="Arial" w:ascii="Arial" w:hAnsi="Arial"/>
+                <w:rFonts w:ascii="Arial" w:eastAsia="Arial" w:hAnsi="Arial" w:cs="Arial"/>
                 <w:b/>
                 <w:sz w:val="24"/>
                 <w:szCs w:val="24"/>
@@ -1515,25 +1422,23 @@
             <w:tcW w:w="4247" w:type="dxa"/>
             <w:tcBorders>
               <w:top w:val="single" w:sz="4" w:space="0" w:color="000000"/>
-              <w:start w:val="single" w:sz="4" w:space="0" w:color="000000"/>
+              <w:left w:val="single" w:sz="4" w:space="0" w:color="000000"/>
               <w:bottom w:val="single" w:sz="4" w:space="0" w:color="000000"/>
-              <w:end w:val="single" w:sz="4" w:space="0" w:color="000000"/>
+              <w:right w:val="single" w:sz="4" w:space="0" w:color="000000"/>
             </w:tcBorders>
             <w:vAlign w:val="center"/>
           </w:tcPr>
           <w:p>
             <w:pPr>
-              <w:pStyle w:val="Normal"/>
-              <w:spacing w:before="0" w:after="160"/>
-              <w:rPr>
-                <w:rFonts w:ascii="Arial" w:hAnsi="Arial" w:eastAsia="Arial" w:cs="Arial"/>
+              <w:rPr>
+                <w:rFonts w:ascii="Arial" w:eastAsia="Arial" w:hAnsi="Arial" w:cs="Arial"/>
                 <w:sz w:val="24"/>
                 <w:szCs w:val="24"/>
               </w:rPr>
             </w:pPr>
             <w:r>
               <w:rPr>
-                <w:rFonts w:eastAsia="Arial" w:cs="Arial" w:ascii="Arial" w:hAnsi="Arial"/>
+                <w:rFonts w:ascii="Arial" w:eastAsia="Arial" w:hAnsi="Arial" w:cs="Arial"/>
                 <w:sz w:val="24"/>
                 <w:szCs w:val="24"/>
               </w:rPr>
@@ -1544,25 +1449,23 @@
       </w:tr>
       <w:tr>
         <w:trPr>
-          <w:trHeight w:val="412" w:hRule="atLeast"/>
+          <w:trHeight w:val="412"/>
         </w:trPr>
         <w:tc>
           <w:tcPr>
             <w:tcW w:w="4247" w:type="dxa"/>
             <w:tcBorders>
               <w:top w:val="single" w:sz="4" w:space="0" w:color="000000"/>
-              <w:start w:val="single" w:sz="4" w:space="0" w:color="000000"/>
+              <w:left w:val="single" w:sz="4" w:space="0" w:color="000000"/>
               <w:bottom w:val="single" w:sz="4" w:space="0" w:color="000000"/>
-              <w:end w:val="single" w:sz="4" w:space="0" w:color="000000"/>
+              <w:right w:val="single" w:sz="4" w:space="0" w:color="000000"/>
             </w:tcBorders>
             <w:vAlign w:val="center"/>
           </w:tcPr>
           <w:p>
             <w:pPr>
-              <w:pStyle w:val="Normal"/>
-              <w:spacing w:before="0" w:after="160"/>
-              <w:rPr>
-                <w:rFonts w:ascii="Arial" w:hAnsi="Arial" w:eastAsia="Arial" w:cs="Arial"/>
+              <w:rPr>
+                <w:rFonts w:ascii="Arial" w:eastAsia="Arial" w:hAnsi="Arial" w:cs="Arial"/>
                 <w:b/>
                 <w:sz w:val="24"/>
                 <w:szCs w:val="24"/>
@@ -1570,7 +1473,7 @@
             </w:pPr>
             <w:r>
               <w:rPr>
-                <w:rFonts w:eastAsia="Arial" w:cs="Arial" w:ascii="Arial" w:hAnsi="Arial"/>
+                <w:rFonts w:ascii="Arial" w:eastAsia="Arial" w:hAnsi="Arial" w:cs="Arial"/>
                 <w:b/>
                 <w:sz w:val="24"/>
                 <w:szCs w:val="24"/>
@@ -1584,62 +1487,78 @@
             <w:tcW w:w="4247" w:type="dxa"/>
             <w:tcBorders>
               <w:top w:val="single" w:sz="4" w:space="0" w:color="000000"/>
-              <w:start w:val="single" w:sz="4" w:space="0" w:color="000000"/>
+              <w:left w:val="single" w:sz="4" w:space="0" w:color="000000"/>
               <w:bottom w:val="single" w:sz="4" w:space="0" w:color="000000"/>
-              <w:end w:val="single" w:sz="4" w:space="0" w:color="000000"/>
+              <w:right w:val="single" w:sz="4" w:space="0" w:color="000000"/>
             </w:tcBorders>
             <w:vAlign w:val="center"/>
           </w:tcPr>
           <w:p>
             <w:pPr>
-              <w:pStyle w:val="Normal"/>
-              <w:spacing w:before="0" w:after="160"/>
-              <w:rPr>
-                <w:rFonts w:ascii="Arial" w:hAnsi="Arial" w:eastAsia="Arial" w:cs="Arial"/>
+              <w:rPr>
+                <w:rFonts w:ascii="Arial" w:eastAsia="Arial" w:hAnsi="Arial" w:cs="Arial"/>
                 <w:sz w:val="24"/>
                 <w:szCs w:val="24"/>
               </w:rPr>
             </w:pPr>
             <w:r>
               <w:rPr>
-                <w:rFonts w:eastAsia="Arial" w:cs="Arial" w:ascii="Arial" w:hAnsi="Arial"/>
-                <w:sz w:val="24"/>
-                <w:szCs w:val="24"/>
-              </w:rPr>
-              <w:t xml:space="preserve">Linux, </w:t>
-            </w:r>
-            <w:r>
-              <w:rPr>
-                <w:rFonts w:eastAsia="Arial" w:cs="Arial" w:ascii="Arial" w:hAnsi="Arial"/>
-                <w:sz w:val="24"/>
-                <w:szCs w:val="24"/>
-              </w:rPr>
-              <w:t>Redis, Privilege Escalation</w:t>
-            </w:r>
+                <w:rFonts w:ascii="Arial" w:eastAsia="Arial" w:hAnsi="Arial" w:cs="Arial"/>
+                <w:sz w:val="24"/>
+                <w:szCs w:val="24"/>
+              </w:rPr>
+              <w:t xml:space="preserve">Linux, Redis, </w:t>
+            </w:r>
+            <w:proofErr w:type="spellStart"/>
+            <w:r>
+              <w:rPr>
+                <w:rFonts w:ascii="Arial" w:eastAsia="Arial" w:hAnsi="Arial" w:cs="Arial"/>
+                <w:sz w:val="24"/>
+                <w:szCs w:val="24"/>
+              </w:rPr>
+              <w:t>Privilege</w:t>
+            </w:r>
+            <w:proofErr w:type="spellEnd"/>
+            <w:r>
+              <w:rPr>
+                <w:rFonts w:ascii="Arial" w:eastAsia="Arial" w:hAnsi="Arial" w:cs="Arial"/>
+                <w:sz w:val="24"/>
+                <w:szCs w:val="24"/>
+              </w:rPr>
+              <w:t xml:space="preserve"> </w:t>
+            </w:r>
+            <w:proofErr w:type="spellStart"/>
+            <w:r>
+              <w:rPr>
+                <w:rFonts w:ascii="Arial" w:eastAsia="Arial" w:hAnsi="Arial" w:cs="Arial"/>
+                <w:sz w:val="24"/>
+                <w:szCs w:val="24"/>
+              </w:rPr>
+              <w:t>Escalation</w:t>
+            </w:r>
+            <w:proofErr w:type="spellEnd"/>
           </w:p>
         </w:tc>
       </w:tr>
       <w:tr>
         <w:trPr>
-          <w:trHeight w:val="412" w:hRule="atLeast"/>
+          <w:trHeight w:val="412"/>
         </w:trPr>
         <w:tc>
           <w:tcPr>
             <w:tcW w:w="4247" w:type="dxa"/>
             <w:tcBorders>
               <w:top w:val="single" w:sz="4" w:space="0" w:color="000000"/>
-              <w:start w:val="single" w:sz="4" w:space="0" w:color="000000"/>
+              <w:left w:val="single" w:sz="4" w:space="0" w:color="000000"/>
               <w:bottom w:val="single" w:sz="4" w:space="0" w:color="000000"/>
-              <w:end w:val="single" w:sz="4" w:space="0" w:color="000000"/>
+              <w:right w:val="single" w:sz="4" w:space="0" w:color="000000"/>
             </w:tcBorders>
             <w:vAlign w:val="center"/>
           </w:tcPr>
           <w:p>
             <w:pPr>
-              <w:pStyle w:val="Normal"/>
-              <w:spacing w:before="0" w:after="160"/>
-              <w:rPr>
-                <w:rFonts w:ascii="Arial" w:hAnsi="Arial" w:eastAsia="Arial" w:cs="Arial"/>
+              <w:rPr>
+                <w:rFonts w:ascii="Arial" w:eastAsia="Arial" w:hAnsi="Arial" w:cs="Arial"/>
                 <w:b/>
                 <w:sz w:val="24"/>
                 <w:szCs w:val="24"/>
@@ -1647,7 +1566,7 @@
             </w:pPr>
             <w:r>
               <w:rPr>
-                <w:rFonts w:eastAsia="Arial" w:cs="Arial" w:ascii="Arial" w:hAnsi="Arial"/>
+                <w:rFonts w:ascii="Arial" w:eastAsia="Arial" w:hAnsi="Arial" w:cs="Arial"/>
                 <w:b/>
                 <w:sz w:val="24"/>
                 <w:szCs w:val="24"/>
@@ -1661,54 +1580,52 @@
             <w:tcW w:w="4247" w:type="dxa"/>
             <w:tcBorders>
               <w:top w:val="single" w:sz="4" w:space="0" w:color="000000"/>
-              <w:start w:val="single" w:sz="4" w:space="0" w:color="000000"/>
+              <w:left w:val="single" w:sz="4" w:space="0" w:color="000000"/>
               <w:bottom w:val="single" w:sz="4" w:space="0" w:color="000000"/>
-              <w:end w:val="single" w:sz="4" w:space="0" w:color="000000"/>
+              <w:right w:val="single" w:sz="4" w:space="0" w:color="000000"/>
             </w:tcBorders>
             <w:vAlign w:val="center"/>
           </w:tcPr>
           <w:p>
             <w:pPr>
-              <w:pStyle w:val="Normal"/>
-              <w:spacing w:before="0" w:after="160"/>
-              <w:rPr>
-                <w:rFonts w:ascii="Arial" w:hAnsi="Arial" w:eastAsia="Arial" w:cs="Arial"/>
+              <w:rPr>
+                <w:rFonts w:ascii="Arial" w:eastAsia="Arial" w:hAnsi="Arial" w:cs="Arial"/>
                 <w:sz w:val="24"/>
                 <w:szCs w:val="24"/>
               </w:rPr>
             </w:pPr>
-            <w:r>
-              <w:rPr>
-                <w:rFonts w:eastAsia="Arial" w:cs="Arial" w:ascii="Arial" w:hAnsi="Arial"/>
+            <w:proofErr w:type="spellStart"/>
+            <w:r>
+              <w:rPr>
+                <w:rFonts w:ascii="Arial" w:eastAsia="Arial" w:hAnsi="Arial" w:cs="Arial"/>
                 <w:sz w:val="24"/>
                 <w:szCs w:val="24"/>
               </w:rPr>
               <w:t>Tryhackme</w:t>
             </w:r>
+            <w:proofErr w:type="spellEnd"/>
           </w:p>
         </w:tc>
       </w:tr>
       <w:tr>
         <w:trPr>
-          <w:trHeight w:val="412" w:hRule="atLeast"/>
+          <w:trHeight w:val="412"/>
         </w:trPr>
         <w:tc>
           <w:tcPr>
             <w:tcW w:w="4247" w:type="dxa"/>
             <w:tcBorders>
               <w:top w:val="single" w:sz="4" w:space="0" w:color="000000"/>
-              <w:start w:val="single" w:sz="4" w:space="0" w:color="000000"/>
+              <w:left w:val="single" w:sz="4" w:space="0" w:color="000000"/>
               <w:bottom w:val="single" w:sz="4" w:space="0" w:color="000000"/>
-              <w:end w:val="single" w:sz="4" w:space="0" w:color="000000"/>
+              <w:right w:val="single" w:sz="4" w:space="0" w:color="000000"/>
             </w:tcBorders>
             <w:vAlign w:val="center"/>
           </w:tcPr>
           <w:p>
             <w:pPr>
-              <w:pStyle w:val="Normal"/>
-              <w:spacing w:before="0" w:after="160"/>
-              <w:rPr>
-                <w:rFonts w:ascii="Arial" w:hAnsi="Arial" w:eastAsia="Arial" w:cs="Arial"/>
+              <w:rPr>
+                <w:rFonts w:ascii="Arial" w:eastAsia="Arial" w:hAnsi="Arial" w:cs="Arial"/>
                 <w:b/>
                 <w:sz w:val="24"/>
                 <w:szCs w:val="24"/>
@@ -1716,7 +1633,7 @@
             </w:pPr>
             <w:r>
               <w:rPr>
-                <w:rFonts w:eastAsia="Arial" w:cs="Arial" w:ascii="Arial" w:hAnsi="Arial"/>
+                <w:rFonts w:ascii="Arial" w:eastAsia="Arial" w:hAnsi="Arial" w:cs="Arial"/>
                 <w:b/>
                 <w:sz w:val="24"/>
                 <w:szCs w:val="24"/>
@@ -1730,99 +1647,87 @@
             <w:tcW w:w="4247" w:type="dxa"/>
             <w:tcBorders>
               <w:top w:val="single" w:sz="4" w:space="0" w:color="000000"/>
-              <w:start w:val="single" w:sz="4" w:space="0" w:color="000000"/>
+              <w:left w:val="single" w:sz="4" w:space="0" w:color="000000"/>
               <w:bottom w:val="single" w:sz="4" w:space="0" w:color="000000"/>
-              <w:end w:val="single" w:sz="4" w:space="0" w:color="000000"/>
+              <w:right w:val="single" w:sz="4" w:space="0" w:color="000000"/>
             </w:tcBorders>
             <w:vAlign w:val="center"/>
           </w:tcPr>
           <w:p>
             <w:pPr>
-              <w:pStyle w:val="Normal"/>
-              <w:spacing w:before="0" w:after="160"/>
-              <w:rPr>
-                <w:rFonts w:ascii="Arial" w:hAnsi="Arial" w:eastAsia="Arial" w:cs="Arial"/>
+              <w:rPr>
+                <w:rFonts w:ascii="Arial" w:eastAsia="Arial" w:hAnsi="Arial" w:cs="Arial"/>
                 <w:sz w:val="24"/>
                 <w:szCs w:val="24"/>
               </w:rPr>
             </w:pPr>
-            <w:r>
-              <w:rPr>
-                <w:rFonts w:eastAsia="Arial" w:cs="Arial" w:ascii="Arial" w:hAnsi="Arial"/>
+            <w:proofErr w:type="spellStart"/>
+            <w:r>
+              <w:rPr>
+                <w:rFonts w:ascii="Arial" w:eastAsia="Arial" w:hAnsi="Arial" w:cs="Arial"/>
                 <w:sz w:val="24"/>
                 <w:szCs w:val="24"/>
               </w:rPr>
               <w:t>Red</w:t>
             </w:r>
+            <w:proofErr w:type="spellEnd"/>
           </w:p>
         </w:tc>
       </w:tr>
     </w:tbl>
     <w:p>
       <w:pPr>
-        <w:pStyle w:val="Normal"/>
-        <w:keepNext w:val="true"/>
+        <w:keepNext/>
         <w:keepLines/>
         <w:spacing w:before="240" w:after="0"/>
         <w:rPr>
-          <w:rFonts w:ascii="Arial" w:hAnsi="Arial" w:eastAsia="Arial" w:cs="Arial"/>
+          <w:rFonts w:ascii="Arial" w:eastAsia="Arial" w:hAnsi="Arial" w:cs="Arial"/>
           <w:b/>
           <w:color w:val="000000"/>
           <w:sz w:val="32"/>
           <w:szCs w:val="32"/>
         </w:rPr>
       </w:pPr>
-      <w:r>
-        <w:rPr>
-          <w:rFonts w:eastAsia="Arial" w:cs="Arial" w:ascii="Arial" w:hAnsi="Arial"/>
+    </w:p>
+    <w:p>
+      <w:pPr>
+        <w:keepNext/>
+        <w:keepLines/>
+        <w:spacing w:before="240" w:after="0"/>
+        <w:rPr>
+          <w:rFonts w:ascii="Arial" w:eastAsia="Arial" w:hAnsi="Arial" w:cs="Arial"/>
           <w:b/>
           <w:color w:val="000000"/>
           <w:sz w:val="32"/>
           <w:szCs w:val="32"/>
         </w:rPr>
-      </w:r>
-    </w:p>
-    <w:p>
-      <w:pPr>
-        <w:pStyle w:val="Normal"/>
-        <w:keepNext w:val="true"/>
-        <w:keepLines/>
-        <w:spacing w:before="240" w:after="0"/>
-        <w:rPr>
-          <w:rFonts w:ascii="Arial" w:hAnsi="Arial" w:eastAsia="Arial" w:cs="Arial"/>
+      </w:pPr>
+      <w:r>
+        <w:rPr>
+          <w:rFonts w:ascii="Arial" w:eastAsia="Arial" w:hAnsi="Arial" w:cs="Arial"/>
           <w:b/>
           <w:color w:val="000000"/>
           <w:sz w:val="32"/>
           <w:szCs w:val="32"/>
         </w:rPr>
-      </w:pPr>
-      <w:r>
-        <w:rPr>
-          <w:rFonts w:eastAsia="Arial" w:cs="Arial" w:ascii="Arial" w:hAnsi="Arial"/>
-          <w:b/>
-          <w:color w:val="000000"/>
-          <w:sz w:val="32"/>
-          <w:szCs w:val="32"/>
-        </w:rPr>
         <w:t>Sumário</w:t>
       </w:r>
     </w:p>
     <w:sdt>
       <w:sdtPr>
+        <w:id w:val="-636106559"/>
         <w:docPartObj>
           <w:docPartGallery w:val="Table of Contents"/>
-          <w:docPartUnique w:val="true"/>
+          <w:docPartUnique/>
         </w:docPartObj>
       </w:sdtPr>
       <w:sdtContent>
         <w:p>
           <w:pPr>
-            <w:pStyle w:val="Normal"/>
             <w:tabs>
-              <w:tab w:val="clear" w:pos="720"/>
-              <w:tab w:val="right" w:pos="8494" w:leader="none"/>
+              <w:tab w:val="right" w:pos="8494"/>
             </w:tabs>
-            <w:spacing w:before="0" w:after="100"/>
+            <w:spacing w:after="100"/>
             <w:rPr>
               <w:color w:val="000000"/>
               <w:sz w:val="24"/>
@@ -1866,13 +1771,11 @@
         </w:p>
         <w:p>
           <w:pPr>
-            <w:pStyle w:val="Normal"/>
             <w:tabs>
-              <w:tab w:val="clear" w:pos="720"/>
-              <w:tab w:val="right" w:pos="8494" w:leader="none"/>
+              <w:tab w:val="right" w:pos="8494"/>
             </w:tabs>
-            <w:spacing w:before="0" w:after="100"/>
-            <w:ind w:start="220"/>
+            <w:spacing w:after="100"/>
+            <w:ind w:left="220"/>
             <w:rPr>
               <w:color w:val="000000"/>
               <w:sz w:val="24"/>
@@ -1886,6 +1789,12 @@
                 <w:color w:val="000000"/>
               </w:rPr>
               <w:t>Subtítulo caso necessário</w:t>
+            </w:r>
+            <w:r>
+              <w:rPr>
+                <w:rStyle w:val="IndexLink"/>
+                <w:color w:val="000000"/>
+              </w:rPr>
               <w:tab/>
               <w:t>3</w:t>
             </w:r>
@@ -1893,12 +1802,10 @@
         </w:p>
         <w:p>
           <w:pPr>
-            <w:pStyle w:val="Normal"/>
             <w:tabs>
-              <w:tab w:val="clear" w:pos="720"/>
-              <w:tab w:val="right" w:pos="8494" w:leader="none"/>
+              <w:tab w:val="right" w:pos="8494"/>
             </w:tabs>
-            <w:spacing w:before="0" w:after="100"/>
+            <w:spacing w:after="100"/>
             <w:rPr>
               <w:color w:val="000000"/>
               <w:sz w:val="24"/>
@@ -1912,6 +1819,12 @@
                 <w:color w:val="000000"/>
               </w:rPr>
               <w:t>Desenvolvimento</w:t>
+            </w:r>
+            <w:r>
+              <w:rPr>
+                <w:rStyle w:val="IndexLink"/>
+                <w:color w:val="000000"/>
+              </w:rPr>
               <w:tab/>
               <w:t>3</w:t>
             </w:r>
@@ -1919,13 +1832,11 @@
         </w:p>
         <w:p>
           <w:pPr>
-            <w:pStyle w:val="Normal"/>
             <w:tabs>
-              <w:tab w:val="clear" w:pos="720"/>
-              <w:tab w:val="right" w:pos="8494" w:leader="none"/>
+              <w:tab w:val="right" w:pos="8494"/>
             </w:tabs>
-            <w:spacing w:before="0" w:after="100"/>
-            <w:ind w:start="220"/>
+            <w:spacing w:after="100"/>
+            <w:ind w:left="220"/>
             <w:rPr>
               <w:color w:val="000000"/>
               <w:sz w:val="24"/>
@@ -1951,13 +1862,11 @@
         </w:p>
         <w:p>
           <w:pPr>
-            <w:pStyle w:val="Normal"/>
             <w:tabs>
-              <w:tab w:val="clear" w:pos="720"/>
-              <w:tab w:val="right" w:pos="8494" w:leader="none"/>
+              <w:tab w:val="right" w:pos="8494"/>
             </w:tabs>
-            <w:spacing w:before="0" w:after="100"/>
-            <w:ind w:start="220"/>
+            <w:spacing w:after="100"/>
+            <w:ind w:left="220"/>
             <w:rPr>
               <w:color w:val="000000"/>
               <w:sz w:val="24"/>
@@ -1983,13 +1892,11 @@
         </w:p>
         <w:p>
           <w:pPr>
-            <w:pStyle w:val="Normal"/>
             <w:tabs>
-              <w:tab w:val="clear" w:pos="720"/>
-              <w:tab w:val="right" w:pos="8494" w:leader="none"/>
+              <w:tab w:val="right" w:pos="8494"/>
             </w:tabs>
-            <w:spacing w:before="0" w:after="100"/>
-            <w:ind w:start="220"/>
+            <w:spacing w:after="100"/>
+            <w:ind w:left="220"/>
             <w:rPr>
               <w:color w:val="000000"/>
               <w:sz w:val="24"/>
@@ -2015,13 +1922,11 @@
         </w:p>
         <w:p>
           <w:pPr>
-            <w:pStyle w:val="Normal"/>
             <w:tabs>
-              <w:tab w:val="clear" w:pos="720"/>
-              <w:tab w:val="right" w:pos="8494" w:leader="none"/>
+              <w:tab w:val="right" w:pos="8494"/>
             </w:tabs>
-            <w:spacing w:before="0" w:after="100"/>
-            <w:ind w:start="220"/>
+            <w:spacing w:after="100"/>
+            <w:ind w:left="220"/>
             <w:rPr>
               <w:color w:val="000000"/>
               <w:sz w:val="24"/>
@@ -2033,19 +1938,22 @@
               <w:color w:val="000000"/>
             </w:rPr>
             <w:t>What is the version of management system installed on the server?</w:t>
+          </w:r>
+          <w:r>
+            <w:rPr>
+              <w:color w:val="000000"/>
+            </w:rPr>
             <w:tab/>
             <w:t>3</w:t>
           </w:r>
         </w:p>
         <w:p>
           <w:pPr>
-            <w:pStyle w:val="Normal"/>
             <w:tabs>
-              <w:tab w:val="clear" w:pos="720"/>
-              <w:tab w:val="right" w:pos="8494" w:leader="none"/>
+              <w:tab w:val="right" w:pos="8494"/>
             </w:tabs>
-            <w:spacing w:before="0" w:after="100"/>
-            <w:ind w:start="220"/>
+            <w:spacing w:after="100"/>
+            <w:ind w:left="220"/>
             <w:rPr>
               <w:color w:val="000000"/>
               <w:sz w:val="24"/>
@@ -2057,19 +1965,22 @@
               <w:color w:val="000000"/>
             </w:rPr>
             <w:t>Compromise the machine andlocate user.txt</w:t>
+          </w:r>
+          <w:r>
+            <w:rPr>
+              <w:color w:val="000000"/>
+            </w:rPr>
             <w:tab/>
             <w:t>3</w:t>
           </w:r>
         </w:p>
         <w:p>
           <w:pPr>
-            <w:pStyle w:val="Normal"/>
             <w:tabs>
-              <w:tab w:val="clear" w:pos="720"/>
-              <w:tab w:val="right" w:pos="8494" w:leader="none"/>
+              <w:tab w:val="right" w:pos="8494"/>
             </w:tabs>
-            <w:spacing w:before="0" w:after="100"/>
-            <w:ind w:start="220"/>
+            <w:spacing w:after="100"/>
+            <w:ind w:left="220"/>
             <w:rPr>
               <w:color w:val="000000"/>
               <w:sz w:val="24"/>
@@ -2081,19 +1992,22 @@
               <w:color w:val="000000"/>
             </w:rPr>
             <w:t>Wha tis the local user account password?</w:t>
+          </w:r>
+          <w:r>
+            <w:rPr>
+              <w:color w:val="000000"/>
+            </w:rPr>
             <w:tab/>
             <w:t>4</w:t>
           </w:r>
         </w:p>
         <w:p>
           <w:pPr>
-            <w:pStyle w:val="Normal"/>
             <w:tabs>
-              <w:tab w:val="clear" w:pos="720"/>
-              <w:tab w:val="right" w:pos="8494" w:leader="none"/>
+              <w:tab w:val="right" w:pos="8494"/>
             </w:tabs>
-            <w:spacing w:before="0" w:after="100"/>
-            <w:ind w:start="220"/>
+            <w:spacing w:after="100"/>
+            <w:ind w:left="220"/>
             <w:rPr>
               <w:color w:val="000000"/>
               <w:sz w:val="24"/>
@@ -2124,12 +2038,10 @@
         </w:p>
         <w:p>
           <w:pPr>
-            <w:pStyle w:val="Normal"/>
             <w:tabs>
-              <w:tab w:val="clear" w:pos="720"/>
-              <w:tab w:val="right" w:pos="8494" w:leader="none"/>
+              <w:tab w:val="right" w:pos="8494"/>
             </w:tabs>
-            <w:spacing w:before="0" w:after="100"/>
+            <w:spacing w:after="100"/>
             <w:rPr>
               <w:color w:val="000000"/>
               <w:sz w:val="24"/>
@@ -2143,6 +2055,12 @@
                 <w:color w:val="000000"/>
               </w:rPr>
               <w:t>Conclusão</w:t>
+            </w:r>
+            <w:r>
+              <w:rPr>
+                <w:rStyle w:val="IndexLink"/>
+                <w:color w:val="000000"/>
+              </w:rPr>
               <w:tab/>
               <w:t>3</w:t>
             </w:r>
@@ -2150,12 +2068,10 @@
         </w:p>
         <w:p>
           <w:pPr>
-            <w:pStyle w:val="Normal"/>
             <w:tabs>
-              <w:tab w:val="clear" w:pos="720"/>
-              <w:tab w:val="right" w:pos="8494" w:leader="none"/>
+              <w:tab w:val="right" w:pos="8494"/>
             </w:tabs>
-            <w:spacing w:before="0" w:after="100"/>
+            <w:spacing w:after="100"/>
             <w:rPr>
               <w:color w:val="000000"/>
               <w:sz w:val="24"/>
@@ -2169,6 +2085,12 @@
                 <w:color w:val="000000"/>
               </w:rPr>
               <w:t>Referências</w:t>
+            </w:r>
+            <w:r>
+              <w:rPr>
+                <w:rStyle w:val="IndexLink"/>
+                <w:color w:val="000000"/>
+              </w:rPr>
               <w:tab/>
               <w:t>3</w:t>
             </w:r>
@@ -2183,230 +2105,122 @@
         </w:p>
       </w:sdtContent>
     </w:sdt>
-    <w:p>
-      <w:pPr>
-        <w:pStyle w:val="Normal"/>
-        <w:rPr/>
-      </w:pPr>
-      <w:r>
-        <w:rPr/>
-      </w:r>
-    </w:p>
-    <w:p>
-      <w:pPr>
-        <w:pStyle w:val="Normal"/>
-        <w:rPr>
-          <w:rFonts w:ascii="Arial" w:hAnsi="Arial" w:eastAsia="Arial" w:cs="Arial"/>
-          <w:b/>
-          <w:sz w:val="24"/>
-          <w:szCs w:val="24"/>
-        </w:rPr>
-      </w:pPr>
-      <w:r>
-        <w:rPr>
-          <w:rFonts w:eastAsia="Arial" w:cs="Arial" w:ascii="Arial" w:hAnsi="Arial"/>
-          <w:b/>
-          <w:sz w:val="24"/>
-          <w:szCs w:val="24"/>
-        </w:rPr>
-      </w:r>
-    </w:p>
-    <w:p>
-      <w:pPr>
-        <w:pStyle w:val="Normal"/>
-        <w:rPr>
-          <w:rFonts w:ascii="Arial" w:hAnsi="Arial" w:eastAsia="Arial" w:cs="Arial"/>
-          <w:b/>
-          <w:sz w:val="24"/>
-          <w:szCs w:val="24"/>
-        </w:rPr>
-      </w:pPr>
-      <w:r>
-        <w:rPr>
-          <w:rFonts w:eastAsia="Arial" w:cs="Arial" w:ascii="Arial" w:hAnsi="Arial"/>
-          <w:b/>
-          <w:sz w:val="24"/>
-          <w:szCs w:val="24"/>
-        </w:rPr>
-      </w:r>
-    </w:p>
-    <w:p>
-      <w:pPr>
-        <w:pStyle w:val="Normal"/>
-        <w:rPr>
-          <w:rFonts w:ascii="Arial" w:hAnsi="Arial" w:eastAsia="Arial" w:cs="Arial"/>
-          <w:b/>
-          <w:sz w:val="24"/>
-          <w:szCs w:val="24"/>
-        </w:rPr>
-      </w:pPr>
-      <w:r>
-        <w:rPr>
-          <w:rFonts w:eastAsia="Arial" w:cs="Arial" w:ascii="Arial" w:hAnsi="Arial"/>
-          <w:b/>
-          <w:sz w:val="24"/>
-          <w:szCs w:val="24"/>
-        </w:rPr>
-      </w:r>
-    </w:p>
-    <w:p>
-      <w:pPr>
-        <w:pStyle w:val="Normal"/>
-        <w:rPr>
-          <w:rFonts w:ascii="Arial" w:hAnsi="Arial" w:eastAsia="Arial" w:cs="Arial"/>
-          <w:b/>
-          <w:sz w:val="24"/>
-          <w:szCs w:val="24"/>
-        </w:rPr>
-      </w:pPr>
-      <w:r>
-        <w:rPr>
-          <w:rFonts w:eastAsia="Arial" w:cs="Arial" w:ascii="Arial" w:hAnsi="Arial"/>
-          <w:b/>
-          <w:sz w:val="24"/>
-          <w:szCs w:val="24"/>
-        </w:rPr>
-      </w:r>
-    </w:p>
-    <w:p>
-      <w:pPr>
-        <w:pStyle w:val="Normal"/>
-        <w:rPr>
-          <w:rFonts w:ascii="Arial" w:hAnsi="Arial" w:eastAsia="Arial" w:cs="Arial"/>
-          <w:b/>
-          <w:sz w:val="24"/>
-          <w:szCs w:val="24"/>
-        </w:rPr>
-      </w:pPr>
-      <w:r>
-        <w:rPr>
-          <w:rFonts w:eastAsia="Arial" w:cs="Arial" w:ascii="Arial" w:hAnsi="Arial"/>
-          <w:b/>
-          <w:sz w:val="24"/>
-          <w:szCs w:val="24"/>
-        </w:rPr>
-      </w:r>
-    </w:p>
-    <w:p>
-      <w:pPr>
-        <w:pStyle w:val="Normal"/>
-        <w:rPr>
-          <w:rFonts w:ascii="Arial" w:hAnsi="Arial" w:eastAsia="Arial" w:cs="Arial"/>
-          <w:b/>
-          <w:sz w:val="24"/>
-          <w:szCs w:val="24"/>
-        </w:rPr>
-      </w:pPr>
-      <w:r>
-        <w:rPr>
-          <w:rFonts w:eastAsia="Arial" w:cs="Arial" w:ascii="Arial" w:hAnsi="Arial"/>
-          <w:b/>
-          <w:sz w:val="24"/>
-          <w:szCs w:val="24"/>
-        </w:rPr>
-      </w:r>
-    </w:p>
-    <w:p>
-      <w:pPr>
-        <w:pStyle w:val="Normal"/>
-        <w:rPr>
-          <w:rFonts w:ascii="Arial" w:hAnsi="Arial" w:eastAsia="Arial" w:cs="Arial"/>
-          <w:b/>
-          <w:sz w:val="24"/>
-          <w:szCs w:val="24"/>
-        </w:rPr>
-      </w:pPr>
-      <w:r>
-        <w:rPr>
-          <w:rFonts w:eastAsia="Arial" w:cs="Arial" w:ascii="Arial" w:hAnsi="Arial"/>
-          <w:b/>
-          <w:sz w:val="24"/>
-          <w:szCs w:val="24"/>
-        </w:rPr>
-      </w:r>
-    </w:p>
-    <w:p>
-      <w:pPr>
-        <w:pStyle w:val="Normal"/>
-        <w:rPr>
-          <w:rFonts w:ascii="Arial" w:hAnsi="Arial" w:eastAsia="Arial" w:cs="Arial"/>
-          <w:b/>
-          <w:sz w:val="24"/>
-          <w:szCs w:val="24"/>
-        </w:rPr>
-      </w:pPr>
-      <w:r>
-        <w:rPr>
-          <w:rFonts w:eastAsia="Arial" w:cs="Arial" w:ascii="Arial" w:hAnsi="Arial"/>
-          <w:b/>
-          <w:sz w:val="24"/>
-          <w:szCs w:val="24"/>
-        </w:rPr>
-      </w:r>
-    </w:p>
-    <w:p>
-      <w:pPr>
-        <w:pStyle w:val="Normal"/>
-        <w:rPr>
-          <w:rFonts w:ascii="Arial" w:hAnsi="Arial" w:eastAsia="Arial" w:cs="Arial"/>
-          <w:b/>
-          <w:sz w:val="24"/>
-          <w:szCs w:val="24"/>
-        </w:rPr>
-      </w:pPr>
-      <w:r>
-        <w:rPr>
-          <w:rFonts w:eastAsia="Arial" w:cs="Arial" w:ascii="Arial" w:hAnsi="Arial"/>
-          <w:b/>
-          <w:sz w:val="24"/>
-          <w:szCs w:val="24"/>
-        </w:rPr>
-      </w:r>
-    </w:p>
-    <w:p>
-      <w:pPr>
-        <w:pStyle w:val="Normal"/>
-        <w:rPr>
-          <w:rFonts w:ascii="Arial" w:hAnsi="Arial" w:eastAsia="Arial" w:cs="Arial"/>
-          <w:b/>
-          <w:sz w:val="24"/>
-          <w:szCs w:val="24"/>
-        </w:rPr>
-      </w:pPr>
-      <w:r>
-        <w:rPr>
-          <w:rFonts w:eastAsia="Arial" w:cs="Arial" w:ascii="Arial" w:hAnsi="Arial"/>
-          <w:b/>
-          <w:sz w:val="24"/>
-          <w:szCs w:val="24"/>
-        </w:rPr>
-      </w:r>
-    </w:p>
-    <w:p>
-      <w:pPr>
-        <w:pStyle w:val="Normal"/>
-        <w:rPr>
-          <w:rFonts w:ascii="Arial" w:hAnsi="Arial" w:eastAsia="Arial" w:cs="Arial"/>
-          <w:b/>
-          <w:sz w:val="24"/>
-          <w:szCs w:val="24"/>
-        </w:rPr>
-      </w:pPr>
-      <w:r>
-        <w:rPr>
-          <w:rFonts w:eastAsia="Arial" w:cs="Arial" w:ascii="Arial" w:hAnsi="Arial"/>
-          <w:b/>
-          <w:sz w:val="24"/>
-          <w:szCs w:val="24"/>
-        </w:rPr>
-      </w:r>
-    </w:p>
-    <w:p>
-      <w:pPr>
-        <w:pStyle w:val="Normal"/>
-        <w:spacing w:lineRule="auto" w:line="360" w:before="0" w:after="0"/>
-        <w:rPr>
-          <w:rFonts w:ascii="Arial" w:hAnsi="Arial" w:eastAsia="Arial" w:cs="Arial"/>
+    <w:p/>
+    <w:p>
+      <w:pPr>
+        <w:rPr>
+          <w:rFonts w:ascii="Arial" w:eastAsia="Arial" w:hAnsi="Arial" w:cs="Arial"/>
+          <w:b/>
+          <w:sz w:val="24"/>
+          <w:szCs w:val="24"/>
+        </w:rPr>
+      </w:pPr>
+    </w:p>
+    <w:p>
+      <w:pPr>
+        <w:rPr>
+          <w:rFonts w:ascii="Arial" w:eastAsia="Arial" w:hAnsi="Arial" w:cs="Arial"/>
+          <w:b/>
+          <w:sz w:val="24"/>
+          <w:szCs w:val="24"/>
+        </w:rPr>
+      </w:pPr>
+    </w:p>
+    <w:p>
+      <w:pPr>
+        <w:rPr>
+          <w:rFonts w:ascii="Arial" w:eastAsia="Arial" w:hAnsi="Arial" w:cs="Arial"/>
+          <w:b/>
+          <w:sz w:val="24"/>
+          <w:szCs w:val="24"/>
+        </w:rPr>
+      </w:pPr>
+    </w:p>
+    <w:p>
+      <w:pPr>
+        <w:rPr>
+          <w:rFonts w:ascii="Arial" w:eastAsia="Arial" w:hAnsi="Arial" w:cs="Arial"/>
+          <w:b/>
+          <w:sz w:val="24"/>
+          <w:szCs w:val="24"/>
+        </w:rPr>
+      </w:pPr>
+    </w:p>
+    <w:p>
+      <w:pPr>
+        <w:rPr>
+          <w:rFonts w:ascii="Arial" w:eastAsia="Arial" w:hAnsi="Arial" w:cs="Arial"/>
+          <w:b/>
+          <w:sz w:val="24"/>
+          <w:szCs w:val="24"/>
+        </w:rPr>
+      </w:pPr>
+    </w:p>
+    <w:p>
+      <w:pPr>
+        <w:rPr>
+          <w:rFonts w:ascii="Arial" w:eastAsia="Arial" w:hAnsi="Arial" w:cs="Arial"/>
+          <w:b/>
+          <w:sz w:val="24"/>
+          <w:szCs w:val="24"/>
+        </w:rPr>
+      </w:pPr>
+    </w:p>
+    <w:p>
+      <w:pPr>
+        <w:rPr>
+          <w:rFonts w:ascii="Arial" w:eastAsia="Arial" w:hAnsi="Arial" w:cs="Arial"/>
+          <w:b/>
+          <w:sz w:val="24"/>
+          <w:szCs w:val="24"/>
+        </w:rPr>
+      </w:pPr>
+    </w:p>
+    <w:p>
+      <w:pPr>
+        <w:rPr>
+          <w:rFonts w:ascii="Arial" w:eastAsia="Arial" w:hAnsi="Arial" w:cs="Arial"/>
+          <w:b/>
+          <w:sz w:val="24"/>
+          <w:szCs w:val="24"/>
+        </w:rPr>
+      </w:pPr>
+    </w:p>
+    <w:p>
+      <w:pPr>
+        <w:rPr>
+          <w:rFonts w:ascii="Arial" w:eastAsia="Arial" w:hAnsi="Arial" w:cs="Arial"/>
+          <w:b/>
+          <w:sz w:val="24"/>
+          <w:szCs w:val="24"/>
+        </w:rPr>
+      </w:pPr>
+    </w:p>
+    <w:p>
+      <w:pPr>
+        <w:rPr>
+          <w:rFonts w:ascii="Arial" w:eastAsia="Arial" w:hAnsi="Arial" w:cs="Arial"/>
+          <w:b/>
+          <w:sz w:val="24"/>
+          <w:szCs w:val="24"/>
+        </w:rPr>
+      </w:pPr>
+    </w:p>
+    <w:p>
+      <w:pPr>
+        <w:rPr>
+          <w:rFonts w:ascii="Arial" w:eastAsia="Arial" w:hAnsi="Arial" w:cs="Arial"/>
+          <w:b/>
+          <w:sz w:val="24"/>
+          <w:szCs w:val="24"/>
+        </w:rPr>
+      </w:pPr>
+    </w:p>
+    <w:p>
+      <w:pPr>
+        <w:spacing w:after="0" w:line="360" w:lineRule="auto"/>
+        <w:rPr>
+          <w:rFonts w:ascii="Arial" w:eastAsia="Arial" w:hAnsi="Arial" w:cs="Arial"/>
           <w:b/>
           <w:smallCaps/>
           <w:color w:val="000000"/>
@@ -2414,187 +2228,300 @@
           <w:szCs w:val="32"/>
         </w:rPr>
       </w:pPr>
-      <w:r>
-        <w:rPr>
-          <w:rFonts w:eastAsia="Arial" w:cs="Arial" w:ascii="Arial" w:hAnsi="Arial"/>
+      <w:bookmarkStart w:id="0" w:name="_heading=h.gjdgxs"/>
+      <w:bookmarkEnd w:id="0"/>
+    </w:p>
+    <w:p>
+      <w:pPr>
+        <w:spacing w:after="0" w:line="360" w:lineRule="auto"/>
+        <w:rPr>
+          <w:rFonts w:ascii="Arial" w:eastAsia="Arial" w:hAnsi="Arial" w:cs="Arial"/>
           <w:b/>
           <w:smallCaps/>
           <w:color w:val="000000"/>
           <w:sz w:val="32"/>
           <w:szCs w:val="32"/>
         </w:rPr>
-      </w:r>
-      <w:bookmarkStart w:id="0" w:name="_heading=h.gjdgxs"/>
-      <w:bookmarkStart w:id="1" w:name="_heading=h.gjdgxs"/>
-      <w:bookmarkEnd w:id="1"/>
-    </w:p>
-    <w:p>
-      <w:pPr>
-        <w:pStyle w:val="Normal"/>
-        <w:spacing w:lineRule="auto" w:line="360" w:before="0" w:after="0"/>
-        <w:rPr>
-          <w:rFonts w:ascii="Arial" w:hAnsi="Arial" w:eastAsia="Arial" w:cs="Arial"/>
+      </w:pPr>
+      <w:r>
+        <w:rPr>
+          <w:rFonts w:ascii="Arial" w:eastAsia="Arial" w:hAnsi="Arial" w:cs="Arial"/>
           <w:b/>
           <w:smallCaps/>
           <w:color w:val="000000"/>
           <w:sz w:val="32"/>
           <w:szCs w:val="32"/>
         </w:rPr>
-      </w:pPr>
-      <w:r>
-        <w:rPr>
-          <w:rFonts w:eastAsia="Arial" w:cs="Arial" w:ascii="Arial" w:hAnsi="Arial"/>
+        <w:t>Contextualização</w:t>
+      </w:r>
+    </w:p>
+    <w:p>
+      <w:pPr>
+        <w:rPr>
+          <w:rFonts w:ascii="Arial" w:eastAsia="Arial" w:hAnsi="Arial" w:cs="Arial"/>
+          <w:sz w:val="24"/>
+          <w:szCs w:val="24"/>
+        </w:rPr>
+      </w:pPr>
+      <w:r>
+        <w:rPr>
+          <w:rFonts w:ascii="Arial" w:eastAsia="Arial" w:hAnsi="Arial" w:cs="Arial"/>
+          <w:sz w:val="24"/>
+          <w:szCs w:val="24"/>
+        </w:rPr>
+        <w:t xml:space="preserve">Desafio pago da plataforma </w:t>
+      </w:r>
+      <w:proofErr w:type="spellStart"/>
+      <w:r>
+        <w:rPr>
+          <w:rFonts w:ascii="Arial" w:eastAsia="Arial" w:hAnsi="Arial" w:cs="Arial"/>
+          <w:sz w:val="24"/>
+          <w:szCs w:val="24"/>
+        </w:rPr>
+        <w:t>TryHackMe</w:t>
+      </w:r>
+      <w:proofErr w:type="spellEnd"/>
+      <w:r>
+        <w:rPr>
+          <w:rFonts w:ascii="Arial" w:eastAsia="Arial" w:hAnsi="Arial" w:cs="Arial"/>
+          <w:sz w:val="24"/>
+          <w:szCs w:val="24"/>
+        </w:rPr>
+        <w:t>, que tem como objetivo principal invadir uma máquina Linux.</w:t>
+      </w:r>
+    </w:p>
+    <w:p>
+      <w:pPr>
+        <w:rPr>
+          <w:rFonts w:ascii="Arial" w:eastAsia="Arial" w:hAnsi="Arial" w:cs="Arial"/>
+          <w:sz w:val="24"/>
+          <w:szCs w:val="24"/>
+        </w:rPr>
+      </w:pPr>
+    </w:p>
+    <w:p>
+      <w:pPr>
+        <w:spacing w:after="0" w:line="360" w:lineRule="auto"/>
+        <w:rPr>
+          <w:rFonts w:ascii="Arial" w:eastAsia="Arial" w:hAnsi="Arial" w:cs="Arial"/>
           <w:b/>
           <w:smallCaps/>
           <w:color w:val="000000"/>
           <w:sz w:val="32"/>
           <w:szCs w:val="32"/>
         </w:rPr>
-        <w:t>Contextualização</w:t>
-      </w:r>
-    </w:p>
-    <w:p>
-      <w:pPr>
-        <w:pStyle w:val="Normal"/>
-        <w:rPr>
-          <w:rFonts w:ascii="Arial" w:hAnsi="Arial" w:eastAsia="Arial" w:cs="Arial"/>
-          <w:sz w:val="24"/>
-          <w:szCs w:val="24"/>
-        </w:rPr>
-      </w:pPr>
-      <w:r>
-        <w:rPr>
-          <w:rFonts w:eastAsia="Arial" w:cs="Arial" w:ascii="Arial" w:hAnsi="Arial"/>
-          <w:sz w:val="24"/>
-          <w:szCs w:val="24"/>
-        </w:rPr>
-        <w:t>Desafio pago da plataforma TryHackMe, que tem como objetivo principal invadir uma máquina Linux.</w:t>
-      </w:r>
-    </w:p>
-    <w:p>
-      <w:pPr>
-        <w:pStyle w:val="Normal"/>
-        <w:rPr>
-          <w:rFonts w:ascii="Arial" w:hAnsi="Arial" w:eastAsia="Arial" w:cs="Arial"/>
-          <w:sz w:val="24"/>
-          <w:szCs w:val="24"/>
-        </w:rPr>
-      </w:pPr>
-      <w:r>
-        <w:rPr>
-          <w:rFonts w:eastAsia="Arial" w:cs="Arial" w:ascii="Arial" w:hAnsi="Arial"/>
-          <w:sz w:val="24"/>
-          <w:szCs w:val="24"/>
-        </w:rPr>
-      </w:r>
-    </w:p>
-    <w:p>
-      <w:pPr>
-        <w:pStyle w:val="Normal"/>
-        <w:spacing w:lineRule="auto" w:line="360" w:before="0" w:after="0"/>
-        <w:rPr>
-          <w:rFonts w:ascii="Arial" w:hAnsi="Arial" w:eastAsia="Arial" w:cs="Arial"/>
+      </w:pPr>
+      <w:bookmarkStart w:id="1" w:name="_heading=h.1fob9te"/>
+      <w:bookmarkEnd w:id="1"/>
+      <w:r>
+        <w:rPr>
+          <w:rFonts w:ascii="Arial" w:eastAsia="Arial" w:hAnsi="Arial" w:cs="Arial"/>
           <w:b/>
           <w:smallCaps/>
           <w:color w:val="000000"/>
           <w:sz w:val="32"/>
           <w:szCs w:val="32"/>
         </w:rPr>
-      </w:pPr>
-      <w:bookmarkStart w:id="2" w:name="_heading=h.1fob9te"/>
-      <w:bookmarkEnd w:id="2"/>
-      <w:r>
-        <w:rPr>
-          <w:rFonts w:eastAsia="Arial" w:cs="Arial" w:ascii="Arial" w:hAnsi="Arial"/>
-          <w:b/>
-          <w:smallCaps/>
-          <w:color w:val="000000"/>
-          <w:sz w:val="32"/>
-          <w:szCs w:val="32"/>
-        </w:rPr>
         <w:t>Desenvolvimento</w:t>
       </w:r>
     </w:p>
     <w:p>
       <w:pPr>
-        <w:pStyle w:val="Normal"/>
-        <w:spacing w:lineRule="auto" w:line="360" w:before="0" w:after="0"/>
-        <w:rPr>
-          <w:rFonts w:ascii="Arial" w:hAnsi="Arial" w:eastAsia="Arial" w:cs="Arial"/>
-          <w:b/>
-          <w:smallCaps/>
-          <w:color w:val="000000"/>
-          <w:sz w:val="24"/>
-          <w:szCs w:val="24"/>
-        </w:rPr>
-      </w:pPr>
-      <w:r>
-        <w:rPr>
-          <w:rFonts w:eastAsia="Arial" w:cs="Arial" w:ascii="Arial" w:hAnsi="Arial"/>
-          <w:b/>
-          <w:smallCaps/>
-          <w:color w:val="000000"/>
-          <w:sz w:val="24"/>
-          <w:szCs w:val="24"/>
-        </w:rPr>
-        <w:t>Scan the machine, how many ports are open?</w:t>
-      </w:r>
-    </w:p>
-    <w:p>
-      <w:pPr>
-        <w:pStyle w:val="Normal"/>
-        <w:rPr>
-          <w:rFonts w:ascii="Arial" w:hAnsi="Arial" w:eastAsia="Arial" w:cs="Arial"/>
-          <w:sz w:val="24"/>
-          <w:szCs w:val="24"/>
-        </w:rPr>
-      </w:pPr>
-      <w:r>
-        <w:rPr>
-          <w:rFonts w:eastAsia="Arial" w:cs="Arial" w:ascii="Arial" w:hAnsi="Arial"/>
-          <w:sz w:val="24"/>
-          <w:szCs w:val="24"/>
-        </w:rPr>
-        <w:t>Primeiramente, fiz um nmap para checar todas as portas.</w:t>
-      </w:r>
-    </w:p>
-    <w:p>
-      <w:pPr>
-        <w:pStyle w:val="Normal"/>
-        <w:rPr>
-          <w:rFonts w:ascii="Arial" w:hAnsi="Arial" w:eastAsia="Arial" w:cs="Arial"/>
-          <w:sz w:val="24"/>
-          <w:szCs w:val="24"/>
-        </w:rPr>
-      </w:pPr>
-      <w:r>
-        <w:rPr>
-          <w:rFonts w:eastAsia="Arial" w:cs="Arial" w:ascii="Arial" w:hAnsi="Arial"/>
-          <w:sz w:val="24"/>
-          <w:szCs w:val="24"/>
-        </w:rPr>
-      </w:r>
-    </w:p>
-    <w:p>
-      <w:pPr>
-        <w:pStyle w:val="Normal"/>
-        <w:rPr>
-          <w:rFonts w:ascii="Arial" w:hAnsi="Arial" w:eastAsia="Arial" w:cs="Arial"/>
-          <w:sz w:val="24"/>
-          <w:szCs w:val="24"/>
-        </w:rPr>
-      </w:pPr>
-      <w:r>
-        <w:rPr>
-          <w:rFonts w:eastAsia="Arial" w:cs="Arial" w:ascii="Arial" w:hAnsi="Arial"/>
-          <w:b/>
-          <w:smallCaps/>
+        <w:spacing w:after="0" w:line="360" w:lineRule="auto"/>
+        <w:rPr>
+          <w:rFonts w:ascii="Arial" w:eastAsia="Arial" w:hAnsi="Arial" w:cs="Arial"/>
+          <w:b/>
+          <w:smallCaps/>
+          <w:color w:val="000000"/>
+          <w:sz w:val="24"/>
+          <w:szCs w:val="24"/>
+        </w:rPr>
+      </w:pPr>
+      <w:proofErr w:type="spellStart"/>
+      <w:r>
+        <w:rPr>
+          <w:rFonts w:ascii="Arial" w:eastAsia="Arial" w:hAnsi="Arial" w:cs="Arial"/>
+          <w:b/>
+          <w:smallCaps/>
+          <w:color w:val="000000"/>
+          <w:sz w:val="24"/>
+          <w:szCs w:val="24"/>
+        </w:rPr>
+        <w:t>Scan</w:t>
+      </w:r>
+      <w:proofErr w:type="spellEnd"/>
+      <w:r>
+        <w:rPr>
+          <w:rFonts w:ascii="Arial" w:eastAsia="Arial" w:hAnsi="Arial" w:cs="Arial"/>
+          <w:b/>
+          <w:smallCaps/>
+          <w:color w:val="000000"/>
+          <w:sz w:val="24"/>
+          <w:szCs w:val="24"/>
+        </w:rPr>
+        <w:t xml:space="preserve"> </w:t>
+      </w:r>
+      <w:proofErr w:type="spellStart"/>
+      <w:r>
+        <w:rPr>
+          <w:rFonts w:ascii="Arial" w:eastAsia="Arial" w:hAnsi="Arial" w:cs="Arial"/>
+          <w:b/>
+          <w:smallCaps/>
+          <w:color w:val="000000"/>
+          <w:sz w:val="24"/>
+          <w:szCs w:val="24"/>
+        </w:rPr>
+        <w:t>the</w:t>
+      </w:r>
+      <w:proofErr w:type="spellEnd"/>
+      <w:r>
+        <w:rPr>
+          <w:rFonts w:ascii="Arial" w:eastAsia="Arial" w:hAnsi="Arial" w:cs="Arial"/>
+          <w:b/>
+          <w:smallCaps/>
+          <w:color w:val="000000"/>
+          <w:sz w:val="24"/>
+          <w:szCs w:val="24"/>
+        </w:rPr>
+        <w:t xml:space="preserve"> machine, </w:t>
+      </w:r>
+      <w:proofErr w:type="spellStart"/>
+      <w:r>
+        <w:rPr>
+          <w:rFonts w:ascii="Arial" w:eastAsia="Arial" w:hAnsi="Arial" w:cs="Arial"/>
+          <w:b/>
+          <w:smallCaps/>
+          <w:color w:val="000000"/>
+          <w:sz w:val="24"/>
+          <w:szCs w:val="24"/>
+        </w:rPr>
+        <w:t>how</w:t>
+      </w:r>
+      <w:proofErr w:type="spellEnd"/>
+      <w:r>
+        <w:rPr>
+          <w:rFonts w:ascii="Arial" w:eastAsia="Arial" w:hAnsi="Arial" w:cs="Arial"/>
+          <w:b/>
+          <w:smallCaps/>
+          <w:color w:val="000000"/>
+          <w:sz w:val="24"/>
+          <w:szCs w:val="24"/>
+        </w:rPr>
+        <w:t xml:space="preserve"> </w:t>
+      </w:r>
+      <w:proofErr w:type="spellStart"/>
+      <w:r>
+        <w:rPr>
+          <w:rFonts w:ascii="Arial" w:eastAsia="Arial" w:hAnsi="Arial" w:cs="Arial"/>
+          <w:b/>
+          <w:smallCaps/>
+          <w:color w:val="000000"/>
+          <w:sz w:val="24"/>
+          <w:szCs w:val="24"/>
+        </w:rPr>
+        <w:t>many</w:t>
+      </w:r>
+      <w:proofErr w:type="spellEnd"/>
+      <w:r>
+        <w:rPr>
+          <w:rFonts w:ascii="Arial" w:eastAsia="Arial" w:hAnsi="Arial" w:cs="Arial"/>
+          <w:b/>
+          <w:smallCaps/>
+          <w:color w:val="000000"/>
+          <w:sz w:val="24"/>
+          <w:szCs w:val="24"/>
+        </w:rPr>
+        <w:t xml:space="preserve"> </w:t>
+      </w:r>
+      <w:proofErr w:type="spellStart"/>
+      <w:r>
+        <w:rPr>
+          <w:rFonts w:ascii="Arial" w:eastAsia="Arial" w:hAnsi="Arial" w:cs="Arial"/>
+          <w:b/>
+          <w:smallCaps/>
+          <w:color w:val="000000"/>
+          <w:sz w:val="24"/>
+          <w:szCs w:val="24"/>
+        </w:rPr>
+        <w:t>ports</w:t>
+      </w:r>
+      <w:proofErr w:type="spellEnd"/>
+      <w:r>
+        <w:rPr>
+          <w:rFonts w:ascii="Arial" w:eastAsia="Arial" w:hAnsi="Arial" w:cs="Arial"/>
+          <w:b/>
+          <w:smallCaps/>
+          <w:color w:val="000000"/>
+          <w:sz w:val="24"/>
+          <w:szCs w:val="24"/>
+        </w:rPr>
+        <w:t xml:space="preserve"> are open?</w:t>
+      </w:r>
+    </w:p>
+    <w:p>
+      <w:pPr>
+        <w:rPr>
+          <w:rFonts w:ascii="Arial" w:eastAsia="Arial" w:hAnsi="Arial" w:cs="Arial"/>
+          <w:sz w:val="24"/>
+          <w:szCs w:val="24"/>
+        </w:rPr>
+      </w:pPr>
+      <w:r>
+        <w:rPr>
+          <w:rFonts w:ascii="Arial" w:eastAsia="Arial" w:hAnsi="Arial" w:cs="Arial"/>
+          <w:sz w:val="24"/>
+          <w:szCs w:val="24"/>
+        </w:rPr>
+        <w:t xml:space="preserve">Primeiramente, fiz um </w:t>
+      </w:r>
+      <w:proofErr w:type="spellStart"/>
+      <w:r>
+        <w:rPr>
+          <w:rFonts w:ascii="Arial" w:eastAsia="Arial" w:hAnsi="Arial" w:cs="Arial"/>
+          <w:sz w:val="24"/>
+          <w:szCs w:val="24"/>
+        </w:rPr>
+        <w:t>nmap</w:t>
+      </w:r>
+      <w:proofErr w:type="spellEnd"/>
+      <w:r>
+        <w:rPr>
+          <w:rFonts w:ascii="Arial" w:eastAsia="Arial" w:hAnsi="Arial" w:cs="Arial"/>
+          <w:sz w:val="24"/>
+          <w:szCs w:val="24"/>
+        </w:rPr>
+        <w:t xml:space="preserve"> para checar todas as portas.</w:t>
+      </w:r>
+    </w:p>
+    <w:p>
+      <w:pPr>
+        <w:rPr>
+          <w:rFonts w:ascii="Arial" w:eastAsia="Arial" w:hAnsi="Arial" w:cs="Arial"/>
+          <w:sz w:val="24"/>
+          <w:szCs w:val="24"/>
+        </w:rPr>
+      </w:pPr>
+    </w:p>
+    <w:p>
+      <w:pPr>
+        <w:rPr>
+          <w:rFonts w:ascii="Arial" w:eastAsia="Arial" w:hAnsi="Arial" w:cs="Arial"/>
+          <w:sz w:val="24"/>
+          <w:szCs w:val="24"/>
+        </w:rPr>
+      </w:pPr>
+      <w:r>
+        <w:rPr>
+          <w:rFonts w:ascii="Arial" w:eastAsia="Arial" w:hAnsi="Arial" w:cs="Arial"/>
+          <w:b/>
+          <w:smallCaps/>
+          <w:noProof/>
           <w:color w:val="000000"/>
           <w:sz w:val="24"/>
           <w:szCs w:val="24"/>
         </w:rPr>
         <w:drawing>
-          <wp:anchor behindDoc="0" distT="0" distB="0" distL="0" distR="0" simplePos="0" locked="0" layoutInCell="0" allowOverlap="1" relativeHeight="13">
+          <wp:anchor distT="0" distB="0" distL="0" distR="0" simplePos="0" relativeHeight="13" behindDoc="0" locked="0" layoutInCell="0" allowOverlap="1" wp14:anchorId="5D9A8E45" wp14:editId="0D50E6E7">
             <wp:simplePos x="0" y="0"/>
             <wp:positionH relativeFrom="column">
               <wp:align>center</wp:align>
@@ -2619,7 +2546,7 @@
                     </pic:cNvPicPr>
                   </pic:nvPicPr>
                   <pic:blipFill>
-                    <a:blip r:embed="rId3"/>
+                    <a:blip r:embed="rId8"/>
                     <a:stretch>
                       <a:fillRect/>
                     </a:stretch>
@@ -2643,49 +2570,196 @@
     </w:p>
     <w:p>
       <w:pPr>
-        <w:pStyle w:val="Normal"/>
-        <w:rPr>
-          <w:rFonts w:ascii="Arial" w:hAnsi="Arial" w:eastAsia="Arial" w:cs="Arial"/>
-          <w:sz w:val="24"/>
-          <w:szCs w:val="24"/>
-        </w:rPr>
-      </w:pPr>
-      <w:r>
-        <w:rPr>
-          <w:rFonts w:eastAsia="Arial" w:cs="Arial" w:ascii="Arial" w:hAnsi="Arial"/>
-          <w:sz w:val="24"/>
-          <w:szCs w:val="24"/>
-        </w:rPr>
-      </w:r>
-    </w:p>
-    <w:p>
-      <w:pPr>
-        <w:pStyle w:val="Normal"/>
-        <w:spacing w:lineRule="auto" w:line="360" w:before="0" w:after="0"/>
-        <w:rPr>
-          <w:rFonts w:ascii="Arial" w:hAnsi="Arial" w:eastAsia="Arial" w:cs="Arial"/>
-          <w:b/>
-          <w:smallCaps/>
-          <w:color w:val="000000"/>
-          <w:sz w:val="24"/>
-          <w:szCs w:val="24"/>
-        </w:rPr>
-      </w:pPr>
-      <w:r>
-        <w:rPr>
-          <w:rFonts w:eastAsia="Arial" w:cs="Arial" w:ascii="Arial" w:hAnsi="Arial"/>
-          <w:b/>
-          <w:smallCaps/>
-          <w:color w:val="000000"/>
-          <w:sz w:val="24"/>
-          <w:szCs w:val="24"/>
-        </w:rPr>
-        <w:t>What is the database management system installed on the server?</w:t>
-      </w:r>
-    </w:p>
-    <w:p>
-      <w:pPr>
-        <w:pStyle w:val="Normal"/>
+        <w:rPr>
+          <w:rFonts w:ascii="Arial" w:eastAsia="Arial" w:hAnsi="Arial" w:cs="Arial"/>
+          <w:sz w:val="24"/>
+          <w:szCs w:val="24"/>
+        </w:rPr>
+      </w:pPr>
+    </w:p>
+    <w:p>
+      <w:pPr>
+        <w:spacing w:after="0" w:line="360" w:lineRule="auto"/>
+        <w:rPr>
+          <w:rFonts w:ascii="Arial" w:eastAsia="Arial" w:hAnsi="Arial" w:cs="Arial"/>
+          <w:b/>
+          <w:smallCaps/>
+          <w:color w:val="000000"/>
+          <w:sz w:val="24"/>
+          <w:szCs w:val="24"/>
+        </w:rPr>
+      </w:pPr>
+      <w:proofErr w:type="spellStart"/>
+      <w:r>
+        <w:rPr>
+          <w:rFonts w:ascii="Arial" w:eastAsia="Arial" w:hAnsi="Arial" w:cs="Arial"/>
+          <w:b/>
+          <w:smallCaps/>
+          <w:color w:val="000000"/>
+          <w:sz w:val="24"/>
+          <w:szCs w:val="24"/>
+        </w:rPr>
+        <w:t>What</w:t>
+      </w:r>
+      <w:proofErr w:type="spellEnd"/>
+      <w:r>
+        <w:rPr>
+          <w:rFonts w:ascii="Arial" w:eastAsia="Arial" w:hAnsi="Arial" w:cs="Arial"/>
+          <w:b/>
+          <w:smallCaps/>
+          <w:color w:val="000000"/>
+          <w:sz w:val="24"/>
+          <w:szCs w:val="24"/>
+        </w:rPr>
+        <w:t xml:space="preserve"> </w:t>
+      </w:r>
+      <w:proofErr w:type="spellStart"/>
+      <w:r>
+        <w:rPr>
+          <w:rFonts w:ascii="Arial" w:eastAsia="Arial" w:hAnsi="Arial" w:cs="Arial"/>
+          <w:b/>
+          <w:smallCaps/>
+          <w:color w:val="000000"/>
+          <w:sz w:val="24"/>
+          <w:szCs w:val="24"/>
+        </w:rPr>
+        <w:t>is</w:t>
+      </w:r>
+      <w:proofErr w:type="spellEnd"/>
+      <w:r>
+        <w:rPr>
+          <w:rFonts w:ascii="Arial" w:eastAsia="Arial" w:hAnsi="Arial" w:cs="Arial"/>
+          <w:b/>
+          <w:smallCaps/>
+          <w:color w:val="000000"/>
+          <w:sz w:val="24"/>
+          <w:szCs w:val="24"/>
+        </w:rPr>
+        <w:t xml:space="preserve"> </w:t>
+      </w:r>
+      <w:proofErr w:type="spellStart"/>
+      <w:r>
+        <w:rPr>
+          <w:rFonts w:ascii="Arial" w:eastAsia="Arial" w:hAnsi="Arial" w:cs="Arial"/>
+          <w:b/>
+          <w:smallCaps/>
+          <w:color w:val="000000"/>
+          <w:sz w:val="24"/>
+          <w:szCs w:val="24"/>
+        </w:rPr>
+        <w:t>the</w:t>
+      </w:r>
+      <w:proofErr w:type="spellEnd"/>
+      <w:r>
+        <w:rPr>
+          <w:rFonts w:ascii="Arial" w:eastAsia="Arial" w:hAnsi="Arial" w:cs="Arial"/>
+          <w:b/>
+          <w:smallCaps/>
+          <w:color w:val="000000"/>
+          <w:sz w:val="24"/>
+          <w:szCs w:val="24"/>
+        </w:rPr>
+        <w:t xml:space="preserve"> </w:t>
+      </w:r>
+      <w:proofErr w:type="spellStart"/>
+      <w:r>
+        <w:rPr>
+          <w:rFonts w:ascii="Arial" w:eastAsia="Arial" w:hAnsi="Arial" w:cs="Arial"/>
+          <w:b/>
+          <w:smallCaps/>
+          <w:color w:val="000000"/>
+          <w:sz w:val="24"/>
+          <w:szCs w:val="24"/>
+        </w:rPr>
+        <w:t>database</w:t>
+      </w:r>
+      <w:proofErr w:type="spellEnd"/>
+      <w:r>
+        <w:rPr>
+          <w:rFonts w:ascii="Arial" w:eastAsia="Arial" w:hAnsi="Arial" w:cs="Arial"/>
+          <w:b/>
+          <w:smallCaps/>
+          <w:color w:val="000000"/>
+          <w:sz w:val="24"/>
+          <w:szCs w:val="24"/>
+        </w:rPr>
+        <w:t xml:space="preserve"> management system </w:t>
+      </w:r>
+      <w:proofErr w:type="spellStart"/>
+      <w:r>
+        <w:rPr>
+          <w:rFonts w:ascii="Arial" w:eastAsia="Arial" w:hAnsi="Arial" w:cs="Arial"/>
+          <w:b/>
+          <w:smallCaps/>
+          <w:color w:val="000000"/>
+          <w:sz w:val="24"/>
+          <w:szCs w:val="24"/>
+        </w:rPr>
+        <w:t>installed</w:t>
+      </w:r>
+      <w:proofErr w:type="spellEnd"/>
+      <w:r>
+        <w:rPr>
+          <w:rFonts w:ascii="Arial" w:eastAsia="Arial" w:hAnsi="Arial" w:cs="Arial"/>
+          <w:b/>
+          <w:smallCaps/>
+          <w:color w:val="000000"/>
+          <w:sz w:val="24"/>
+          <w:szCs w:val="24"/>
+        </w:rPr>
+        <w:t xml:space="preserve"> </w:t>
+      </w:r>
+      <w:proofErr w:type="spellStart"/>
+      <w:r>
+        <w:rPr>
+          <w:rFonts w:ascii="Arial" w:eastAsia="Arial" w:hAnsi="Arial" w:cs="Arial"/>
+          <w:b/>
+          <w:smallCaps/>
+          <w:color w:val="000000"/>
+          <w:sz w:val="24"/>
+          <w:szCs w:val="24"/>
+        </w:rPr>
+        <w:t>on</w:t>
+      </w:r>
+      <w:proofErr w:type="spellEnd"/>
+      <w:r>
+        <w:rPr>
+          <w:rFonts w:ascii="Arial" w:eastAsia="Arial" w:hAnsi="Arial" w:cs="Arial"/>
+          <w:b/>
+          <w:smallCaps/>
+          <w:color w:val="000000"/>
+          <w:sz w:val="24"/>
+          <w:szCs w:val="24"/>
+        </w:rPr>
+        <w:t xml:space="preserve"> </w:t>
+      </w:r>
+      <w:proofErr w:type="spellStart"/>
+      <w:r>
+        <w:rPr>
+          <w:rFonts w:ascii="Arial" w:eastAsia="Arial" w:hAnsi="Arial" w:cs="Arial"/>
+          <w:b/>
+          <w:smallCaps/>
+          <w:color w:val="000000"/>
+          <w:sz w:val="24"/>
+          <w:szCs w:val="24"/>
+        </w:rPr>
+        <w:t>the</w:t>
+      </w:r>
+      <w:proofErr w:type="spellEnd"/>
+      <w:r>
+        <w:rPr>
+          <w:rFonts w:ascii="Arial" w:eastAsia="Arial" w:hAnsi="Arial" w:cs="Arial"/>
+          <w:b/>
+          <w:smallCaps/>
+          <w:color w:val="000000"/>
+          <w:sz w:val="24"/>
+          <w:szCs w:val="24"/>
+        </w:rPr>
+        <w:t xml:space="preserve"> server?</w:t>
+      </w:r>
+    </w:p>
+    <w:p>
+      <w:pPr>
         <w:rPr>
           <w:sz w:val="24"/>
           <w:szCs w:val="24"/>
@@ -2701,32 +2775,163 @@
     </w:p>
     <w:p>
       <w:pPr>
-        <w:pStyle w:val="Normal"/>
-        <w:spacing w:lineRule="auto" w:line="360" w:before="0" w:after="0"/>
-        <w:rPr>
-          <w:rFonts w:ascii="Arial" w:hAnsi="Arial" w:eastAsia="Arial" w:cs="Arial"/>
-          <w:b/>
-          <w:smallCaps/>
-          <w:color w:val="000000"/>
-          <w:sz w:val="24"/>
-          <w:szCs w:val="24"/>
-        </w:rPr>
-      </w:pPr>
-      <w:r>
-        <w:rPr>
-          <w:rFonts w:eastAsia="Arial" w:cs="Arial" w:ascii="Arial" w:hAnsi="Arial"/>
-          <w:b/>
-          <w:smallCaps/>
-          <w:color w:val="000000"/>
-          <w:sz w:val="24"/>
-          <w:szCs w:val="24"/>
-        </w:rPr>
-        <w:t>What port is the database management system running on?</w:t>
-      </w:r>
-    </w:p>
-    <w:p>
-      <w:pPr>
-        <w:pStyle w:val="Normal"/>
+        <w:spacing w:after="0" w:line="360" w:lineRule="auto"/>
+        <w:rPr>
+          <w:rFonts w:ascii="Arial" w:eastAsia="Arial" w:hAnsi="Arial" w:cs="Arial"/>
+          <w:b/>
+          <w:smallCaps/>
+          <w:color w:val="000000"/>
+          <w:sz w:val="24"/>
+          <w:szCs w:val="24"/>
+        </w:rPr>
+      </w:pPr>
+      <w:proofErr w:type="spellStart"/>
+      <w:r>
+        <w:rPr>
+          <w:rFonts w:ascii="Arial" w:eastAsia="Arial" w:hAnsi="Arial" w:cs="Arial"/>
+          <w:b/>
+          <w:smallCaps/>
+          <w:color w:val="000000"/>
+          <w:sz w:val="24"/>
+          <w:szCs w:val="24"/>
+        </w:rPr>
+        <w:t>What</w:t>
+      </w:r>
+      <w:proofErr w:type="spellEnd"/>
+      <w:r>
+        <w:rPr>
+          <w:rFonts w:ascii="Arial" w:eastAsia="Arial" w:hAnsi="Arial" w:cs="Arial"/>
+          <w:b/>
+          <w:smallCaps/>
+          <w:color w:val="000000"/>
+          <w:sz w:val="24"/>
+          <w:szCs w:val="24"/>
+        </w:rPr>
+        <w:t xml:space="preserve"> </w:t>
+      </w:r>
+      <w:proofErr w:type="spellStart"/>
+      <w:r>
+        <w:rPr>
+          <w:rFonts w:ascii="Arial" w:eastAsia="Arial" w:hAnsi="Arial" w:cs="Arial"/>
+          <w:b/>
+          <w:smallCaps/>
+          <w:color w:val="000000"/>
+          <w:sz w:val="24"/>
+          <w:szCs w:val="24"/>
+        </w:rPr>
+        <w:t>port</w:t>
+      </w:r>
+      <w:proofErr w:type="spellEnd"/>
+      <w:r>
+        <w:rPr>
+          <w:rFonts w:ascii="Arial" w:eastAsia="Arial" w:hAnsi="Arial" w:cs="Arial"/>
+          <w:b/>
+          <w:smallCaps/>
+          <w:color w:val="000000"/>
+          <w:sz w:val="24"/>
+          <w:szCs w:val="24"/>
+        </w:rPr>
+        <w:t xml:space="preserve"> </w:t>
+      </w:r>
+      <w:proofErr w:type="spellStart"/>
+      <w:r>
+        <w:rPr>
+          <w:rFonts w:ascii="Arial" w:eastAsia="Arial" w:hAnsi="Arial" w:cs="Arial"/>
+          <w:b/>
+          <w:smallCaps/>
+          <w:color w:val="000000"/>
+          <w:sz w:val="24"/>
+          <w:szCs w:val="24"/>
+        </w:rPr>
+        <w:t>is</w:t>
+      </w:r>
+      <w:proofErr w:type="spellEnd"/>
+      <w:r>
+        <w:rPr>
+          <w:rFonts w:ascii="Arial" w:eastAsia="Arial" w:hAnsi="Arial" w:cs="Arial"/>
+          <w:b/>
+          <w:smallCaps/>
+          <w:color w:val="000000"/>
+          <w:sz w:val="24"/>
+          <w:szCs w:val="24"/>
+        </w:rPr>
+        <w:t xml:space="preserve"> </w:t>
+      </w:r>
+      <w:proofErr w:type="spellStart"/>
+      <w:r>
+        <w:rPr>
+          <w:rFonts w:ascii="Arial" w:eastAsia="Arial" w:hAnsi="Arial" w:cs="Arial"/>
+          <w:b/>
+          <w:smallCaps/>
+          <w:color w:val="000000"/>
+          <w:sz w:val="24"/>
+          <w:szCs w:val="24"/>
+        </w:rPr>
+        <w:t>the</w:t>
+      </w:r>
+      <w:proofErr w:type="spellEnd"/>
+      <w:r>
+        <w:rPr>
+          <w:rFonts w:ascii="Arial" w:eastAsia="Arial" w:hAnsi="Arial" w:cs="Arial"/>
+          <w:b/>
+          <w:smallCaps/>
+          <w:color w:val="000000"/>
+          <w:sz w:val="24"/>
+          <w:szCs w:val="24"/>
+        </w:rPr>
+        <w:t xml:space="preserve"> </w:t>
+      </w:r>
+      <w:proofErr w:type="spellStart"/>
+      <w:r>
+        <w:rPr>
+          <w:rFonts w:ascii="Arial" w:eastAsia="Arial" w:hAnsi="Arial" w:cs="Arial"/>
+          <w:b/>
+          <w:smallCaps/>
+          <w:color w:val="000000"/>
+          <w:sz w:val="24"/>
+          <w:szCs w:val="24"/>
+        </w:rPr>
+        <w:t>database</w:t>
+      </w:r>
+      <w:proofErr w:type="spellEnd"/>
+      <w:r>
+        <w:rPr>
+          <w:rFonts w:ascii="Arial" w:eastAsia="Arial" w:hAnsi="Arial" w:cs="Arial"/>
+          <w:b/>
+          <w:smallCaps/>
+          <w:color w:val="000000"/>
+          <w:sz w:val="24"/>
+          <w:szCs w:val="24"/>
+        </w:rPr>
+        <w:t xml:space="preserve"> management system running </w:t>
+      </w:r>
+      <w:proofErr w:type="spellStart"/>
+      <w:r>
+        <w:rPr>
+          <w:rFonts w:ascii="Arial" w:eastAsia="Arial" w:hAnsi="Arial" w:cs="Arial"/>
+          <w:b/>
+          <w:smallCaps/>
+          <w:color w:val="000000"/>
+          <w:sz w:val="24"/>
+          <w:szCs w:val="24"/>
+        </w:rPr>
+        <w:t>on</w:t>
+      </w:r>
+      <w:proofErr w:type="spellEnd"/>
+      <w:r>
+        <w:rPr>
+          <w:rFonts w:ascii="Arial" w:eastAsia="Arial" w:hAnsi="Arial" w:cs="Arial"/>
+          <w:b/>
+          <w:smallCaps/>
+          <w:color w:val="000000"/>
+          <w:sz w:val="24"/>
+          <w:szCs w:val="24"/>
+        </w:rPr>
+        <w:t>?</w:t>
+      </w:r>
+    </w:p>
+    <w:p>
+      <w:pPr>
         <w:rPr>
           <w:sz w:val="24"/>
           <w:szCs w:val="24"/>
@@ -2742,63 +2947,269 @@
     </w:p>
     <w:p>
       <w:pPr>
-        <w:pStyle w:val="Normal"/>
-        <w:spacing w:lineRule="auto" w:line="360" w:before="0" w:after="0"/>
-        <w:rPr>
-          <w:rFonts w:ascii="Arial" w:hAnsi="Arial" w:eastAsia="Arial" w:cs="Arial"/>
-          <w:b/>
-          <w:smallCaps/>
-          <w:color w:val="000000"/>
-          <w:sz w:val="24"/>
-          <w:szCs w:val="24"/>
-        </w:rPr>
-      </w:pPr>
-      <w:r>
-        <w:rPr>
-          <w:rFonts w:eastAsia="Arial" w:cs="Arial" w:ascii="Arial" w:hAnsi="Arial"/>
-          <w:b/>
-          <w:smallCaps/>
-          <w:color w:val="000000"/>
-          <w:sz w:val="24"/>
-          <w:szCs w:val="24"/>
-        </w:rPr>
-        <w:t>Wha is the version of the management system installed on the server?</w:t>
-      </w:r>
-    </w:p>
-    <w:p>
-      <w:pPr>
-        <w:pStyle w:val="Normal"/>
-        <w:rPr>
-          <w:rFonts w:ascii="Arial" w:hAnsi="Arial" w:eastAsia="Arial" w:cs="Arial"/>
-          <w:sz w:val="24"/>
-          <w:szCs w:val="24"/>
-        </w:rPr>
-      </w:pPr>
-      <w:r>
-        <w:rPr>
-          <w:rFonts w:eastAsia="Arial" w:cs="Arial" w:ascii="Arial" w:hAnsi="Arial"/>
-          <w:sz w:val="24"/>
-          <w:szCs w:val="24"/>
-        </w:rPr>
-      </w:r>
-    </w:p>
-    <w:p>
-      <w:pPr>
-        <w:pStyle w:val="Normal"/>
-        <w:rPr>
-          <w:rFonts w:ascii="Arial" w:hAnsi="Arial" w:eastAsia="Arial" w:cs="Arial"/>
-          <w:sz w:val="24"/>
-          <w:szCs w:val="24"/>
-        </w:rPr>
-      </w:pPr>
-      <w:r>
-        <w:rPr>
-          <w:rFonts w:eastAsia="Arial" w:cs="Arial" w:ascii="Arial" w:hAnsi="Arial"/>
+        <w:rPr>
+          <w:sz w:val="24"/>
+          <w:szCs w:val="24"/>
+        </w:rPr>
+      </w:pPr>
+      <w:r>
+        <w:rPr>
+          <w:sz w:val="24"/>
+          <w:szCs w:val="24"/>
+        </w:rPr>
+        <w:br w:type="page"/>
+      </w:r>
+    </w:p>
+    <w:p>
+      <w:pPr>
+        <w:rPr>
+          <w:sz w:val="24"/>
+          <w:szCs w:val="24"/>
+        </w:rPr>
+      </w:pPr>
+    </w:p>
+    <w:p>
+      <w:pPr>
+        <w:spacing w:after="0" w:line="360" w:lineRule="auto"/>
+        <w:rPr>
+          <w:rFonts w:ascii="Arial" w:eastAsia="Arial" w:hAnsi="Arial" w:cs="Arial"/>
+          <w:b/>
+          <w:smallCaps/>
+          <w:color w:val="000000"/>
+          <w:sz w:val="24"/>
+          <w:szCs w:val="24"/>
+        </w:rPr>
+      </w:pPr>
+      <w:r>
+        <w:rPr>
+          <w:rFonts w:ascii="Arial" w:eastAsia="Arial" w:hAnsi="Arial" w:cs="Arial"/>
+          <w:b/>
+          <w:smallCaps/>
+          <w:color w:val="000000"/>
+          <w:sz w:val="24"/>
+          <w:szCs w:val="24"/>
+        </w:rPr>
+        <w:t xml:space="preserve">Wha </w:t>
+      </w:r>
+      <w:proofErr w:type="spellStart"/>
+      <w:r>
+        <w:rPr>
+          <w:rFonts w:ascii="Arial" w:eastAsia="Arial" w:hAnsi="Arial" w:cs="Arial"/>
+          <w:b/>
+          <w:smallCaps/>
+          <w:color w:val="000000"/>
+          <w:sz w:val="24"/>
+          <w:szCs w:val="24"/>
+        </w:rPr>
+        <w:t>is</w:t>
+      </w:r>
+      <w:proofErr w:type="spellEnd"/>
+      <w:r>
+        <w:rPr>
+          <w:rFonts w:ascii="Arial" w:eastAsia="Arial" w:hAnsi="Arial" w:cs="Arial"/>
+          <w:b/>
+          <w:smallCaps/>
+          <w:color w:val="000000"/>
+          <w:sz w:val="24"/>
+          <w:szCs w:val="24"/>
+        </w:rPr>
+        <w:t xml:space="preserve"> </w:t>
+      </w:r>
+      <w:proofErr w:type="spellStart"/>
+      <w:r>
+        <w:rPr>
+          <w:rFonts w:ascii="Arial" w:eastAsia="Arial" w:hAnsi="Arial" w:cs="Arial"/>
+          <w:b/>
+          <w:smallCaps/>
+          <w:color w:val="000000"/>
+          <w:sz w:val="24"/>
+          <w:szCs w:val="24"/>
+        </w:rPr>
+        <w:t>the</w:t>
+      </w:r>
+      <w:proofErr w:type="spellEnd"/>
+      <w:r>
+        <w:rPr>
+          <w:rFonts w:ascii="Arial" w:eastAsia="Arial" w:hAnsi="Arial" w:cs="Arial"/>
+          <w:b/>
+          <w:smallCaps/>
+          <w:color w:val="000000"/>
+          <w:sz w:val="24"/>
+          <w:szCs w:val="24"/>
+        </w:rPr>
+        <w:t xml:space="preserve"> </w:t>
+      </w:r>
+      <w:proofErr w:type="spellStart"/>
+      <w:r>
+        <w:rPr>
+          <w:rFonts w:ascii="Arial" w:eastAsia="Arial" w:hAnsi="Arial" w:cs="Arial"/>
+          <w:b/>
+          <w:smallCaps/>
+          <w:color w:val="000000"/>
+          <w:sz w:val="24"/>
+          <w:szCs w:val="24"/>
+        </w:rPr>
+        <w:t>version</w:t>
+      </w:r>
+      <w:proofErr w:type="spellEnd"/>
+      <w:r>
+        <w:rPr>
+          <w:rFonts w:ascii="Arial" w:eastAsia="Arial" w:hAnsi="Arial" w:cs="Arial"/>
+          <w:b/>
+          <w:smallCaps/>
+          <w:color w:val="000000"/>
+          <w:sz w:val="24"/>
+          <w:szCs w:val="24"/>
+        </w:rPr>
+        <w:t xml:space="preserve"> </w:t>
+      </w:r>
+      <w:proofErr w:type="spellStart"/>
+      <w:r>
+        <w:rPr>
+          <w:rFonts w:ascii="Arial" w:eastAsia="Arial" w:hAnsi="Arial" w:cs="Arial"/>
+          <w:b/>
+          <w:smallCaps/>
+          <w:color w:val="000000"/>
+          <w:sz w:val="24"/>
+          <w:szCs w:val="24"/>
+        </w:rPr>
+        <w:t>of</w:t>
+      </w:r>
+      <w:proofErr w:type="spellEnd"/>
+      <w:r>
+        <w:rPr>
+          <w:rFonts w:ascii="Arial" w:eastAsia="Arial" w:hAnsi="Arial" w:cs="Arial"/>
+          <w:b/>
+          <w:smallCaps/>
+          <w:color w:val="000000"/>
+          <w:sz w:val="24"/>
+          <w:szCs w:val="24"/>
+        </w:rPr>
+        <w:t xml:space="preserve"> </w:t>
+      </w:r>
+      <w:proofErr w:type="spellStart"/>
+      <w:r>
+        <w:rPr>
+          <w:rFonts w:ascii="Arial" w:eastAsia="Arial" w:hAnsi="Arial" w:cs="Arial"/>
+          <w:b/>
+          <w:smallCaps/>
+          <w:color w:val="000000"/>
+          <w:sz w:val="24"/>
+          <w:szCs w:val="24"/>
+        </w:rPr>
+        <w:t>the</w:t>
+      </w:r>
+      <w:proofErr w:type="spellEnd"/>
+      <w:r>
+        <w:rPr>
+          <w:rFonts w:ascii="Arial" w:eastAsia="Arial" w:hAnsi="Arial" w:cs="Arial"/>
+          <w:b/>
+          <w:smallCaps/>
+          <w:color w:val="000000"/>
+          <w:sz w:val="24"/>
+          <w:szCs w:val="24"/>
+        </w:rPr>
+        <w:t xml:space="preserve"> management system </w:t>
+      </w:r>
+      <w:proofErr w:type="spellStart"/>
+      <w:r>
+        <w:rPr>
+          <w:rFonts w:ascii="Arial" w:eastAsia="Arial" w:hAnsi="Arial" w:cs="Arial"/>
+          <w:b/>
+          <w:smallCaps/>
+          <w:color w:val="000000"/>
+          <w:sz w:val="24"/>
+          <w:szCs w:val="24"/>
+        </w:rPr>
+        <w:t>installed</w:t>
+      </w:r>
+      <w:proofErr w:type="spellEnd"/>
+      <w:r>
+        <w:rPr>
+          <w:rFonts w:ascii="Arial" w:eastAsia="Arial" w:hAnsi="Arial" w:cs="Arial"/>
+          <w:b/>
+          <w:smallCaps/>
+          <w:color w:val="000000"/>
+          <w:sz w:val="24"/>
+          <w:szCs w:val="24"/>
+        </w:rPr>
+        <w:t xml:space="preserve"> </w:t>
+      </w:r>
+      <w:proofErr w:type="spellStart"/>
+      <w:r>
+        <w:rPr>
+          <w:rFonts w:ascii="Arial" w:eastAsia="Arial" w:hAnsi="Arial" w:cs="Arial"/>
+          <w:b/>
+          <w:smallCaps/>
+          <w:color w:val="000000"/>
+          <w:sz w:val="24"/>
+          <w:szCs w:val="24"/>
+        </w:rPr>
+        <w:t>on</w:t>
+      </w:r>
+      <w:proofErr w:type="spellEnd"/>
+      <w:r>
+        <w:rPr>
+          <w:rFonts w:ascii="Arial" w:eastAsia="Arial" w:hAnsi="Arial" w:cs="Arial"/>
+          <w:b/>
+          <w:smallCaps/>
+          <w:color w:val="000000"/>
+          <w:sz w:val="24"/>
+          <w:szCs w:val="24"/>
+        </w:rPr>
+        <w:t xml:space="preserve"> </w:t>
+      </w:r>
+      <w:proofErr w:type="spellStart"/>
+      <w:r>
+        <w:rPr>
+          <w:rFonts w:ascii="Arial" w:eastAsia="Arial" w:hAnsi="Arial" w:cs="Arial"/>
+          <w:b/>
+          <w:smallCaps/>
+          <w:color w:val="000000"/>
+          <w:sz w:val="24"/>
+          <w:szCs w:val="24"/>
+        </w:rPr>
+        <w:t>the</w:t>
+      </w:r>
+      <w:proofErr w:type="spellEnd"/>
+      <w:r>
+        <w:rPr>
+          <w:rFonts w:ascii="Arial" w:eastAsia="Arial" w:hAnsi="Arial" w:cs="Arial"/>
+          <w:b/>
+          <w:smallCaps/>
+          <w:color w:val="000000"/>
+          <w:sz w:val="24"/>
+          <w:szCs w:val="24"/>
+        </w:rPr>
+        <w:t xml:space="preserve"> server?</w:t>
+      </w:r>
+    </w:p>
+    <w:p>
+      <w:pPr>
+        <w:rPr>
+          <w:rFonts w:ascii="Arial" w:eastAsia="Arial" w:hAnsi="Arial" w:cs="Arial"/>
+          <w:sz w:val="24"/>
+          <w:szCs w:val="24"/>
+        </w:rPr>
+      </w:pPr>
+    </w:p>
+    <w:p>
+      <w:pPr>
+        <w:rPr>
+          <w:rFonts w:ascii="Arial" w:eastAsia="Arial" w:hAnsi="Arial" w:cs="Arial"/>
+          <w:sz w:val="24"/>
+          <w:szCs w:val="24"/>
+        </w:rPr>
+      </w:pPr>
+      <w:r>
+        <w:rPr>
+          <w:rFonts w:ascii="Arial" w:eastAsia="Arial" w:hAnsi="Arial" w:cs="Arial"/>
+          <w:noProof/>
           <w:sz w:val="24"/>
           <w:szCs w:val="24"/>
         </w:rPr>
         <w:drawing>
-          <wp:anchor behindDoc="0" distT="0" distB="0" distL="0" distR="0" simplePos="0" locked="0" layoutInCell="0" allowOverlap="1" relativeHeight="14">
+          <wp:anchor distT="0" distB="0" distL="0" distR="0" simplePos="0" relativeHeight="14" behindDoc="0" locked="0" layoutInCell="0" allowOverlap="1" wp14:anchorId="73B6ECBA" wp14:editId="4BA4A058">
             <wp:simplePos x="0" y="0"/>
             <wp:positionH relativeFrom="column">
               <wp:align>center</wp:align>
@@ -2823,7 +3234,7 @@
                     </pic:cNvPicPr>
                   </pic:nvPicPr>
                   <pic:blipFill>
-                    <a:blip r:embed="rId4"/>
+                    <a:blip r:embed="rId9"/>
                     <a:stretch>
                       <a:fillRect/>
                     </a:stretch>
@@ -2847,88 +3258,246 @@
     </w:p>
     <w:p>
       <w:pPr>
-        <w:pStyle w:val="Normal"/>
-        <w:spacing w:lineRule="auto" w:line="360" w:before="0" w:after="0"/>
-        <w:rPr>
-          <w:rFonts w:ascii="Arial" w:hAnsi="Arial" w:eastAsia="Arial" w:cs="Arial"/>
-          <w:b/>
-          <w:smallCaps/>
-          <w:color w:val="000000"/>
-          <w:sz w:val="24"/>
-          <w:szCs w:val="24"/>
-        </w:rPr>
-      </w:pPr>
-      <w:r>
-        <w:rPr>
-          <w:rFonts w:eastAsia="Arial" w:cs="Arial" w:ascii="Arial" w:hAnsi="Arial"/>
-          <w:b/>
-          <w:smallCaps/>
-          <w:color w:val="000000"/>
-          <w:sz w:val="24"/>
-          <w:szCs w:val="24"/>
-        </w:rPr>
-      </w:r>
-    </w:p>
-    <w:p>
-      <w:pPr>
-        <w:pStyle w:val="Normal"/>
-        <w:spacing w:lineRule="auto" w:line="360" w:before="0" w:after="0"/>
-        <w:rPr>
-          <w:rFonts w:ascii="Arial" w:hAnsi="Arial" w:eastAsia="Arial" w:cs="Arial"/>
-          <w:b/>
-          <w:smallCaps/>
-          <w:color w:val="000000"/>
-          <w:sz w:val="24"/>
-          <w:szCs w:val="24"/>
-        </w:rPr>
-      </w:pPr>
-      <w:r>
-        <w:rPr>
-          <w:rFonts w:eastAsia="Arial" w:cs="Arial" w:ascii="Arial" w:hAnsi="Arial"/>
-          <w:b/>
-          <w:smallCaps/>
-          <w:color w:val="000000"/>
-          <w:sz w:val="24"/>
-          <w:szCs w:val="24"/>
-        </w:rPr>
-        <w:t>Compromise the machine and locate user.txt</w:t>
-      </w:r>
-    </w:p>
-    <w:p>
-      <w:pPr>
-        <w:pStyle w:val="Normal"/>
-        <w:rPr>
-          <w:rFonts w:ascii="Arial" w:hAnsi="Arial" w:eastAsia="Arial" w:cs="Arial"/>
-          <w:sz w:val="24"/>
-          <w:szCs w:val="24"/>
-        </w:rPr>
-      </w:pPr>
-      <w:r>
-        <w:rPr>
-          <w:rFonts w:eastAsia="Arial" w:cs="Arial" w:ascii="Arial" w:hAnsi="Arial"/>
-          <w:sz w:val="24"/>
-          <w:szCs w:val="24"/>
-        </w:rPr>
-        <w:t>Utilizando o redis-cli e o host da máquina, entrei dentro do serviço, pois não foi necessário uma senha. Depois disso rodei um info para descobrir informações dos sistema. Com isso descobri um possível usuário em /home/vianka.</w:t>
-      </w:r>
-    </w:p>
-    <w:p>
-      <w:pPr>
-        <w:pStyle w:val="Normal"/>
-        <w:rPr>
-          <w:rFonts w:ascii="Arial" w:hAnsi="Arial" w:eastAsia="Arial" w:cs="Arial"/>
-          <w:sz w:val="24"/>
-          <w:szCs w:val="24"/>
-        </w:rPr>
-      </w:pPr>
-      <w:r>
-        <w:rPr>
-          <w:rFonts w:eastAsia="Arial" w:cs="Arial" w:ascii="Arial" w:hAnsi="Arial"/>
+        <w:spacing w:after="0" w:line="360" w:lineRule="auto"/>
+        <w:rPr>
+          <w:rFonts w:ascii="Arial" w:eastAsia="Arial" w:hAnsi="Arial" w:cs="Arial"/>
+          <w:b/>
+          <w:smallCaps/>
+          <w:color w:val="000000"/>
+          <w:sz w:val="24"/>
+          <w:szCs w:val="24"/>
+        </w:rPr>
+      </w:pPr>
+    </w:p>
+    <w:p>
+      <w:pPr>
+        <w:spacing w:after="0" w:line="360" w:lineRule="auto"/>
+        <w:rPr>
+          <w:rFonts w:ascii="Arial" w:eastAsia="Arial" w:hAnsi="Arial" w:cs="Arial"/>
+          <w:b/>
+          <w:smallCaps/>
+          <w:color w:val="000000"/>
+          <w:sz w:val="24"/>
+          <w:szCs w:val="24"/>
+        </w:rPr>
+      </w:pPr>
+      <w:proofErr w:type="spellStart"/>
+      <w:r>
+        <w:rPr>
+          <w:rFonts w:ascii="Arial" w:eastAsia="Arial" w:hAnsi="Arial" w:cs="Arial"/>
+          <w:b/>
+          <w:smallCaps/>
+          <w:color w:val="000000"/>
+          <w:sz w:val="24"/>
+          <w:szCs w:val="24"/>
+        </w:rPr>
+        <w:t>Compromise</w:t>
+      </w:r>
+      <w:proofErr w:type="spellEnd"/>
+      <w:r>
+        <w:rPr>
+          <w:rFonts w:ascii="Arial" w:eastAsia="Arial" w:hAnsi="Arial" w:cs="Arial"/>
+          <w:b/>
+          <w:smallCaps/>
+          <w:color w:val="000000"/>
+          <w:sz w:val="24"/>
+          <w:szCs w:val="24"/>
+        </w:rPr>
+        <w:t xml:space="preserve"> </w:t>
+      </w:r>
+      <w:proofErr w:type="spellStart"/>
+      <w:r>
+        <w:rPr>
+          <w:rFonts w:ascii="Arial" w:eastAsia="Arial" w:hAnsi="Arial" w:cs="Arial"/>
+          <w:b/>
+          <w:smallCaps/>
+          <w:color w:val="000000"/>
+          <w:sz w:val="24"/>
+          <w:szCs w:val="24"/>
+        </w:rPr>
+        <w:t>the</w:t>
+      </w:r>
+      <w:proofErr w:type="spellEnd"/>
+      <w:r>
+        <w:rPr>
+          <w:rFonts w:ascii="Arial" w:eastAsia="Arial" w:hAnsi="Arial" w:cs="Arial"/>
+          <w:b/>
+          <w:smallCaps/>
+          <w:color w:val="000000"/>
+          <w:sz w:val="24"/>
+          <w:szCs w:val="24"/>
+        </w:rPr>
+        <w:t xml:space="preserve"> machine </w:t>
+      </w:r>
+      <w:proofErr w:type="spellStart"/>
+      <w:r>
+        <w:rPr>
+          <w:rFonts w:ascii="Arial" w:eastAsia="Arial" w:hAnsi="Arial" w:cs="Arial"/>
+          <w:b/>
+          <w:smallCaps/>
+          <w:color w:val="000000"/>
+          <w:sz w:val="24"/>
+          <w:szCs w:val="24"/>
+        </w:rPr>
+        <w:t>and</w:t>
+      </w:r>
+      <w:proofErr w:type="spellEnd"/>
+      <w:r>
+        <w:rPr>
+          <w:rFonts w:ascii="Arial" w:eastAsia="Arial" w:hAnsi="Arial" w:cs="Arial"/>
+          <w:b/>
+          <w:smallCaps/>
+          <w:color w:val="000000"/>
+          <w:sz w:val="24"/>
+          <w:szCs w:val="24"/>
+        </w:rPr>
+        <w:t xml:space="preserve"> </w:t>
+      </w:r>
+      <w:proofErr w:type="spellStart"/>
+      <w:r>
+        <w:rPr>
+          <w:rFonts w:ascii="Arial" w:eastAsia="Arial" w:hAnsi="Arial" w:cs="Arial"/>
+          <w:b/>
+          <w:smallCaps/>
+          <w:color w:val="000000"/>
+          <w:sz w:val="24"/>
+          <w:szCs w:val="24"/>
+        </w:rPr>
+        <w:t>locate</w:t>
+      </w:r>
+      <w:proofErr w:type="spellEnd"/>
+      <w:r>
+        <w:rPr>
+          <w:rFonts w:ascii="Arial" w:eastAsia="Arial" w:hAnsi="Arial" w:cs="Arial"/>
+          <w:b/>
+          <w:smallCaps/>
+          <w:color w:val="000000"/>
+          <w:sz w:val="24"/>
+          <w:szCs w:val="24"/>
+        </w:rPr>
+        <w:t xml:space="preserve"> user.txt</w:t>
+      </w:r>
+    </w:p>
+    <w:p>
+      <w:pPr>
+        <w:rPr>
+          <w:rFonts w:ascii="Arial" w:eastAsia="Arial" w:hAnsi="Arial" w:cs="Arial"/>
+          <w:sz w:val="24"/>
+          <w:szCs w:val="24"/>
+        </w:rPr>
+      </w:pPr>
+      <w:r>
+        <w:rPr>
+          <w:rFonts w:ascii="Arial" w:eastAsia="Arial" w:hAnsi="Arial" w:cs="Arial"/>
+          <w:sz w:val="24"/>
+          <w:szCs w:val="24"/>
+        </w:rPr>
+        <w:t>Utilizando o redis-</w:t>
+      </w:r>
+      <w:proofErr w:type="spellStart"/>
+      <w:r>
+        <w:rPr>
+          <w:rFonts w:ascii="Arial" w:eastAsia="Arial" w:hAnsi="Arial" w:cs="Arial"/>
+          <w:sz w:val="24"/>
+          <w:szCs w:val="24"/>
+        </w:rPr>
+        <w:t>cli</w:t>
+      </w:r>
+      <w:proofErr w:type="spellEnd"/>
+      <w:r>
+        <w:rPr>
+          <w:rFonts w:ascii="Arial" w:eastAsia="Arial" w:hAnsi="Arial" w:cs="Arial"/>
+          <w:sz w:val="24"/>
+          <w:szCs w:val="24"/>
+        </w:rPr>
+        <w:t xml:space="preserve"> e o host da máquina, entrei dentro do serviço, pois não foi </w:t>
+      </w:r>
+      <w:r>
+        <w:rPr>
+          <w:rFonts w:ascii="Arial" w:eastAsia="Arial" w:hAnsi="Arial" w:cs="Arial"/>
+          <w:sz w:val="24"/>
+          <w:szCs w:val="24"/>
+        </w:rPr>
+        <w:t>necessária uma senha</w:t>
+      </w:r>
+      <w:r>
+        <w:rPr>
+          <w:rFonts w:ascii="Arial" w:eastAsia="Arial" w:hAnsi="Arial" w:cs="Arial"/>
+          <w:sz w:val="24"/>
+          <w:szCs w:val="24"/>
+        </w:rPr>
+        <w:t xml:space="preserve">. Depois disso rodei um </w:t>
+      </w:r>
+      <w:proofErr w:type="spellStart"/>
+      <w:r>
+        <w:rPr>
+          <w:rFonts w:ascii="Arial" w:eastAsia="Arial" w:hAnsi="Arial" w:cs="Arial"/>
+          <w:sz w:val="24"/>
+          <w:szCs w:val="24"/>
+        </w:rPr>
+        <w:t>info</w:t>
+      </w:r>
+      <w:proofErr w:type="spellEnd"/>
+      <w:r>
+        <w:rPr>
+          <w:rFonts w:ascii="Arial" w:eastAsia="Arial" w:hAnsi="Arial" w:cs="Arial"/>
+          <w:sz w:val="24"/>
+          <w:szCs w:val="24"/>
+        </w:rPr>
+        <w:t xml:space="preserve"> para descobrir informações </w:t>
+      </w:r>
+      <w:r>
+        <w:rPr>
+          <w:rFonts w:ascii="Arial" w:eastAsia="Arial" w:hAnsi="Arial" w:cs="Arial"/>
+          <w:sz w:val="24"/>
+          <w:szCs w:val="24"/>
+        </w:rPr>
+        <w:t>dos sistemas</w:t>
+      </w:r>
+      <w:r>
+        <w:rPr>
+          <w:rFonts w:ascii="Arial" w:eastAsia="Arial" w:hAnsi="Arial" w:cs="Arial"/>
+          <w:sz w:val="24"/>
+          <w:szCs w:val="24"/>
+        </w:rPr>
+        <w:t>. Com isso descobri um possível usuário em /home/</w:t>
+      </w:r>
+      <w:proofErr w:type="spellStart"/>
+      <w:r>
+        <w:rPr>
+          <w:rFonts w:ascii="Arial" w:eastAsia="Arial" w:hAnsi="Arial" w:cs="Arial"/>
+          <w:sz w:val="24"/>
+          <w:szCs w:val="24"/>
+        </w:rPr>
+        <w:t>vianka</w:t>
+      </w:r>
+      <w:proofErr w:type="spellEnd"/>
+      <w:r>
+        <w:rPr>
+          <w:rFonts w:ascii="Arial" w:eastAsia="Arial" w:hAnsi="Arial" w:cs="Arial"/>
+          <w:sz w:val="24"/>
+          <w:szCs w:val="24"/>
+        </w:rPr>
+        <w:t>.</w:t>
+      </w:r>
+    </w:p>
+    <w:p>
+      <w:pPr>
+        <w:rPr>
+          <w:rFonts w:ascii="Arial" w:eastAsia="Arial" w:hAnsi="Arial" w:cs="Arial"/>
+          <w:sz w:val="24"/>
+          <w:szCs w:val="24"/>
+        </w:rPr>
+      </w:pPr>
+      <w:r>
+        <w:rPr>
+          <w:rFonts w:ascii="Arial" w:eastAsia="Arial" w:hAnsi="Arial" w:cs="Arial"/>
+          <w:noProof/>
           <w:sz w:val="24"/>
           <w:szCs w:val="24"/>
         </w:rPr>
         <w:drawing>
-          <wp:anchor behindDoc="0" distT="0" distB="0" distL="0" distR="0" simplePos="0" locked="0" layoutInCell="0" allowOverlap="1" relativeHeight="15">
+          <wp:anchor distT="0" distB="0" distL="0" distR="0" simplePos="0" relativeHeight="15" behindDoc="0" locked="0" layoutInCell="0" allowOverlap="1" wp14:anchorId="05A824B7" wp14:editId="1E9544AB">
             <wp:simplePos x="0" y="0"/>
             <wp:positionH relativeFrom="column">
               <wp:posOffset>0</wp:posOffset>
@@ -2953,7 +3522,7 @@
                     </pic:cNvPicPr>
                   </pic:nvPicPr>
                   <pic:blipFill>
-                    <a:blip r:embed="rId5"/>
+                    <a:blip r:embed="rId10"/>
                     <a:stretch>
                       <a:fillRect/>
                     </a:stretch>
@@ -2977,50 +3546,96 @@
     </w:p>
     <w:p>
       <w:pPr>
-        <w:pStyle w:val="Normal"/>
-        <w:rPr>
-          <w:rFonts w:ascii="Arial" w:hAnsi="Arial" w:eastAsia="Arial" w:cs="Arial"/>
-          <w:sz w:val="24"/>
-          <w:szCs w:val="24"/>
-        </w:rPr>
-      </w:pPr>
-      <w:r>
-        <w:rPr>
-          <w:rFonts w:eastAsia="Arial" w:cs="Arial" w:ascii="Arial" w:hAnsi="Arial"/>
-          <w:sz w:val="24"/>
-          <w:szCs w:val="24"/>
-        </w:rPr>
-        <w:t>Com o usuário, utilizei o hydra com rockyou.txt para fazer o brute force da senha pelo ssh.</w:t>
-      </w:r>
-    </w:p>
-    <w:p>
-      <w:pPr>
-        <w:pStyle w:val="Normal"/>
-        <w:rPr>
-          <w:rFonts w:ascii="Arial" w:hAnsi="Arial" w:eastAsia="Arial" w:cs="Arial"/>
-          <w:sz w:val="24"/>
-          <w:szCs w:val="24"/>
-        </w:rPr>
-      </w:pPr>
-      <w:r>
-        <w:rPr>
-          <w:rFonts w:eastAsia="Arial" w:cs="Arial" w:ascii="Arial" w:hAnsi="Arial"/>
-          <w:sz w:val="24"/>
-          <w:szCs w:val="24"/>
-        </w:rPr>
+        <w:rPr>
+          <w:rFonts w:ascii="Arial" w:eastAsia="Arial" w:hAnsi="Arial" w:cs="Arial"/>
+          <w:sz w:val="24"/>
+          <w:szCs w:val="24"/>
+        </w:rPr>
+      </w:pPr>
+      <w:r>
+        <w:rPr>
+          <w:rFonts w:ascii="Arial" w:eastAsia="Arial" w:hAnsi="Arial" w:cs="Arial"/>
+          <w:sz w:val="24"/>
+          <w:szCs w:val="24"/>
+        </w:rPr>
+        <w:t xml:space="preserve">Com o usuário, utilizei o </w:t>
+      </w:r>
+      <w:proofErr w:type="spellStart"/>
+      <w:r>
+        <w:rPr>
+          <w:rFonts w:ascii="Arial" w:eastAsia="Arial" w:hAnsi="Arial" w:cs="Arial"/>
+          <w:sz w:val="24"/>
+          <w:szCs w:val="24"/>
+        </w:rPr>
+        <w:t>hydra</w:t>
+      </w:r>
+      <w:proofErr w:type="spellEnd"/>
+      <w:r>
+        <w:rPr>
+          <w:rFonts w:ascii="Arial" w:eastAsia="Arial" w:hAnsi="Arial" w:cs="Arial"/>
+          <w:sz w:val="24"/>
+          <w:szCs w:val="24"/>
+        </w:rPr>
+        <w:t xml:space="preserve"> com rockyou.txt para fazer o </w:t>
+      </w:r>
+      <w:proofErr w:type="spellStart"/>
+      <w:r>
+        <w:rPr>
+          <w:rFonts w:ascii="Arial" w:eastAsia="Arial" w:hAnsi="Arial" w:cs="Arial"/>
+          <w:sz w:val="24"/>
+          <w:szCs w:val="24"/>
+        </w:rPr>
+        <w:t>brute</w:t>
+      </w:r>
+      <w:proofErr w:type="spellEnd"/>
+      <w:r>
+        <w:rPr>
+          <w:rFonts w:ascii="Arial" w:eastAsia="Arial" w:hAnsi="Arial" w:cs="Arial"/>
+          <w:sz w:val="24"/>
+          <w:szCs w:val="24"/>
+        </w:rPr>
+        <w:t xml:space="preserve"> force da senha pelo </w:t>
+      </w:r>
+      <w:proofErr w:type="spellStart"/>
+      <w:r>
+        <w:rPr>
+          <w:rFonts w:ascii="Arial" w:eastAsia="Arial" w:hAnsi="Arial" w:cs="Arial"/>
+          <w:sz w:val="24"/>
+          <w:szCs w:val="24"/>
+        </w:rPr>
+        <w:t>ssh</w:t>
+      </w:r>
+      <w:proofErr w:type="spellEnd"/>
+      <w:r>
+        <w:rPr>
+          <w:rFonts w:ascii="Arial" w:eastAsia="Arial" w:hAnsi="Arial" w:cs="Arial"/>
+          <w:sz w:val="24"/>
+          <w:szCs w:val="24"/>
+        </w:rPr>
+        <w:t>.</w:t>
+      </w:r>
+    </w:p>
+    <w:p>
+      <w:pPr>
+        <w:rPr>
+          <w:rFonts w:ascii="Arial" w:eastAsia="Arial" w:hAnsi="Arial" w:cs="Arial"/>
+          <w:sz w:val="24"/>
+          <w:szCs w:val="24"/>
+        </w:rPr>
+      </w:pPr>
+      <w:r>
+        <w:rPr>
+          <w:rFonts w:ascii="Arial" w:eastAsia="Arial" w:hAnsi="Arial" w:cs="Arial"/>
+          <w:noProof/>
+          <w:sz w:val="24"/>
+          <w:szCs w:val="24"/>
+        </w:rPr>
+        <w:lastRenderedPageBreak/>
         <w:drawing>
-          <wp:anchor behindDoc="0" distT="0" distB="0" distL="0" distR="0" simplePos="0" locked="0" layoutInCell="0" allowOverlap="1" relativeHeight="17">
-            <wp:simplePos x="0" y="0"/>
-            <wp:positionH relativeFrom="column">
-              <wp:align>center</wp:align>
-            </wp:positionH>
-            <wp:positionV relativeFrom="paragraph">
-              <wp:posOffset>635</wp:posOffset>
-            </wp:positionV>
-            <wp:extent cx="5400040" cy="1851660"/>
-            <wp:effectExtent l="0" t="0" r="0" b="0"/>
-            <wp:wrapSquare wrapText="largest"/>
-            <wp:docPr id="5" name="Image4"/>
+          <wp:inline distT="0" distB="0" distL="0" distR="0" wp14:anchorId="02A9A509" wp14:editId="412CF641">
+            <wp:extent cx="5344271" cy="1781424"/>
+            <wp:effectExtent l="0" t="0" r="0" b="9525"/>
+            <wp:docPr id="1455485517" name="Imagem 1"/>
             <wp:cNvGraphicFramePr>
               <a:graphicFrameLocks xmlns:a="http://schemas.openxmlformats.org/drawingml/2006/main" noChangeAspect="1"/>
             </wp:cNvGraphicFramePr>
@@ -3028,46 +3643,42 @@
               <a:graphicData uri="http://schemas.openxmlformats.org/drawingml/2006/picture">
                 <pic:pic xmlns:pic="http://schemas.openxmlformats.org/drawingml/2006/picture">
                   <pic:nvPicPr>
-                    <pic:cNvPr id="5" name="Image4"/>
-                    <pic:cNvPicPr>
-                      <a:picLocks noChangeAspect="1" noChangeArrowheads="1"/>
-                    </pic:cNvPicPr>
+                    <pic:cNvPr id="1455485517" name=""/>
+                    <pic:cNvPicPr/>
                   </pic:nvPicPr>
                   <pic:blipFill>
-                    <a:blip r:embed="rId6"/>
+                    <a:blip r:embed="rId11"/>
                     <a:stretch>
                       <a:fillRect/>
                     </a:stretch>
                   </pic:blipFill>
-                  <pic:spPr bwMode="auto">
+                  <pic:spPr>
                     <a:xfrm>
                       <a:off x="0" y="0"/>
-                      <a:ext cx="5400040" cy="1851660"/>
+                      <a:ext cx="5344271" cy="1781424"/>
                     </a:xfrm>
                     <a:prstGeom prst="rect">
                       <a:avLst/>
                     </a:prstGeom>
-                    <a:noFill/>
                   </pic:spPr>
                 </pic:pic>
               </a:graphicData>
             </a:graphic>
-          </wp:anchor>
+          </wp:inline>
         </w:drawing>
       </w:r>
     </w:p>
     <w:p>
       <w:pPr>
-        <w:pStyle w:val="Normal"/>
-        <w:rPr>
-          <w:rFonts w:ascii="Arial" w:hAnsi="Arial" w:eastAsia="Arial" w:cs="Arial"/>
-          <w:sz w:val="24"/>
-          <w:szCs w:val="24"/>
-        </w:rPr>
-      </w:pPr>
-      <w:r>
-        <w:rPr>
-          <w:rFonts w:eastAsia="Arial" w:cs="Arial" w:ascii="Arial" w:hAnsi="Arial"/>
+        <w:rPr>
+          <w:rFonts w:ascii="Arial" w:eastAsia="Arial" w:hAnsi="Arial" w:cs="Arial"/>
+          <w:sz w:val="24"/>
+          <w:szCs w:val="24"/>
+        </w:rPr>
+      </w:pPr>
+      <w:r>
+        <w:rPr>
+          <w:rFonts w:ascii="Arial" w:eastAsia="Arial" w:hAnsi="Arial" w:cs="Arial"/>
           <w:sz w:val="24"/>
           <w:szCs w:val="24"/>
         </w:rPr>
@@ -3076,49 +3687,33 @@
     </w:p>
     <w:p>
       <w:pPr>
-        <w:pStyle w:val="Normal"/>
-        <w:rPr>
-          <w:rFonts w:ascii="Arial" w:hAnsi="Arial" w:eastAsia="Arial" w:cs="Arial"/>
-          <w:sz w:val="24"/>
-          <w:szCs w:val="24"/>
-        </w:rPr>
-      </w:pPr>
-      <w:r>
-        <w:rPr>
-          <w:rFonts w:eastAsia="Arial" w:cs="Arial" w:ascii="Arial" w:hAnsi="Arial"/>
-          <w:sz w:val="24"/>
-          <w:szCs w:val="24"/>
-        </w:rPr>
-      </w:r>
-    </w:p>
-    <w:p>
-      <w:pPr>
-        <w:pStyle w:val="Normal"/>
-        <w:rPr>
-          <w:rFonts w:ascii="Arial" w:hAnsi="Arial" w:eastAsia="Arial" w:cs="Arial"/>
-          <w:sz w:val="24"/>
-          <w:szCs w:val="24"/>
-        </w:rPr>
-      </w:pPr>
-      <w:r>
-        <w:rPr>
-          <w:rFonts w:eastAsia="Arial" w:cs="Arial" w:ascii="Arial" w:hAnsi="Arial"/>
+        <w:rPr>
+          <w:rFonts w:ascii="Arial" w:eastAsia="Arial" w:hAnsi="Arial" w:cs="Arial"/>
+          <w:sz w:val="24"/>
+          <w:szCs w:val="24"/>
+        </w:rPr>
+      </w:pPr>
+    </w:p>
+    <w:p>
+      <w:pPr>
+        <w:rPr>
+          <w:rFonts w:ascii="Arial" w:eastAsia="Arial" w:hAnsi="Arial" w:cs="Arial"/>
+          <w:sz w:val="24"/>
+          <w:szCs w:val="24"/>
+        </w:rPr>
+      </w:pPr>
+      <w:r>
+        <w:rPr>
+          <w:rFonts w:ascii="Arial" w:eastAsia="Arial" w:hAnsi="Arial" w:cs="Arial"/>
+          <w:noProof/>
           <w:sz w:val="24"/>
           <w:szCs w:val="24"/>
         </w:rPr>
         <w:drawing>
-          <wp:anchor behindDoc="0" distT="0" distB="0" distL="0" distR="0" simplePos="0" locked="0" layoutInCell="0" allowOverlap="1" relativeHeight="16">
-            <wp:simplePos x="0" y="0"/>
-            <wp:positionH relativeFrom="column">
-              <wp:align>center</wp:align>
-            </wp:positionH>
-            <wp:positionV relativeFrom="paragraph">
-              <wp:posOffset>635</wp:posOffset>
-            </wp:positionV>
-            <wp:extent cx="5400040" cy="2032000"/>
-            <wp:effectExtent l="0" t="0" r="0" b="0"/>
-            <wp:wrapSquare wrapText="largest"/>
-            <wp:docPr id="6" name="Image5"/>
+          <wp:inline distT="0" distB="0" distL="0" distR="0" wp14:anchorId="212092DE" wp14:editId="79AF0079">
+            <wp:extent cx="5325218" cy="2000529"/>
+            <wp:effectExtent l="0" t="0" r="8890" b="0"/>
+            <wp:docPr id="2002421632" name="Imagem 1"/>
             <wp:cNvGraphicFramePr>
               <a:graphicFrameLocks xmlns:a="http://schemas.openxmlformats.org/drawingml/2006/main" noChangeAspect="1"/>
             </wp:cNvGraphicFramePr>
@@ -3126,55 +3721,43 @@
               <a:graphicData uri="http://schemas.openxmlformats.org/drawingml/2006/picture">
                 <pic:pic xmlns:pic="http://schemas.openxmlformats.org/drawingml/2006/picture">
                   <pic:nvPicPr>
-                    <pic:cNvPr id="6" name="Image5"/>
-                    <pic:cNvPicPr>
-                      <a:picLocks noChangeAspect="1" noChangeArrowheads="1"/>
-                    </pic:cNvPicPr>
+                    <pic:cNvPr id="2002421632" name=""/>
+                    <pic:cNvPicPr/>
                   </pic:nvPicPr>
                   <pic:blipFill>
-                    <a:blip r:embed="rId7"/>
+                    <a:blip r:embed="rId12"/>
                     <a:stretch>
                       <a:fillRect/>
                     </a:stretch>
                   </pic:blipFill>
-                  <pic:spPr bwMode="auto">
+                  <pic:spPr>
                     <a:xfrm>
                       <a:off x="0" y="0"/>
-                      <a:ext cx="5400040" cy="2032000"/>
+                      <a:ext cx="5325218" cy="2000529"/>
                     </a:xfrm>
                     <a:prstGeom prst="rect">
                       <a:avLst/>
                     </a:prstGeom>
-                    <a:noFill/>
                   </pic:spPr>
                 </pic:pic>
               </a:graphicData>
             </a:graphic>
-          </wp:anchor>
+          </wp:inline>
         </w:drawing>
       </w:r>
     </w:p>
     <w:p>
       <w:pPr>
-        <w:pStyle w:val="Normal"/>
-        <w:rPr>
-          <w:rFonts w:ascii="Arial" w:hAnsi="Arial" w:eastAsia="Arial" w:cs="Arial"/>
-          <w:sz w:val="24"/>
-          <w:szCs w:val="24"/>
-        </w:rPr>
-      </w:pPr>
-      <w:r>
-        <w:rPr>
-          <w:rFonts w:eastAsia="Arial" w:cs="Arial" w:ascii="Arial" w:hAnsi="Arial"/>
-          <w:sz w:val="24"/>
-          <w:szCs w:val="24"/>
-        </w:rPr>
-      </w:r>
-    </w:p>
-    <w:p>
-      <w:pPr>
-        <w:pStyle w:val="Normal"/>
-        <w:spacing w:lineRule="auto" w:line="360" w:before="0" w:after="0"/>
+        <w:rPr>
+          <w:rFonts w:ascii="Arial" w:eastAsia="Arial" w:hAnsi="Arial" w:cs="Arial"/>
+          <w:sz w:val="24"/>
+          <w:szCs w:val="24"/>
+        </w:rPr>
+      </w:pPr>
+    </w:p>
+    <w:p>
+      <w:pPr>
+        <w:spacing w:after="0" w:line="360" w:lineRule="auto"/>
         <w:rPr>
           <w:rFonts w:ascii="Arial" w:hAnsi="Arial"/>
           <w:b/>
@@ -3184,6 +3767,7 @@
           <w:szCs w:val="24"/>
         </w:rPr>
       </w:pPr>
+      <w:proofErr w:type="spellStart"/>
       <w:r>
         <w:rPr>
           <w:rFonts w:ascii="Arial" w:hAnsi="Arial"/>
@@ -3193,13 +3777,10 @@
           <w:sz w:val="24"/>
           <w:szCs w:val="24"/>
         </w:rPr>
-        <w:t>What is the local user account password?</w:t>
-      </w:r>
-    </w:p>
-    <w:p>
-      <w:pPr>
-        <w:pStyle w:val="Normal"/>
-        <w:spacing w:lineRule="auto" w:line="360" w:before="0" w:after="0"/>
+        <w:t>What</w:t>
+      </w:r>
+      <w:proofErr w:type="spellEnd"/>
+      <w:r>
         <w:rPr>
           <w:rFonts w:ascii="Arial" w:hAnsi="Arial"/>
           <w:b/>
@@ -3208,7 +3789,9 @@
           <w:sz w:val="24"/>
           <w:szCs w:val="24"/>
         </w:rPr>
-      </w:pPr>
+        <w:t xml:space="preserve"> </w:t>
+      </w:r>
+      <w:proofErr w:type="spellStart"/>
       <w:r>
         <w:rPr>
           <w:rFonts w:ascii="Arial" w:hAnsi="Arial"/>
@@ -3218,13 +3801,144 @@
           <w:sz w:val="24"/>
           <w:szCs w:val="24"/>
         </w:rPr>
+        <w:t>is</w:t>
+      </w:r>
+      <w:proofErr w:type="spellEnd"/>
+      <w:r>
+        <w:rPr>
+          <w:rFonts w:ascii="Arial" w:hAnsi="Arial"/>
+          <w:b/>
+          <w:smallCaps/>
+          <w:color w:val="000000"/>
+          <w:sz w:val="24"/>
+          <w:szCs w:val="24"/>
+        </w:rPr>
+        <w:t xml:space="preserve"> </w:t>
+      </w:r>
+      <w:proofErr w:type="spellStart"/>
+      <w:r>
+        <w:rPr>
+          <w:rFonts w:ascii="Arial" w:hAnsi="Arial"/>
+          <w:b/>
+          <w:smallCaps/>
+          <w:color w:val="000000"/>
+          <w:sz w:val="24"/>
+          <w:szCs w:val="24"/>
+        </w:rPr>
+        <w:t>the</w:t>
+      </w:r>
+      <w:proofErr w:type="spellEnd"/>
+      <w:r>
+        <w:rPr>
+          <w:rFonts w:ascii="Arial" w:hAnsi="Arial"/>
+          <w:b/>
+          <w:smallCaps/>
+          <w:color w:val="000000"/>
+          <w:sz w:val="24"/>
+          <w:szCs w:val="24"/>
+        </w:rPr>
+        <w:t xml:space="preserve"> local </w:t>
+      </w:r>
+      <w:proofErr w:type="spellStart"/>
+      <w:r>
+        <w:rPr>
+          <w:rFonts w:ascii="Arial" w:hAnsi="Arial"/>
+          <w:b/>
+          <w:smallCaps/>
+          <w:color w:val="000000"/>
+          <w:sz w:val="24"/>
+          <w:szCs w:val="24"/>
+        </w:rPr>
+        <w:t>user</w:t>
+      </w:r>
+      <w:proofErr w:type="spellEnd"/>
+      <w:r>
+        <w:rPr>
+          <w:rFonts w:ascii="Arial" w:hAnsi="Arial"/>
+          <w:b/>
+          <w:smallCaps/>
+          <w:color w:val="000000"/>
+          <w:sz w:val="24"/>
+          <w:szCs w:val="24"/>
+        </w:rPr>
+        <w:t xml:space="preserve"> </w:t>
+      </w:r>
+      <w:proofErr w:type="spellStart"/>
+      <w:r>
+        <w:rPr>
+          <w:rFonts w:ascii="Arial" w:hAnsi="Arial"/>
+          <w:b/>
+          <w:smallCaps/>
+          <w:color w:val="000000"/>
+          <w:sz w:val="24"/>
+          <w:szCs w:val="24"/>
+        </w:rPr>
+        <w:t>account</w:t>
+      </w:r>
+      <w:proofErr w:type="spellEnd"/>
+      <w:r>
+        <w:rPr>
+          <w:rFonts w:ascii="Arial" w:hAnsi="Arial"/>
+          <w:b/>
+          <w:smallCaps/>
+          <w:color w:val="000000"/>
+          <w:sz w:val="24"/>
+          <w:szCs w:val="24"/>
+        </w:rPr>
+        <w:t xml:space="preserve"> </w:t>
+      </w:r>
+      <w:proofErr w:type="spellStart"/>
+      <w:r>
+        <w:rPr>
+          <w:rFonts w:ascii="Arial" w:hAnsi="Arial"/>
+          <w:b/>
+          <w:smallCaps/>
+          <w:color w:val="000000"/>
+          <w:sz w:val="24"/>
+          <w:szCs w:val="24"/>
+        </w:rPr>
+        <w:t>password</w:t>
+      </w:r>
+      <w:proofErr w:type="spellEnd"/>
+      <w:r>
+        <w:rPr>
+          <w:rFonts w:ascii="Arial" w:hAnsi="Arial"/>
+          <w:b/>
+          <w:smallCaps/>
+          <w:color w:val="000000"/>
+          <w:sz w:val="24"/>
+          <w:szCs w:val="24"/>
+        </w:rPr>
+        <w:t>?</w:t>
+      </w:r>
+    </w:p>
+    <w:p>
+      <w:pPr>
+        <w:spacing w:after="0" w:line="360" w:lineRule="auto"/>
+        <w:rPr>
+          <w:rFonts w:ascii="Arial" w:hAnsi="Arial"/>
+          <w:b/>
+          <w:smallCaps/>
+          <w:color w:val="000000"/>
+          <w:sz w:val="24"/>
+          <w:szCs w:val="24"/>
+        </w:rPr>
+      </w:pPr>
+      <w:r>
+        <w:rPr>
+          <w:rFonts w:ascii="Arial" w:hAnsi="Arial"/>
+          <w:b/>
+          <w:smallCaps/>
+          <w:color w:val="000000"/>
+          <w:sz w:val="24"/>
+          <w:szCs w:val="24"/>
+        </w:rPr>
         <w:t>R: beautiful1</w:t>
       </w:r>
     </w:p>
     <w:p>
       <w:pPr>
-        <w:pStyle w:val="Normal"/>
-        <w:spacing w:lineRule="auto" w:line="360" w:before="0" w:after="0"/>
+        <w:spacing w:after="0" w:line="360" w:lineRule="auto"/>
         <w:rPr>
           <w:rFonts w:ascii="Arial" w:hAnsi="Arial"/>
           <w:b/>
@@ -3234,7 +3948,10 @@
           <w:szCs w:val="24"/>
         </w:rPr>
       </w:pPr>
-      <w:r>
+    </w:p>
+    <w:p>
+      <w:pPr>
+        <w:spacing w:after="0" w:line="360" w:lineRule="auto"/>
         <w:rPr>
           <w:rFonts w:ascii="Arial" w:hAnsi="Arial"/>
           <w:b/>
@@ -3243,12 +3960,9 @@
           <w:sz w:val="24"/>
           <w:szCs w:val="24"/>
         </w:rPr>
-      </w:r>
-    </w:p>
-    <w:p>
-      <w:pPr>
-        <w:pStyle w:val="Normal"/>
-        <w:spacing w:lineRule="auto" w:line="360" w:before="0" w:after="0"/>
+      </w:pPr>
+      <w:proofErr w:type="spellStart"/>
+      <w:r>
         <w:rPr>
           <w:rFonts w:ascii="Arial" w:hAnsi="Arial"/>
           <w:b/>
@@ -3257,7 +3971,9 @@
           <w:sz w:val="24"/>
           <w:szCs w:val="24"/>
         </w:rPr>
-      </w:pPr>
+        <w:t>Escalate</w:t>
+      </w:r>
+      <w:proofErr w:type="spellEnd"/>
       <w:r>
         <w:rPr>
           <w:rFonts w:ascii="Arial" w:hAnsi="Arial"/>
@@ -3267,12 +3983,10 @@
           <w:sz w:val="24"/>
           <w:szCs w:val="24"/>
         </w:rPr>
-      </w:r>
-    </w:p>
-    <w:p>
-      <w:pPr>
-        <w:pStyle w:val="Normal"/>
-        <w:spacing w:lineRule="auto" w:line="360" w:before="0" w:after="0"/>
+        <w:t xml:space="preserve"> </w:t>
+      </w:r>
+      <w:proofErr w:type="spellStart"/>
+      <w:r>
         <w:rPr>
           <w:rFonts w:ascii="Arial" w:hAnsi="Arial"/>
           <w:b/>
@@ -3281,7 +3995,9 @@
           <w:sz w:val="24"/>
           <w:szCs w:val="24"/>
         </w:rPr>
-      </w:pPr>
+        <w:t>privileges</w:t>
+      </w:r>
+      <w:proofErr w:type="spellEnd"/>
       <w:r>
         <w:rPr>
           <w:rFonts w:ascii="Arial" w:hAnsi="Arial"/>
@@ -3291,12 +4007,10 @@
           <w:sz w:val="24"/>
           <w:szCs w:val="24"/>
         </w:rPr>
-      </w:r>
-    </w:p>
-    <w:p>
-      <w:pPr>
-        <w:pStyle w:val="Normal"/>
-        <w:spacing w:lineRule="auto" w:line="360" w:before="0" w:after="0"/>
+        <w:t xml:space="preserve"> </w:t>
+      </w:r>
+      <w:proofErr w:type="spellStart"/>
+      <w:r>
         <w:rPr>
           <w:rFonts w:ascii="Arial" w:hAnsi="Arial"/>
           <w:b/>
@@ -3305,7 +4019,9 @@
           <w:sz w:val="24"/>
           <w:szCs w:val="24"/>
         </w:rPr>
-      </w:pPr>
+        <w:t>and</w:t>
+      </w:r>
+      <w:proofErr w:type="spellEnd"/>
       <w:r>
         <w:rPr>
           <w:rFonts w:ascii="Arial" w:hAnsi="Arial"/>
@@ -3315,12 +4031,10 @@
           <w:sz w:val="24"/>
           <w:szCs w:val="24"/>
         </w:rPr>
-      </w:r>
-    </w:p>
-    <w:p>
-      <w:pPr>
-        <w:pStyle w:val="Normal"/>
-        <w:spacing w:lineRule="auto" w:line="360" w:before="0" w:after="0"/>
+        <w:t xml:space="preserve"> </w:t>
+      </w:r>
+      <w:proofErr w:type="spellStart"/>
+      <w:r>
         <w:rPr>
           <w:rFonts w:ascii="Arial" w:hAnsi="Arial"/>
           <w:b/>
@@ -3329,7 +4043,9 @@
           <w:sz w:val="24"/>
           <w:szCs w:val="24"/>
         </w:rPr>
-      </w:pPr>
+        <w:t>obtain</w:t>
+      </w:r>
+      <w:proofErr w:type="spellEnd"/>
       <w:r>
         <w:rPr>
           <w:rFonts w:ascii="Arial" w:hAnsi="Arial"/>
@@ -3339,12 +4055,9 @@
           <w:sz w:val="24"/>
           <w:szCs w:val="24"/>
         </w:rPr>
-      </w:r>
-    </w:p>
-    <w:p>
-      <w:pPr>
-        <w:pStyle w:val="Normal"/>
-        <w:spacing w:lineRule="auto" w:line="360" w:before="0" w:after="0"/>
+        <w:t xml:space="preserve"> root.txt</w:t>
+      </w:r>
+      <w:r>
         <w:rPr>
           <w:rFonts w:ascii="Arial" w:hAnsi="Arial"/>
           <w:b/>
@@ -3353,191 +4066,11 @@
           <w:sz w:val="24"/>
           <w:szCs w:val="24"/>
         </w:rPr>
-      </w:pPr>
-      <w:r>
-        <w:rPr>
-          <w:rFonts w:ascii="Arial" w:hAnsi="Arial"/>
-          <w:b/>
-          <w:smallCaps/>
-          <w:color w:val="000000"/>
-          <w:sz w:val="24"/>
-          <w:szCs w:val="24"/>
-        </w:rPr>
-      </w:r>
-    </w:p>
-    <w:p>
-      <w:pPr>
-        <w:pStyle w:val="Normal"/>
-        <w:spacing w:lineRule="auto" w:line="360" w:before="0" w:after="0"/>
-        <w:rPr>
-          <w:rFonts w:ascii="Arial" w:hAnsi="Arial"/>
-          <w:b/>
-          <w:smallCaps/>
-          <w:color w:val="000000"/>
-          <w:sz w:val="24"/>
-          <w:szCs w:val="24"/>
-        </w:rPr>
-      </w:pPr>
-      <w:r>
-        <w:rPr>
-          <w:rFonts w:ascii="Arial" w:hAnsi="Arial"/>
-          <w:b/>
-          <w:smallCaps/>
-          <w:color w:val="000000"/>
-          <w:sz w:val="24"/>
-          <w:szCs w:val="24"/>
-        </w:rPr>
-      </w:r>
-    </w:p>
-    <w:p>
-      <w:pPr>
-        <w:pStyle w:val="Normal"/>
-        <w:spacing w:lineRule="auto" w:line="360" w:before="0" w:after="0"/>
-        <w:rPr>
-          <w:rFonts w:ascii="Arial" w:hAnsi="Arial"/>
-          <w:b/>
-          <w:smallCaps/>
-          <w:color w:val="000000"/>
-          <w:sz w:val="24"/>
-          <w:szCs w:val="24"/>
-        </w:rPr>
-      </w:pPr>
-      <w:r>
-        <w:rPr>
-          <w:rFonts w:ascii="Arial" w:hAnsi="Arial"/>
-          <w:b/>
-          <w:smallCaps/>
-          <w:color w:val="000000"/>
-          <w:sz w:val="24"/>
-          <w:szCs w:val="24"/>
-        </w:rPr>
-      </w:r>
-    </w:p>
-    <w:p>
-      <w:pPr>
-        <w:pStyle w:val="Normal"/>
-        <w:spacing w:lineRule="auto" w:line="360" w:before="0" w:after="0"/>
-        <w:rPr>
-          <w:rFonts w:ascii="Arial" w:hAnsi="Arial"/>
-          <w:b/>
-          <w:smallCaps/>
-          <w:color w:val="000000"/>
-          <w:sz w:val="24"/>
-          <w:szCs w:val="24"/>
-        </w:rPr>
-      </w:pPr>
-      <w:r>
-        <w:rPr>
-          <w:rFonts w:ascii="Arial" w:hAnsi="Arial"/>
-          <w:b/>
-          <w:smallCaps/>
-          <w:color w:val="000000"/>
-          <w:sz w:val="24"/>
-          <w:szCs w:val="24"/>
-        </w:rPr>
-      </w:r>
-    </w:p>
-    <w:p>
-      <w:pPr>
-        <w:pStyle w:val="Normal"/>
-        <w:spacing w:lineRule="auto" w:line="360" w:before="0" w:after="0"/>
-        <w:rPr>
-          <w:rFonts w:ascii="Arial" w:hAnsi="Arial"/>
-          <w:b/>
-          <w:smallCaps/>
-          <w:color w:val="000000"/>
-          <w:sz w:val="24"/>
-          <w:szCs w:val="24"/>
-        </w:rPr>
-      </w:pPr>
-      <w:r>
-        <w:rPr>
-          <w:rFonts w:ascii="Arial" w:hAnsi="Arial"/>
-          <w:b/>
-          <w:smallCaps/>
-          <w:color w:val="000000"/>
-          <w:sz w:val="24"/>
-          <w:szCs w:val="24"/>
-        </w:rPr>
-      </w:r>
-    </w:p>
-    <w:p>
-      <w:pPr>
-        <w:pStyle w:val="Normal"/>
-        <w:spacing w:lineRule="auto" w:line="360" w:before="0" w:after="0"/>
-        <w:rPr>
-          <w:rFonts w:ascii="Arial" w:hAnsi="Arial"/>
-          <w:b/>
-          <w:smallCaps/>
-          <w:color w:val="000000"/>
-          <w:sz w:val="24"/>
-          <w:szCs w:val="24"/>
-        </w:rPr>
-      </w:pPr>
-      <w:r>
-        <w:rPr>
-          <w:rFonts w:ascii="Arial" w:hAnsi="Arial"/>
-          <w:b/>
-          <w:smallCaps/>
-          <w:color w:val="000000"/>
-          <w:sz w:val="24"/>
-          <w:szCs w:val="24"/>
-        </w:rPr>
-      </w:r>
-    </w:p>
-    <w:p>
-      <w:pPr>
-        <w:pStyle w:val="Normal"/>
-        <w:spacing w:lineRule="auto" w:line="360" w:before="0" w:after="0"/>
-        <w:rPr>
-          <w:rFonts w:ascii="Arial" w:hAnsi="Arial"/>
-          <w:b/>
-          <w:smallCaps/>
-          <w:color w:val="000000"/>
-          <w:sz w:val="24"/>
-          <w:szCs w:val="24"/>
-        </w:rPr>
-      </w:pPr>
-      <w:r>
-        <w:rPr>
-          <w:rFonts w:ascii="Arial" w:hAnsi="Arial"/>
-          <w:b/>
-          <w:smallCaps/>
-          <w:color w:val="000000"/>
-          <w:sz w:val="24"/>
-          <w:szCs w:val="24"/>
-        </w:rPr>
-        <w:t>Escalate privileges and obtain root.txt</w:t>
-      </w:r>
-    </w:p>
-    <w:p>
-      <w:pPr>
-        <w:pStyle w:val="Normal"/>
-        <w:spacing w:lineRule="auto" w:line="360" w:before="0" w:after="0"/>
-        <w:rPr>
-          <w:rFonts w:ascii="Arial" w:hAnsi="Arial"/>
-          <w:b w:val="false"/>
-          <w:bCs w:val="false"/>
-          <w:smallCaps/>
-          <w:color w:val="000000"/>
-          <w:sz w:val="24"/>
-          <w:szCs w:val="24"/>
-        </w:rPr>
-      </w:pPr>
-      <w:r>
         <w:drawing>
-          <wp:anchor behindDoc="0" distT="0" distB="0" distL="0" distR="0" simplePos="0" locked="0" layoutInCell="0" allowOverlap="1" relativeHeight="18">
-            <wp:simplePos x="0" y="0"/>
-            <wp:positionH relativeFrom="column">
-              <wp:align>center</wp:align>
-            </wp:positionH>
-            <wp:positionV relativeFrom="paragraph">
-              <wp:posOffset>635</wp:posOffset>
-            </wp:positionV>
-            <wp:extent cx="5400040" cy="1593215"/>
-            <wp:effectExtent l="0" t="0" r="0" b="0"/>
-            <wp:wrapSquare wrapText="largest"/>
-            <wp:docPr id="7" name="Image6"/>
+          <wp:inline distT="0" distB="0" distL="0" distR="0" wp14:anchorId="48A39563" wp14:editId="46A6D753">
+            <wp:extent cx="5382376" cy="1438476"/>
+            <wp:effectExtent l="0" t="0" r="0" b="9525"/>
+            <wp:docPr id="1914012625" name="Imagem 1"/>
             <wp:cNvGraphicFramePr>
               <a:graphicFrameLocks xmlns:a="http://schemas.openxmlformats.org/drawingml/2006/main" noChangeAspect="1"/>
             </wp:cNvGraphicFramePr>
@@ -3545,76 +4078,139 @@
               <a:graphicData uri="http://schemas.openxmlformats.org/drawingml/2006/picture">
                 <pic:pic xmlns:pic="http://schemas.openxmlformats.org/drawingml/2006/picture">
                   <pic:nvPicPr>
-                    <pic:cNvPr id="7" name="Image6"/>
-                    <pic:cNvPicPr>
-                      <a:picLocks noChangeAspect="1" noChangeArrowheads="1"/>
-                    </pic:cNvPicPr>
+                    <pic:cNvPr id="1914012625" name=""/>
+                    <pic:cNvPicPr/>
                   </pic:nvPicPr>
                   <pic:blipFill>
-                    <a:blip r:embed="rId8"/>
+                    <a:blip r:embed="rId13"/>
                     <a:stretch>
                       <a:fillRect/>
                     </a:stretch>
                   </pic:blipFill>
-                  <pic:spPr bwMode="auto">
+                  <pic:spPr>
                     <a:xfrm>
                       <a:off x="0" y="0"/>
-                      <a:ext cx="5400040" cy="1593215"/>
+                      <a:ext cx="5382376" cy="1438476"/>
                     </a:xfrm>
                     <a:prstGeom prst="rect">
                       <a:avLst/>
                     </a:prstGeom>
-                    <a:noFill/>
                   </pic:spPr>
                 </pic:pic>
               </a:graphicData>
             </a:graphic>
-          </wp:anchor>
+          </wp:inline>
         </w:drawing>
       </w:r>
-      <w:r>
+    </w:p>
+    <w:p>
+      <w:pPr>
+        <w:spacing w:after="0" w:line="360" w:lineRule="auto"/>
         <w:rPr>
           <w:rFonts w:ascii="Arial" w:hAnsi="Arial"/>
-          <w:b w:val="false"/>
-          <w:bCs w:val="false"/>
-          <w:smallCaps/>
-          <w:color w:val="000000"/>
-          <w:sz w:val="24"/>
-          <w:szCs w:val="24"/>
-        </w:rPr>
-        <w:t>Já dentro do sistema, fiz uma navegação de diretórios para encontrar o root. Assim, com um sudo su e a senha encontrada, entrei em root e consegui a flag.</w:t>
-      </w:r>
-    </w:p>
-    <w:p>
-      <w:pPr>
-        <w:pStyle w:val="Normal"/>
-        <w:spacing w:lineRule="auto" w:line="360" w:before="0" w:after="0"/>
-        <w:rPr>
-          <w:rFonts w:ascii="Arial" w:hAnsi="Arial" w:eastAsia="Arial" w:cs="Arial"/>
-          <w:b/>
-          <w:smallCaps/>
-          <w:color w:val="000000"/>
-          <w:sz w:val="24"/>
-          <w:szCs w:val="24"/>
-        </w:rPr>
-      </w:pPr>
-      <w:r>
-        <w:rPr>
-          <w:rFonts w:eastAsia="Arial" w:cs="Arial" w:ascii="Arial" w:hAnsi="Arial"/>
-          <w:b/>
-          <w:smallCaps/>
-          <w:color w:val="000000"/>
-          <w:sz w:val="24"/>
-          <w:szCs w:val="24"/>
-        </w:rPr>
-      </w:r>
-    </w:p>
-    <w:p>
-      <w:pPr>
-        <w:pStyle w:val="Normal"/>
-        <w:spacing w:lineRule="auto" w:line="360" w:before="0" w:after="0"/>
-        <w:rPr>
-          <w:rFonts w:ascii="Arial" w:hAnsi="Arial" w:eastAsia="Arial" w:cs="Arial"/>
+          <w:smallCaps/>
+          <w:color w:val="000000"/>
+          <w:sz w:val="24"/>
+          <w:szCs w:val="24"/>
+        </w:rPr>
+      </w:pPr>
+      <w:r>
+        <w:rPr>
+          <w:rFonts w:ascii="Arial" w:hAnsi="Arial"/>
+          <w:smallCaps/>
+          <w:color w:val="000000"/>
+          <w:sz w:val="24"/>
+          <w:szCs w:val="24"/>
+        </w:rPr>
+        <w:t xml:space="preserve">Já dentro do sistema, fiz uma navegação de diretórios para encontrar o root. Assim, com um </w:t>
+      </w:r>
+      <w:proofErr w:type="spellStart"/>
+      <w:r>
+        <w:rPr>
+          <w:rFonts w:ascii="Arial" w:hAnsi="Arial"/>
+          <w:smallCaps/>
+          <w:color w:val="000000"/>
+          <w:sz w:val="24"/>
+          <w:szCs w:val="24"/>
+        </w:rPr>
+        <w:t>sudo</w:t>
+      </w:r>
+      <w:proofErr w:type="spellEnd"/>
+      <w:r>
+        <w:rPr>
+          <w:rFonts w:ascii="Arial" w:hAnsi="Arial"/>
+          <w:smallCaps/>
+          <w:color w:val="000000"/>
+          <w:sz w:val="24"/>
+          <w:szCs w:val="24"/>
+        </w:rPr>
+        <w:t xml:space="preserve"> </w:t>
+      </w:r>
+      <w:proofErr w:type="spellStart"/>
+      <w:r>
+        <w:rPr>
+          <w:rFonts w:ascii="Arial" w:hAnsi="Arial"/>
+          <w:smallCaps/>
+          <w:color w:val="000000"/>
+          <w:sz w:val="24"/>
+          <w:szCs w:val="24"/>
+        </w:rPr>
+        <w:t>su</w:t>
+      </w:r>
+      <w:proofErr w:type="spellEnd"/>
+      <w:r>
+        <w:rPr>
+          <w:rFonts w:ascii="Arial" w:hAnsi="Arial"/>
+          <w:smallCaps/>
+          <w:color w:val="000000"/>
+          <w:sz w:val="24"/>
+          <w:szCs w:val="24"/>
+        </w:rPr>
+        <w:t xml:space="preserve"> e a senha encontrada, entrei em root e consegui a flag.</w:t>
+      </w:r>
+    </w:p>
+    <w:p>
+      <w:pPr>
+        <w:spacing w:after="0" w:line="360" w:lineRule="auto"/>
+        <w:rPr>
+          <w:rFonts w:ascii="Arial" w:eastAsia="Arial" w:hAnsi="Arial" w:cs="Arial"/>
+          <w:b/>
+          <w:smallCaps/>
+          <w:color w:val="000000"/>
+          <w:sz w:val="24"/>
+          <w:szCs w:val="24"/>
+        </w:rPr>
+      </w:pPr>
+      <w:r>
+        <w:rPr>
+          <w:rFonts w:ascii="Arial" w:eastAsia="Arial" w:hAnsi="Arial" w:cs="Arial"/>
+          <w:b/>
+          <w:smallCaps/>
+          <w:color w:val="000000"/>
+          <w:sz w:val="24"/>
+          <w:szCs w:val="24"/>
+        </w:rPr>
+        <w:br w:type="page"/>
+      </w:r>
+    </w:p>
+    <w:p>
+      <w:pPr>
+        <w:spacing w:after="0" w:line="360" w:lineRule="auto"/>
+        <w:rPr>
+          <w:rFonts w:ascii="Arial" w:eastAsia="Arial" w:hAnsi="Arial" w:cs="Arial"/>
+          <w:b/>
+          <w:smallCaps/>
+          <w:color w:val="000000"/>
+          <w:sz w:val="24"/>
+          <w:szCs w:val="24"/>
+        </w:rPr>
+      </w:pPr>
+    </w:p>
+    <w:p>
+      <w:pPr>
+        <w:spacing w:after="0" w:line="360" w:lineRule="auto"/>
+        <w:rPr>
+          <w:rFonts w:ascii="Arial" w:eastAsia="Arial" w:hAnsi="Arial" w:cs="Arial"/>
           <w:b/>
           <w:smallCaps/>
           <w:color w:val="000000"/>
@@ -3622,11 +4218,11 @@
           <w:szCs w:val="32"/>
         </w:rPr>
       </w:pPr>
-      <w:bookmarkStart w:id="3" w:name="_heading=h.1t3h5sf"/>
-      <w:bookmarkEnd w:id="3"/>
-      <w:r>
-        <w:rPr>
-          <w:rFonts w:eastAsia="Arial" w:cs="Arial" w:ascii="Arial" w:hAnsi="Arial"/>
+      <w:bookmarkStart w:id="2" w:name="_heading=h.1t3h5sf"/>
+      <w:bookmarkEnd w:id="2"/>
+      <w:r>
+        <w:rPr>
+          <w:rFonts w:ascii="Arial" w:eastAsia="Arial" w:hAnsi="Arial" w:cs="Arial"/>
           <w:b/>
           <w:smallCaps/>
           <w:color w:val="000000"/>
@@ -3638,16 +4234,15 @@
     </w:p>
     <w:p>
       <w:pPr>
-        <w:pStyle w:val="Normal"/>
-        <w:rPr>
-          <w:rFonts w:ascii="Arial" w:hAnsi="Arial" w:eastAsia="Arial" w:cs="Arial"/>
-          <w:sz w:val="24"/>
-          <w:szCs w:val="24"/>
-        </w:rPr>
-      </w:pPr>
-      <w:r>
-        <w:rPr>
-          <w:rFonts w:eastAsia="Arial" w:cs="Arial" w:ascii="Arial" w:hAnsi="Arial"/>
+        <w:rPr>
+          <w:rFonts w:ascii="Arial" w:eastAsia="Arial" w:hAnsi="Arial" w:cs="Arial"/>
+          <w:sz w:val="24"/>
+          <w:szCs w:val="24"/>
+        </w:rPr>
+      </w:pPr>
+      <w:r>
+        <w:rPr>
+          <w:rFonts w:ascii="Arial" w:eastAsia="Arial" w:hAnsi="Arial" w:cs="Arial"/>
           <w:sz w:val="24"/>
           <w:szCs w:val="24"/>
         </w:rPr>
@@ -3656,10 +4251,9 @@
     </w:p>
     <w:p>
       <w:pPr>
-        <w:pStyle w:val="Normal"/>
-        <w:spacing w:lineRule="auto" w:line="360" w:before="0" w:after="0"/>
-        <w:rPr>
-          <w:rFonts w:ascii="Arial" w:hAnsi="Arial" w:eastAsia="Arial" w:cs="Arial"/>
+        <w:spacing w:after="0" w:line="360" w:lineRule="auto"/>
+        <w:rPr>
+          <w:rFonts w:ascii="Arial" w:eastAsia="Arial" w:hAnsi="Arial" w:cs="Arial"/>
           <w:b/>
           <w:smallCaps/>
           <w:color w:val="000000"/>
@@ -3667,11 +4261,11 @@
           <w:szCs w:val="32"/>
         </w:rPr>
       </w:pPr>
-      <w:bookmarkStart w:id="4" w:name="_heading=h.4d34og8"/>
-      <w:bookmarkEnd w:id="4"/>
-      <w:r>
-        <w:rPr>
-          <w:rFonts w:eastAsia="Arial" w:cs="Arial" w:ascii="Arial" w:hAnsi="Arial"/>
+      <w:bookmarkStart w:id="3" w:name="_heading=h.4d34og8"/>
+      <w:bookmarkEnd w:id="3"/>
+      <w:r>
+        <w:rPr>
+          <w:rFonts w:ascii="Arial" w:eastAsia="Arial" w:hAnsi="Arial" w:cs="Arial"/>
           <w:b/>
           <w:smallCaps/>
           <w:color w:val="000000"/>
@@ -3683,18 +4277,22 @@
     </w:p>
     <w:p>
       <w:pPr>
-        <w:pStyle w:val="Normal"/>
-        <w:rPr>
-          <w:rFonts w:ascii="Arial" w:hAnsi="Arial" w:eastAsia="Arial" w:cs="Arial"/>
-          <w:sz w:val="24"/>
-          <w:szCs w:val="24"/>
-        </w:rPr>
-      </w:pPr>
-      <w:hyperlink r:id="rId9">
+        <w:pStyle w:val="PargrafodaLista"/>
+        <w:numPr>
+          <w:ilvl w:val="0"/>
+          <w:numId w:val="1"/>
+        </w:numPr>
+        <w:rPr>
+          <w:rFonts w:ascii="Arial" w:eastAsia="Arial" w:hAnsi="Arial" w:cs="Arial"/>
+          <w:sz w:val="24"/>
+          <w:szCs w:val="24"/>
+        </w:rPr>
+      </w:pPr>
+      <w:hyperlink r:id="rId14">
         <w:r>
           <w:rPr>
             <w:rStyle w:val="Hyperlink"/>
-            <w:rFonts w:eastAsia="Arial" w:cs="Arial" w:ascii="Arial" w:hAnsi="Arial"/>
+            <w:rFonts w:ascii="Arial" w:eastAsia="Arial" w:hAnsi="Arial" w:cs="Arial"/>
             <w:sz w:val="24"/>
             <w:szCs w:val="24"/>
           </w:rPr>
@@ -3704,84 +4302,85 @@
     </w:p>
     <w:p>
       <w:pPr>
-        <w:pStyle w:val="Normal"/>
-        <w:rPr>
-          <w:rFonts w:ascii="Arial" w:hAnsi="Arial" w:eastAsia="Arial" w:cs="Arial"/>
-          <w:sz w:val="24"/>
-          <w:szCs w:val="24"/>
-        </w:rPr>
-      </w:pPr>
-      <w:r>
-        <w:rPr>
-          <w:rFonts w:eastAsia="Arial" w:cs="Arial" w:ascii="Arial" w:hAnsi="Arial"/>
-          <w:sz w:val="24"/>
-          <w:szCs w:val="24"/>
-        </w:rPr>
-      </w:r>
-    </w:p>
-    <w:p>
-      <w:pPr>
-        <w:pStyle w:val="Normal"/>
-        <w:spacing w:before="0" w:after="160"/>
-        <w:rPr>
-          <w:rFonts w:ascii="Arial" w:hAnsi="Arial" w:eastAsia="Arial" w:cs="Arial"/>
-          <w:sz w:val="24"/>
-          <w:szCs w:val="24"/>
-        </w:rPr>
-      </w:pPr>
-      <w:r>
-        <w:rPr>
-          <w:rFonts w:eastAsia="Arial" w:cs="Arial" w:ascii="Arial" w:hAnsi="Arial"/>
-          <w:sz w:val="24"/>
-          <w:szCs w:val="24"/>
-        </w:rPr>
-      </w:r>
+        <w:rPr>
+          <w:rFonts w:ascii="Arial" w:eastAsia="Arial" w:hAnsi="Arial" w:cs="Arial"/>
+          <w:sz w:val="24"/>
+          <w:szCs w:val="24"/>
+        </w:rPr>
+      </w:pPr>
+    </w:p>
+    <w:p>
+      <w:pPr>
+        <w:rPr>
+          <w:rFonts w:ascii="Arial" w:eastAsia="Arial" w:hAnsi="Arial" w:cs="Arial"/>
+          <w:sz w:val="24"/>
+          <w:szCs w:val="24"/>
+        </w:rPr>
+      </w:pPr>
     </w:p>
     <w:sectPr>
-      <w:headerReference w:type="even" r:id="rId10"/>
-      <w:headerReference w:type="default" r:id="rId11"/>
-      <w:headerReference w:type="first" r:id="rId12"/>
-      <w:footerReference w:type="even" r:id="rId13"/>
-      <w:footerReference w:type="default" r:id="rId14"/>
-      <w:footerReference w:type="first" r:id="rId15"/>
-      <w:type w:val="nextPage"/>
+      <w:headerReference w:type="even" r:id="rId15"/>
+      <w:headerReference w:type="default" r:id="rId16"/>
+      <w:footerReference w:type="even" r:id="rId17"/>
+      <w:footerReference w:type="default" r:id="rId18"/>
+      <w:headerReference w:type="first" r:id="rId19"/>
+      <w:footerReference w:type="first" r:id="rId20"/>
       <w:pgSz w:w="11906" w:h="16838"/>
-      <w:pgMar w:left="1701" w:right="1701" w:gutter="0" w:header="708" w:top="1417" w:footer="261" w:bottom="1417"/>
-      <w:pgNumType w:start="1" w:fmt="decimal"/>
-      <w:formProt w:val="false"/>
+      <w:pgMar w:top="1417" w:right="1701" w:bottom="1417" w:left="1701" w:header="708" w:footer="261" w:gutter="0"/>
+      <w:pgNumType w:start="1"/>
+      <w:cols w:space="720"/>
+      <w:formProt w:val="0"/>
       <w:titlePg/>
-      <w:textDirection w:val="lrTb"/>
-      <w:docGrid w:type="default" w:linePitch="100" w:charSpace="0"/>
+      <w:docGrid w:linePitch="100"/>
     </w:sectPr>
   </w:body>
 </w:document>
 </file>
 
+<file path=word/endnotes.xml><?xml version="1.0" encoding="utf-8"?>
+<w:endnotes xmlns:wpc="http://schemas.microsoft.com/office/word/2010/wordprocessingCanvas" xmlns:cx="http://schemas.microsoft.com/office/drawing/2014/chartex" xmlns:cx1="http://schemas.microsoft.com/office/drawing/2015/9/8/chartex" xmlns:cx2="http://schemas.microsoft.com/office/drawing/2015/10/21/chartex" xmlns:cx3="http://schemas.microsoft.com/office/drawing/2016/5/9/chartex" xmlns:cx4="http://schemas.microsoft.com/office/drawing/2016/5/10/chartex" xmlns:cx5="http://schemas.microsoft.com/office/drawing/2016/5/11/chartex" xmlns:cx6="http://schemas.microsoft.com/office/drawing/2016/5/12/chartex" xmlns:cx7="http://schemas.microsoft.com/office/drawing/2016/5/13/chartex" xmlns:cx8="http://schemas.microsoft.com/office/drawing/2016/5/14/chartex" xmlns:mc="http://schemas.openxmlformats.org/markup-compatibility/2006" xmlns:aink="http://schemas.microsoft.com/office/drawing/2016/ink" xmlns:am3d="http://schemas.microsoft.com/office/drawing/2017/model3d" xmlns:o="urn:schemas-microsoft-com:office:office" xmlns:oel="http://schemas.microsoft.com/office/2019/extlst" xmlns:r="http://schemas.openxmlformats.org/officeDocument/2006/relationships" xmlns:m="http://schemas.openxmlformats.org/officeDocument/2006/math" xmlns:v="urn:schemas-microsoft-com:vml" xmlns:wp14="http://schemas.microsoft.com/office/word/2010/wordprocessingDrawing" xmlns:wp="http://schemas.openxmlformats.org/drawingml/2006/wordprocessingDrawing" xmlns:w10="urn:schemas-microsoft-com:office:word" xmlns:w="http://schemas.openxmlformats.org/wordprocessingml/2006/main" xmlns:w14="http://schemas.microsoft.com/office/word/2010/wordml" xmlns:w15="http://schemas.microsoft.com/office/word/2012/wordml" xmlns:w16cex="http://schemas.microsoft.com/office/word/2018/wordml/cex" xmlns:w16cid="http://schemas.microsoft.com/office/word/2016/wordml/cid" xmlns:w16="http://schemas.microsoft.com/office/word/2018/wordml" xmlns:w16du="http://schemas.microsoft.com/office/word/2023/wordml/word16du" xmlns:w16sdtdh="http://schemas.microsoft.com/office/word/2020/wordml/sdtdatahash" xmlns:w16sdtfl="http://schemas.microsoft.com/office/word/2024/wordml/sdtformatlock" xmlns:w16se="http://schemas.microsoft.com/office/word/2015/wordml/symex" xmlns:wpg="http://schemas.microsoft.com/office/word/2010/wordprocessingGroup" xmlns:wpi="http://schemas.microsoft.com/office/word/2010/wordprocessingInk" xmlns:wne="http://schemas.microsoft.com/office/word/2006/wordml" xmlns:wps="http://schemas.microsoft.com/office/word/2010/wordprocessingShape" mc:Ignorable="w14 w15 w16se w16cid w16 w16cex w16sdtdh w16sdtfl w16du wp14">
+  <w:endnote w:type="separator" w:id="-1">
+    <w:p>
+      <w:pPr>
+        <w:spacing w:after="0" w:line="240" w:lineRule="auto"/>
+      </w:pPr>
+      <w:r>
+        <w:separator/>
+      </w:r>
+    </w:p>
+  </w:endnote>
+  <w:endnote w:type="continuationSeparator" w:id="0">
+    <w:p>
+      <w:pPr>
+        <w:spacing w:after="0" w:line="240" w:lineRule="auto"/>
+      </w:pPr>
+      <w:r>
+        <w:continuationSeparator/>
+      </w:r>
+    </w:p>
+  </w:endnote>
+</w:endnotes>
+</file>
+
 <file path=word/footer1.xml><?xml version="1.0" encoding="utf-8"?>
-<w:ftr xmlns:o="urn:schemas-microsoft-com:office:office" xmlns:r="http://schemas.openxmlformats.org/officeDocument/2006/relationships" xmlns:v="urn:schemas-microsoft-com:vml" xmlns:w="http://schemas.openxmlformats.org/wordprocessingml/2006/main" xmlns:w10="urn:schemas-microsoft-com:office:word" xmlns:wp="http://schemas.openxmlformats.org/drawingml/2006/wordprocessingDrawing" xmlns:pic="http://schemas.openxmlformats.org/drawingml/2006/picture" xmlns:wps="http://schemas.microsoft.com/office/word/2010/wordprocessingShape" xmlns:wpg="http://schemas.microsoft.com/office/word/2010/wordprocessingGroup" xmlns:mc="http://schemas.openxmlformats.org/markup-compatibility/2006" xmlns:wp14="http://schemas.microsoft.com/office/word/2010/wordprocessingDrawing" xmlns:w14="http://schemas.microsoft.com/office/word/2010/wordml" xmlns:w15="http://schemas.microsoft.com/office/word/2012/wordml" mc:Ignorable="w14 wp14 w15">
+<w:ftr xmlns:wpc="http://schemas.microsoft.com/office/word/2010/wordprocessingCanvas" xmlns:cx="http://schemas.microsoft.com/office/drawing/2014/chartex" xmlns:cx1="http://schemas.microsoft.com/office/drawing/2015/9/8/chartex" xmlns:cx2="http://schemas.microsoft.com/office/drawing/2015/10/21/chartex" xmlns:cx3="http://schemas.microsoft.com/office/drawing/2016/5/9/chartex" xmlns:cx4="http://schemas.microsoft.com/office/drawing/2016/5/10/chartex" xmlns:cx5="http://schemas.microsoft.com/office/drawing/2016/5/11/chartex" xmlns:cx6="http://schemas.microsoft.com/office/drawing/2016/5/12/chartex" xmlns:cx7="http://schemas.microsoft.com/office/drawing/2016/5/13/chartex" xmlns:cx8="http://schemas.microsoft.com/office/drawing/2016/5/14/chartex" xmlns:mc="http://schemas.openxmlformats.org/markup-compatibility/2006" xmlns:aink="http://schemas.microsoft.com/office/drawing/2016/ink" xmlns:am3d="http://schemas.microsoft.com/office/drawing/2017/model3d" xmlns:o="urn:schemas-microsoft-com:office:office" xmlns:oel="http://schemas.microsoft.com/office/2019/extlst" xmlns:r="http://schemas.openxmlformats.org/officeDocument/2006/relationships" xmlns:m="http://schemas.openxmlformats.org/officeDocument/2006/math" xmlns:v="urn:schemas-microsoft-com:vml" xmlns:wp14="http://schemas.microsoft.com/office/word/2010/wordprocessingDrawing" xmlns:wp="http://schemas.openxmlformats.org/drawingml/2006/wordprocessingDrawing" xmlns:w10="urn:schemas-microsoft-com:office:word" xmlns:w="http://schemas.openxmlformats.org/wordprocessingml/2006/main" xmlns:w14="http://schemas.microsoft.com/office/word/2010/wordml" xmlns:w15="http://schemas.microsoft.com/office/word/2012/wordml" xmlns:w16cex="http://schemas.microsoft.com/office/word/2018/wordml/cex" xmlns:w16cid="http://schemas.microsoft.com/office/word/2016/wordml/cid" xmlns:w16="http://schemas.microsoft.com/office/word/2018/wordml" xmlns:w16du="http://schemas.microsoft.com/office/word/2023/wordml/word16du" xmlns:w16sdtdh="http://schemas.microsoft.com/office/word/2020/wordml/sdtdatahash" xmlns:w16sdtfl="http://schemas.microsoft.com/office/word/2024/wordml/sdtformatlock" xmlns:w16se="http://schemas.microsoft.com/office/word/2015/wordml/symex" xmlns:wpg="http://schemas.microsoft.com/office/word/2010/wordprocessingGroup" xmlns:wpi="http://schemas.microsoft.com/office/word/2010/wordprocessingInk" xmlns:wne="http://schemas.microsoft.com/office/word/2006/wordml" xmlns:wps="http://schemas.microsoft.com/office/word/2010/wordprocessingShape" mc:Ignorable="w14 w15 w16se w16cid w16 w16cex w16sdtdh w16sdtfl w16du wp14">
   <w:p>
     <w:pPr>
-      <w:pStyle w:val="Footer"/>
-      <w:rPr/>
+      <w:pStyle w:val="Rodap"/>
     </w:pPr>
-    <w:r>
-      <w:rPr/>
-    </w:r>
   </w:p>
 </w:ftr>
 </file>
 
 <file path=word/footer2.xml><?xml version="1.0" encoding="utf-8"?>
-<w:ftr xmlns:o="urn:schemas-microsoft-com:office:office" xmlns:r="http://schemas.openxmlformats.org/officeDocument/2006/relationships" xmlns:v="urn:schemas-microsoft-com:vml" xmlns:w="http://schemas.openxmlformats.org/wordprocessingml/2006/main" xmlns:w10="urn:schemas-microsoft-com:office:word" xmlns:wp="http://schemas.openxmlformats.org/drawingml/2006/wordprocessingDrawing" xmlns:pic="http://schemas.openxmlformats.org/drawingml/2006/picture" xmlns:wps="http://schemas.microsoft.com/office/word/2010/wordprocessingShape" xmlns:wpg="http://schemas.microsoft.com/office/word/2010/wordprocessingGroup" xmlns:mc="http://schemas.openxmlformats.org/markup-compatibility/2006" xmlns:wp14="http://schemas.microsoft.com/office/word/2010/wordprocessingDrawing" xmlns:w14="http://schemas.microsoft.com/office/word/2010/wordml" xmlns:w15="http://schemas.microsoft.com/office/word/2012/wordml" mc:Ignorable="w14 wp14 w15">
+<w:ftr xmlns:wpc="http://schemas.microsoft.com/office/word/2010/wordprocessingCanvas" xmlns:cx="http://schemas.microsoft.com/office/drawing/2014/chartex" xmlns:cx1="http://schemas.microsoft.com/office/drawing/2015/9/8/chartex" xmlns:cx2="http://schemas.microsoft.com/office/drawing/2015/10/21/chartex" xmlns:cx3="http://schemas.microsoft.com/office/drawing/2016/5/9/chartex" xmlns:cx4="http://schemas.microsoft.com/office/drawing/2016/5/10/chartex" xmlns:cx5="http://schemas.microsoft.com/office/drawing/2016/5/11/chartex" xmlns:cx6="http://schemas.microsoft.com/office/drawing/2016/5/12/chartex" xmlns:cx7="http://schemas.microsoft.com/office/drawing/2016/5/13/chartex" xmlns:cx8="http://schemas.microsoft.com/office/drawing/2016/5/14/chartex" xmlns:mc="http://schemas.openxmlformats.org/markup-compatibility/2006" xmlns:aink="http://schemas.microsoft.com/office/drawing/2016/ink" xmlns:am3d="http://schemas.microsoft.com/office/drawing/2017/model3d" xmlns:o="urn:schemas-microsoft-com:office:office" xmlns:oel="http://schemas.microsoft.com/office/2019/extlst" xmlns:r="http://schemas.openxmlformats.org/officeDocument/2006/relationships" xmlns:m="http://schemas.openxmlformats.org/officeDocument/2006/math" xmlns:v="urn:schemas-microsoft-com:vml" xmlns:wp14="http://schemas.microsoft.com/office/word/2010/wordprocessingDrawing" xmlns:wp="http://schemas.openxmlformats.org/drawingml/2006/wordprocessingDrawing" xmlns:w10="urn:schemas-microsoft-com:office:word" xmlns:w="http://schemas.openxmlformats.org/wordprocessingml/2006/main" xmlns:w14="http://schemas.microsoft.com/office/word/2010/wordml" xmlns:w15="http://schemas.microsoft.com/office/word/2012/wordml" xmlns:w16cex="http://schemas.microsoft.com/office/word/2018/wordml/cex" xmlns:w16cid="http://schemas.microsoft.com/office/word/2016/wordml/cid" xmlns:w16="http://schemas.microsoft.com/office/word/2018/wordml" xmlns:w16du="http://schemas.microsoft.com/office/word/2023/wordml/word16du" xmlns:w16sdtdh="http://schemas.microsoft.com/office/word/2020/wordml/sdtdatahash" xmlns:w16sdtfl="http://schemas.microsoft.com/office/word/2024/wordml/sdtformatlock" xmlns:w16se="http://schemas.microsoft.com/office/word/2015/wordml/symex" xmlns:wpg="http://schemas.microsoft.com/office/word/2010/wordprocessingGroup" xmlns:wpi="http://schemas.microsoft.com/office/word/2010/wordprocessingInk" xmlns:wne="http://schemas.microsoft.com/office/word/2006/wordml" xmlns:wps="http://schemas.microsoft.com/office/word/2010/wordprocessingShape" mc:Ignorable="w14 w15 w16se w16cid w16 w16cex w16sdtdh w16sdtfl w16du wp14">
   <w:p>
     <w:pPr>
-      <w:pStyle w:val="Normal"/>
       <w:tabs>
-        <w:tab w:val="clear" w:pos="720"/>
-        <w:tab w:val="center" w:pos="4252" w:leader="none"/>
-        <w:tab w:val="right" w:pos="8504" w:leader="none"/>
+        <w:tab w:val="center" w:pos="4252"/>
+        <w:tab w:val="right" w:pos="8504"/>
       </w:tabs>
-      <w:spacing w:lineRule="auto" w:line="240" w:before="0" w:after="0"/>
+      <w:spacing w:after="0" w:line="240" w:lineRule="auto"/>
       <w:jc w:val="center"/>
       <w:rPr>
         <w:color w:val="000000"/>
@@ -3798,48 +4397,63 @@
 </file>
 
 <file path=word/footer3.xml><?xml version="1.0" encoding="utf-8"?>
-<w:ftr xmlns:o="urn:schemas-microsoft-com:office:office" xmlns:r="http://schemas.openxmlformats.org/officeDocument/2006/relationships" xmlns:v="urn:schemas-microsoft-com:vml" xmlns:w="http://schemas.openxmlformats.org/wordprocessingml/2006/main" xmlns:w10="urn:schemas-microsoft-com:office:word" xmlns:wp="http://schemas.openxmlformats.org/drawingml/2006/wordprocessingDrawing" xmlns:pic="http://schemas.openxmlformats.org/drawingml/2006/picture" xmlns:wps="http://schemas.microsoft.com/office/word/2010/wordprocessingShape" xmlns:wpg="http://schemas.microsoft.com/office/word/2010/wordprocessingGroup" xmlns:mc="http://schemas.openxmlformats.org/markup-compatibility/2006" xmlns:wp14="http://schemas.microsoft.com/office/word/2010/wordprocessingDrawing" xmlns:w14="http://schemas.microsoft.com/office/word/2010/wordml" xmlns:w15="http://schemas.microsoft.com/office/word/2012/wordml" mc:Ignorable="w14 wp14 w15">
+<w:ftr xmlns:wpc="http://schemas.microsoft.com/office/word/2010/wordprocessingCanvas" xmlns:cx="http://schemas.microsoft.com/office/drawing/2014/chartex" xmlns:cx1="http://schemas.microsoft.com/office/drawing/2015/9/8/chartex" xmlns:cx2="http://schemas.microsoft.com/office/drawing/2015/10/21/chartex" xmlns:cx3="http://schemas.microsoft.com/office/drawing/2016/5/9/chartex" xmlns:cx4="http://schemas.microsoft.com/office/drawing/2016/5/10/chartex" xmlns:cx5="http://schemas.microsoft.com/office/drawing/2016/5/11/chartex" xmlns:cx6="http://schemas.microsoft.com/office/drawing/2016/5/12/chartex" xmlns:cx7="http://schemas.microsoft.com/office/drawing/2016/5/13/chartex" xmlns:cx8="http://schemas.microsoft.com/office/drawing/2016/5/14/chartex" xmlns:mc="http://schemas.openxmlformats.org/markup-compatibility/2006" xmlns:aink="http://schemas.microsoft.com/office/drawing/2016/ink" xmlns:am3d="http://schemas.microsoft.com/office/drawing/2017/model3d" xmlns:o="urn:schemas-microsoft-com:office:office" xmlns:oel="http://schemas.microsoft.com/office/2019/extlst" xmlns:r="http://schemas.openxmlformats.org/officeDocument/2006/relationships" xmlns:m="http://schemas.openxmlformats.org/officeDocument/2006/math" xmlns:v="urn:schemas-microsoft-com:vml" xmlns:wp14="http://schemas.microsoft.com/office/word/2010/wordprocessingDrawing" xmlns:wp="http://schemas.openxmlformats.org/drawingml/2006/wordprocessingDrawing" xmlns:w10="urn:schemas-microsoft-com:office:word" xmlns:w="http://schemas.openxmlformats.org/wordprocessingml/2006/main" xmlns:w14="http://schemas.microsoft.com/office/word/2010/wordml" xmlns:w15="http://schemas.microsoft.com/office/word/2012/wordml" xmlns:w16cex="http://schemas.microsoft.com/office/word/2018/wordml/cex" xmlns:w16cid="http://schemas.microsoft.com/office/word/2016/wordml/cid" xmlns:w16="http://schemas.microsoft.com/office/word/2018/wordml" xmlns:w16du="http://schemas.microsoft.com/office/word/2023/wordml/word16du" xmlns:w16sdtdh="http://schemas.microsoft.com/office/word/2020/wordml/sdtdatahash" xmlns:w16sdtfl="http://schemas.microsoft.com/office/word/2024/wordml/sdtformatlock" xmlns:w16se="http://schemas.microsoft.com/office/word/2015/wordml/symex" xmlns:wpg="http://schemas.microsoft.com/office/word/2010/wordprocessingGroup" xmlns:wpi="http://schemas.microsoft.com/office/word/2010/wordprocessingInk" xmlns:wne="http://schemas.microsoft.com/office/word/2006/wordml" xmlns:wps="http://schemas.microsoft.com/office/word/2010/wordprocessingShape" mc:Ignorable="w14 w15 w16se w16cid w16 w16cex w16sdtdh w16sdtfl w16du wp14">
   <w:p>
     <w:pPr>
-      <w:pStyle w:val="Footer"/>
-      <w:rPr/>
+      <w:pStyle w:val="Rodap"/>
     </w:pPr>
-    <w:r>
-      <w:rPr/>
-    </w:r>
   </w:p>
 </w:ftr>
 </file>
 
+<file path=word/footnotes.xml><?xml version="1.0" encoding="utf-8"?>
+<w:footnotes xmlns:wpc="http://schemas.microsoft.com/office/word/2010/wordprocessingCanvas" xmlns:cx="http://schemas.microsoft.com/office/drawing/2014/chartex" xmlns:cx1="http://schemas.microsoft.com/office/drawing/2015/9/8/chartex" xmlns:cx2="http://schemas.microsoft.com/office/drawing/2015/10/21/chartex" xmlns:cx3="http://schemas.microsoft.com/office/drawing/2016/5/9/chartex" xmlns:cx4="http://schemas.microsoft.com/office/drawing/2016/5/10/chartex" xmlns:cx5="http://schemas.microsoft.com/office/drawing/2016/5/11/chartex" xmlns:cx6="http://schemas.microsoft.com/office/drawing/2016/5/12/chartex" xmlns:cx7="http://schemas.microsoft.com/office/drawing/2016/5/13/chartex" xmlns:cx8="http://schemas.microsoft.com/office/drawing/2016/5/14/chartex" xmlns:mc="http://schemas.openxmlformats.org/markup-compatibility/2006" xmlns:aink="http://schemas.microsoft.com/office/drawing/2016/ink" xmlns:am3d="http://schemas.microsoft.com/office/drawing/2017/model3d" xmlns:o="urn:schemas-microsoft-com:office:office" xmlns:oel="http://schemas.microsoft.com/office/2019/extlst" xmlns:r="http://schemas.openxmlformats.org/officeDocument/2006/relationships" xmlns:m="http://schemas.openxmlformats.org/officeDocument/2006/math" xmlns:v="urn:schemas-microsoft-com:vml" xmlns:wp14="http://schemas.microsoft.com/office/word/2010/wordprocessingDrawing" xmlns:wp="http://schemas.openxmlformats.org/drawingml/2006/wordprocessingDrawing" xmlns:w10="urn:schemas-microsoft-com:office:word" xmlns:w="http://schemas.openxmlformats.org/wordprocessingml/2006/main" xmlns:w14="http://schemas.microsoft.com/office/word/2010/wordml" xmlns:w15="http://schemas.microsoft.com/office/word/2012/wordml" xmlns:w16cex="http://schemas.microsoft.com/office/word/2018/wordml/cex" xmlns:w16cid="http://schemas.microsoft.com/office/word/2016/wordml/cid" xmlns:w16="http://schemas.microsoft.com/office/word/2018/wordml" xmlns:w16du="http://schemas.microsoft.com/office/word/2023/wordml/word16du" xmlns:w16sdtdh="http://schemas.microsoft.com/office/word/2020/wordml/sdtdatahash" xmlns:w16sdtfl="http://schemas.microsoft.com/office/word/2024/wordml/sdtformatlock" xmlns:w16se="http://schemas.microsoft.com/office/word/2015/wordml/symex" xmlns:wpg="http://schemas.microsoft.com/office/word/2010/wordprocessingGroup" xmlns:wpi="http://schemas.microsoft.com/office/word/2010/wordprocessingInk" xmlns:wne="http://schemas.microsoft.com/office/word/2006/wordml" xmlns:wps="http://schemas.microsoft.com/office/word/2010/wordprocessingShape" mc:Ignorable="w14 w15 w16se w16cid w16 w16cex w16sdtdh w16sdtfl w16du wp14">
+  <w:footnote w:type="separator" w:id="-1">
+    <w:p>
+      <w:pPr>
+        <w:spacing w:after="0" w:line="240" w:lineRule="auto"/>
+      </w:pPr>
+      <w:r>
+        <w:separator/>
+      </w:r>
+    </w:p>
+  </w:footnote>
+  <w:footnote w:type="continuationSeparator" w:id="0">
+    <w:p>
+      <w:pPr>
+        <w:spacing w:after="0" w:line="240" w:lineRule="auto"/>
+      </w:pPr>
+      <w:r>
+        <w:continuationSeparator/>
+      </w:r>
+    </w:p>
+  </w:footnote>
+</w:footnotes>
+</file>
+
 <file path=word/header1.xml><?xml version="1.0" encoding="utf-8"?>
-<w:hdr xmlns:o="urn:schemas-microsoft-com:office:office" xmlns:r="http://schemas.openxmlformats.org/officeDocument/2006/relationships" xmlns:v="urn:schemas-microsoft-com:vml" xmlns:w="http://schemas.openxmlformats.org/wordprocessingml/2006/main" xmlns:w10="urn:schemas-microsoft-com:office:word" xmlns:wp="http://schemas.openxmlformats.org/drawingml/2006/wordprocessingDrawing" xmlns:pic="http://schemas.openxmlformats.org/drawingml/2006/picture" xmlns:wps="http://schemas.microsoft.com/office/word/2010/wordprocessingShape" xmlns:wpg="http://schemas.microsoft.com/office/word/2010/wordprocessingGroup" xmlns:mc="http://schemas.openxmlformats.org/markup-compatibility/2006" xmlns:wp14="http://schemas.microsoft.com/office/word/2010/wordprocessingDrawing" xmlns:w14="http://schemas.microsoft.com/office/word/2010/wordml" xmlns:w15="http://schemas.microsoft.com/office/word/2012/wordml" mc:Ignorable="w14 wp14 w15">
+<w:hdr xmlns:wpc="http://schemas.microsoft.com/office/word/2010/wordprocessingCanvas" xmlns:cx="http://schemas.microsoft.com/office/drawing/2014/chartex" xmlns:cx1="http://schemas.microsoft.com/office/drawing/2015/9/8/chartex" xmlns:cx2="http://schemas.microsoft.com/office/drawing/2015/10/21/chartex" xmlns:cx3="http://schemas.microsoft.com/office/drawing/2016/5/9/chartex" xmlns:cx4="http://schemas.microsoft.com/office/drawing/2016/5/10/chartex" xmlns:cx5="http://schemas.microsoft.com/office/drawing/2016/5/11/chartex" xmlns:cx6="http://schemas.microsoft.com/office/drawing/2016/5/12/chartex" xmlns:cx7="http://schemas.microsoft.com/office/drawing/2016/5/13/chartex" xmlns:cx8="http://schemas.microsoft.com/office/drawing/2016/5/14/chartex" xmlns:mc="http://schemas.openxmlformats.org/markup-compatibility/2006" xmlns:aink="http://schemas.microsoft.com/office/drawing/2016/ink" xmlns:am3d="http://schemas.microsoft.com/office/drawing/2017/model3d" xmlns:o="urn:schemas-microsoft-com:office:office" xmlns:oel="http://schemas.microsoft.com/office/2019/extlst" xmlns:r="http://schemas.openxmlformats.org/officeDocument/2006/relationships" xmlns:m="http://schemas.openxmlformats.org/officeDocument/2006/math" xmlns:v="urn:schemas-microsoft-com:vml" xmlns:wp14="http://schemas.microsoft.com/office/word/2010/wordprocessingDrawing" xmlns:wp="http://schemas.openxmlformats.org/drawingml/2006/wordprocessingDrawing" xmlns:w10="urn:schemas-microsoft-com:office:word" xmlns:w="http://schemas.openxmlformats.org/wordprocessingml/2006/main" xmlns:w14="http://schemas.microsoft.com/office/word/2010/wordml" xmlns:w15="http://schemas.microsoft.com/office/word/2012/wordml" xmlns:w16cex="http://schemas.microsoft.com/office/word/2018/wordml/cex" xmlns:w16cid="http://schemas.microsoft.com/office/word/2016/wordml/cid" xmlns:w16="http://schemas.microsoft.com/office/word/2018/wordml" xmlns:w16du="http://schemas.microsoft.com/office/word/2023/wordml/word16du" xmlns:w16sdtdh="http://schemas.microsoft.com/office/word/2020/wordml/sdtdatahash" xmlns:w16sdtfl="http://schemas.microsoft.com/office/word/2024/wordml/sdtformatlock" xmlns:w16se="http://schemas.microsoft.com/office/word/2015/wordml/symex" xmlns:wpg="http://schemas.microsoft.com/office/word/2010/wordprocessingGroup" xmlns:wpi="http://schemas.microsoft.com/office/word/2010/wordprocessingInk" xmlns:wne="http://schemas.microsoft.com/office/word/2006/wordml" xmlns:wps="http://schemas.microsoft.com/office/word/2010/wordprocessingShape" mc:Ignorable="w14 w15 w16se w16cid w16 w16cex w16sdtdh w16sdtfl w16du wp14">
   <w:p>
     <w:pPr>
-      <w:pStyle w:val="Header"/>
-      <w:rPr/>
+      <w:pStyle w:val="Cabealho"/>
     </w:pPr>
-    <w:r>
-      <w:rPr/>
-    </w:r>
   </w:p>
 </w:hdr>
 </file>
 
 <file path=word/header2.xml><?xml version="1.0" encoding="utf-8"?>
-<w:hdr xmlns:o="urn:schemas-microsoft-com:office:office" xmlns:r="http://schemas.openxmlformats.org/officeDocument/2006/relationships" xmlns:v="urn:schemas-microsoft-com:vml" xmlns:w="http://schemas.openxmlformats.org/wordprocessingml/2006/main" xmlns:w10="urn:schemas-microsoft-com:office:word" xmlns:wp="http://schemas.openxmlformats.org/drawingml/2006/wordprocessingDrawing" xmlns:pic="http://schemas.openxmlformats.org/drawingml/2006/picture" xmlns:wps="http://schemas.microsoft.com/office/word/2010/wordprocessingShape" xmlns:wpg="http://schemas.microsoft.com/office/word/2010/wordprocessingGroup" xmlns:mc="http://schemas.openxmlformats.org/markup-compatibility/2006" xmlns:wp14="http://schemas.microsoft.com/office/word/2010/wordprocessingDrawing" xmlns:w14="http://schemas.microsoft.com/office/word/2010/wordml" xmlns:w15="http://schemas.microsoft.com/office/word/2012/wordml" mc:Ignorable="w14 wp14 w15">
+<w:hdr xmlns:wpc="http://schemas.microsoft.com/office/word/2010/wordprocessingCanvas" xmlns:cx="http://schemas.microsoft.com/office/drawing/2014/chartex" xmlns:cx1="http://schemas.microsoft.com/office/drawing/2015/9/8/chartex" xmlns:cx2="http://schemas.microsoft.com/office/drawing/2015/10/21/chartex" xmlns:cx3="http://schemas.microsoft.com/office/drawing/2016/5/9/chartex" xmlns:cx4="http://schemas.microsoft.com/office/drawing/2016/5/10/chartex" xmlns:cx5="http://schemas.microsoft.com/office/drawing/2016/5/11/chartex" xmlns:cx6="http://schemas.microsoft.com/office/drawing/2016/5/12/chartex" xmlns:cx7="http://schemas.microsoft.com/office/drawing/2016/5/13/chartex" xmlns:cx8="http://schemas.microsoft.com/office/drawing/2016/5/14/chartex" xmlns:mc="http://schemas.openxmlformats.org/markup-compatibility/2006" xmlns:aink="http://schemas.microsoft.com/office/drawing/2016/ink" xmlns:am3d="http://schemas.microsoft.com/office/drawing/2017/model3d" xmlns:o="urn:schemas-microsoft-com:office:office" xmlns:oel="http://schemas.microsoft.com/office/2019/extlst" xmlns:r="http://schemas.openxmlformats.org/officeDocument/2006/relationships" xmlns:m="http://schemas.openxmlformats.org/officeDocument/2006/math" xmlns:v="urn:schemas-microsoft-com:vml" xmlns:wp14="http://schemas.microsoft.com/office/word/2010/wordprocessingDrawing" xmlns:wp="http://schemas.openxmlformats.org/drawingml/2006/wordprocessingDrawing" xmlns:w10="urn:schemas-microsoft-com:office:word" xmlns:w="http://schemas.openxmlformats.org/wordprocessingml/2006/main" xmlns:w14="http://schemas.microsoft.com/office/word/2010/wordml" xmlns:w15="http://schemas.microsoft.com/office/word/2012/wordml" xmlns:w16cex="http://schemas.microsoft.com/office/word/2018/wordml/cex" xmlns:w16cid="http://schemas.microsoft.com/office/word/2016/wordml/cid" xmlns:w16="http://schemas.microsoft.com/office/word/2018/wordml" xmlns:w16du="http://schemas.microsoft.com/office/word/2023/wordml/word16du" xmlns:w16sdtdh="http://schemas.microsoft.com/office/word/2020/wordml/sdtdatahash" xmlns:w16sdtfl="http://schemas.microsoft.com/office/word/2024/wordml/sdtformatlock" xmlns:w16se="http://schemas.microsoft.com/office/word/2015/wordml/symex" xmlns:wpg="http://schemas.microsoft.com/office/word/2010/wordprocessingGroup" xmlns:wpi="http://schemas.microsoft.com/office/word/2010/wordprocessingInk" xmlns:wne="http://schemas.microsoft.com/office/word/2006/wordml" xmlns:wps="http://schemas.microsoft.com/office/word/2010/wordprocessingShape" mc:Ignorable="w14 w15 w16se w16cid w16 w16cex w16sdtdh w16sdtfl w16du wp14">
   <w:p>
     <w:pPr>
-      <w:pStyle w:val="Normal"/>
-      <w:keepNext w:val="true"/>
+      <w:keepNext/>
       <w:keepLines/>
       <w:tabs>
-        <w:tab w:val="clear" w:pos="720"/>
-        <w:tab w:val="center" w:pos="4252" w:leader="none"/>
-        <w:tab w:val="right" w:pos="8504" w:leader="none"/>
+        <w:tab w:val="center" w:pos="4252"/>
+        <w:tab w:val="right" w:pos="8504"/>
       </w:tabs>
       <w:spacing w:before="240" w:after="0"/>
       <w:rPr>
-        <w:rFonts w:ascii="Arial" w:hAnsi="Arial" w:eastAsia="Arial" w:cs="Arial"/>
+        <w:rFonts w:ascii="Arial" w:eastAsia="Arial" w:hAnsi="Arial" w:cs="Arial"/>
         <w:b/>
         <w:sz w:val="32"/>
         <w:szCs w:val="32"/>
@@ -3847,13 +4461,14 @@
     </w:pPr>
     <w:r>
       <w:rPr>
-        <w:rFonts w:eastAsia="Arial" w:cs="Arial" w:ascii="Arial" w:hAnsi="Arial"/>
+        <w:rFonts w:ascii="Arial" w:eastAsia="Arial" w:hAnsi="Arial" w:cs="Arial"/>
         <w:b/>
+        <w:noProof/>
         <w:sz w:val="32"/>
         <w:szCs w:val="32"/>
       </w:rPr>
       <w:drawing>
-        <wp:anchor behindDoc="1" distT="0" distB="0" distL="0" distR="0" simplePos="0" locked="0" layoutInCell="1" allowOverlap="1" relativeHeight="6">
+        <wp:anchor distT="0" distB="0" distL="0" distR="0" simplePos="0" relativeHeight="6" behindDoc="1" locked="0" layoutInCell="1" allowOverlap="1" wp14:anchorId="1D427796" wp14:editId="19F289DD">
           <wp:simplePos x="0" y="0"/>
           <wp:positionH relativeFrom="column">
             <wp:posOffset>-1476375</wp:posOffset>
@@ -3898,8 +4513,17 @@
           </a:graphic>
         </wp:anchor>
       </w:drawing>
+    </w:r>
+    <w:r>
+      <w:rPr>
+        <w:rFonts w:ascii="Arial" w:eastAsia="Arial" w:hAnsi="Arial" w:cs="Arial"/>
+        <w:b/>
+        <w:noProof/>
+        <w:sz w:val="32"/>
+        <w:szCs w:val="32"/>
+      </w:rPr>
       <w:drawing>
-        <wp:anchor behindDoc="1" distT="0" distB="0" distL="0" distR="0" simplePos="0" locked="0" layoutInCell="1" allowOverlap="1" relativeHeight="11">
+        <wp:anchor distT="0" distB="0" distL="0" distR="0" simplePos="0" relativeHeight="11" behindDoc="1" locked="0" layoutInCell="1" allowOverlap="1" wp14:anchorId="089FAAFF" wp14:editId="706FA597">
           <wp:simplePos x="0" y="0"/>
           <wp:positionH relativeFrom="column">
             <wp:posOffset>5358130</wp:posOffset>
@@ -3948,42 +4572,153 @@
   </w:p>
   <w:p>
     <w:pPr>
-      <w:pStyle w:val="Normal"/>
       <w:tabs>
-        <w:tab w:val="clear" w:pos="720"/>
-        <w:tab w:val="center" w:pos="4252" w:leader="none"/>
-        <w:tab w:val="right" w:pos="8504" w:leader="none"/>
+        <w:tab w:val="center" w:pos="4252"/>
+        <w:tab w:val="right" w:pos="8504"/>
       </w:tabs>
-      <w:spacing w:lineRule="auto" w:line="240" w:before="0" w:after="0"/>
-      <w:rPr/>
+      <w:spacing w:after="0" w:line="240" w:lineRule="auto"/>
     </w:pPr>
-    <w:r>
-      <w:rPr/>
-    </w:r>
   </w:p>
 </w:hdr>
 </file>
 
 <file path=word/header3.xml><?xml version="1.0" encoding="utf-8"?>
-<w:hdr xmlns:o="urn:schemas-microsoft-com:office:office" xmlns:r="http://schemas.openxmlformats.org/officeDocument/2006/relationships" xmlns:v="urn:schemas-microsoft-com:vml" xmlns:w="http://schemas.openxmlformats.org/wordprocessingml/2006/main" xmlns:w10="urn:schemas-microsoft-com:office:word" xmlns:wp="http://schemas.openxmlformats.org/drawingml/2006/wordprocessingDrawing" xmlns:pic="http://schemas.openxmlformats.org/drawingml/2006/picture" xmlns:wps="http://schemas.microsoft.com/office/word/2010/wordprocessingShape" xmlns:wpg="http://schemas.microsoft.com/office/word/2010/wordprocessingGroup" xmlns:mc="http://schemas.openxmlformats.org/markup-compatibility/2006" xmlns:wp14="http://schemas.microsoft.com/office/word/2010/wordprocessingDrawing" xmlns:w14="http://schemas.microsoft.com/office/word/2010/wordml" xmlns:w15="http://schemas.microsoft.com/office/word/2012/wordml" mc:Ignorable="w14 wp14 w15">
+<w:hdr xmlns:wpc="http://schemas.microsoft.com/office/word/2010/wordprocessingCanvas" xmlns:cx="http://schemas.microsoft.com/office/drawing/2014/chartex" xmlns:cx1="http://schemas.microsoft.com/office/drawing/2015/9/8/chartex" xmlns:cx2="http://schemas.microsoft.com/office/drawing/2015/10/21/chartex" xmlns:cx3="http://schemas.microsoft.com/office/drawing/2016/5/9/chartex" xmlns:cx4="http://schemas.microsoft.com/office/drawing/2016/5/10/chartex" xmlns:cx5="http://schemas.microsoft.com/office/drawing/2016/5/11/chartex" xmlns:cx6="http://schemas.microsoft.com/office/drawing/2016/5/12/chartex" xmlns:cx7="http://schemas.microsoft.com/office/drawing/2016/5/13/chartex" xmlns:cx8="http://schemas.microsoft.com/office/drawing/2016/5/14/chartex" xmlns:mc="http://schemas.openxmlformats.org/markup-compatibility/2006" xmlns:aink="http://schemas.microsoft.com/office/drawing/2016/ink" xmlns:am3d="http://schemas.microsoft.com/office/drawing/2017/model3d" xmlns:o="urn:schemas-microsoft-com:office:office" xmlns:oel="http://schemas.microsoft.com/office/2019/extlst" xmlns:r="http://schemas.openxmlformats.org/officeDocument/2006/relationships" xmlns:m="http://schemas.openxmlformats.org/officeDocument/2006/math" xmlns:v="urn:schemas-microsoft-com:vml" xmlns:wp14="http://schemas.microsoft.com/office/word/2010/wordprocessingDrawing" xmlns:wp="http://schemas.openxmlformats.org/drawingml/2006/wordprocessingDrawing" xmlns:w10="urn:schemas-microsoft-com:office:word" xmlns:w="http://schemas.openxmlformats.org/wordprocessingml/2006/main" xmlns:w14="http://schemas.microsoft.com/office/word/2010/wordml" xmlns:w15="http://schemas.microsoft.com/office/word/2012/wordml" xmlns:w16cex="http://schemas.microsoft.com/office/word/2018/wordml/cex" xmlns:w16cid="http://schemas.microsoft.com/office/word/2016/wordml/cid" xmlns:w16="http://schemas.microsoft.com/office/word/2018/wordml" xmlns:w16du="http://schemas.microsoft.com/office/word/2023/wordml/word16du" xmlns:w16sdtdh="http://schemas.microsoft.com/office/word/2020/wordml/sdtdatahash" xmlns:w16sdtfl="http://schemas.microsoft.com/office/word/2024/wordml/sdtformatlock" xmlns:w16se="http://schemas.microsoft.com/office/word/2015/wordml/symex" xmlns:wpg="http://schemas.microsoft.com/office/word/2010/wordprocessingGroup" xmlns:wpi="http://schemas.microsoft.com/office/word/2010/wordprocessingInk" xmlns:wne="http://schemas.microsoft.com/office/word/2006/wordml" xmlns:wps="http://schemas.microsoft.com/office/word/2010/wordprocessingShape" mc:Ignorable="w14 w15 w16se w16cid w16 w16cex w16sdtdh w16sdtfl w16du wp14">
   <w:p>
     <w:pPr>
-      <w:pStyle w:val="Header"/>
-      <w:rPr/>
+      <w:pStyle w:val="Cabealho"/>
     </w:pPr>
-    <w:r>
-      <w:rPr/>
-    </w:r>
   </w:p>
 </w:hdr>
 </file>
 
+<file path=word/numbering.xml><?xml version="1.0" encoding="utf-8"?>
+<w:numbering xmlns:wpc="http://schemas.microsoft.com/office/word/2010/wordprocessingCanvas" xmlns:cx="http://schemas.microsoft.com/office/drawing/2014/chartex" xmlns:cx1="http://schemas.microsoft.com/office/drawing/2015/9/8/chartex" xmlns:cx2="http://schemas.microsoft.com/office/drawing/2015/10/21/chartex" xmlns:cx3="http://schemas.microsoft.com/office/drawing/2016/5/9/chartex" xmlns:cx4="http://schemas.microsoft.com/office/drawing/2016/5/10/chartex" xmlns:cx5="http://schemas.microsoft.com/office/drawing/2016/5/11/chartex" xmlns:cx6="http://schemas.microsoft.com/office/drawing/2016/5/12/chartex" xmlns:cx7="http://schemas.microsoft.com/office/drawing/2016/5/13/chartex" xmlns:cx8="http://schemas.microsoft.com/office/drawing/2016/5/14/chartex" xmlns:mc="http://schemas.openxmlformats.org/markup-compatibility/2006" xmlns:aink="http://schemas.microsoft.com/office/drawing/2016/ink" xmlns:am3d="http://schemas.microsoft.com/office/drawing/2017/model3d" xmlns:o="urn:schemas-microsoft-com:office:office" xmlns:oel="http://schemas.microsoft.com/office/2019/extlst" xmlns:r="http://schemas.openxmlformats.org/officeDocument/2006/relationships" xmlns:m="http://schemas.openxmlformats.org/officeDocument/2006/math" xmlns:v="urn:schemas-microsoft-com:vml" xmlns:wp14="http://schemas.microsoft.com/office/word/2010/wordprocessingDrawing" xmlns:wp="http://schemas.openxmlformats.org/drawingml/2006/wordprocessingDrawing" xmlns:w10="urn:schemas-microsoft-com:office:word" xmlns:w="http://schemas.openxmlformats.org/wordprocessingml/2006/main" xmlns:w14="http://schemas.microsoft.com/office/word/2010/wordml" xmlns:w15="http://schemas.microsoft.com/office/word/2012/wordml" xmlns:w16cex="http://schemas.microsoft.com/office/word/2018/wordml/cex" xmlns:w16cid="http://schemas.microsoft.com/office/word/2016/wordml/cid" xmlns:w16="http://schemas.microsoft.com/office/word/2018/wordml" xmlns:w16du="http://schemas.microsoft.com/office/word/2023/wordml/word16du" xmlns:w16sdtdh="http://schemas.microsoft.com/office/word/2020/wordml/sdtdatahash" xmlns:w16sdtfl="http://schemas.microsoft.com/office/word/2024/wordml/sdtformatlock" xmlns:w16se="http://schemas.microsoft.com/office/word/2015/wordml/symex" xmlns:wpg="http://schemas.microsoft.com/office/word/2010/wordprocessingGroup" xmlns:wpi="http://schemas.microsoft.com/office/word/2010/wordprocessingInk" xmlns:wne="http://schemas.microsoft.com/office/word/2006/wordml" xmlns:wps="http://schemas.microsoft.com/office/word/2010/wordprocessingShape" mc:Ignorable="w14 w15 w16se w16cid w16 w16cex w16sdtdh w16sdtfl w16du wp14">
+  <w:abstractNum w:abstractNumId="0" w15:restartNumberingAfterBreak="0">
+    <w:nsid w:val="25444A30"/>
+    <w:multiLevelType w:val="hybridMultilevel"/>
+    <w:tmpl w:val="CD2A51E8"/>
+    <w:lvl w:ilvl="0" w:tplc="04160001">
+      <w:start w:val="1"/>
+      <w:numFmt w:val="bullet"/>
+      <w:lvlText w:val=""/>
+      <w:lvlJc w:val="left"/>
+      <w:pPr>
+        <w:ind w:left="720" w:hanging="360"/>
+      </w:pPr>
+      <w:rPr>
+        <w:rFonts w:ascii="Symbol" w:hAnsi="Symbol" w:hint="default"/>
+      </w:rPr>
+    </w:lvl>
+    <w:lvl w:ilvl="1" w:tplc="04160003" w:tentative="1">
+      <w:start w:val="1"/>
+      <w:numFmt w:val="bullet"/>
+      <w:lvlText w:val="o"/>
+      <w:lvlJc w:val="left"/>
+      <w:pPr>
+        <w:ind w:left="1440" w:hanging="360"/>
+      </w:pPr>
+      <w:rPr>
+        <w:rFonts w:ascii="Courier New" w:hAnsi="Courier New" w:cs="Courier New" w:hint="default"/>
+      </w:rPr>
+    </w:lvl>
+    <w:lvl w:ilvl="2" w:tplc="04160005" w:tentative="1">
+      <w:start w:val="1"/>
+      <w:numFmt w:val="bullet"/>
+      <w:lvlText w:val=""/>
+      <w:lvlJc w:val="left"/>
+      <w:pPr>
+        <w:ind w:left="2160" w:hanging="360"/>
+      </w:pPr>
+      <w:rPr>
+        <w:rFonts w:ascii="Wingdings" w:hAnsi="Wingdings" w:hint="default"/>
+      </w:rPr>
+    </w:lvl>
+    <w:lvl w:ilvl="3" w:tplc="04160001" w:tentative="1">
+      <w:start w:val="1"/>
+      <w:numFmt w:val="bullet"/>
+      <w:lvlText w:val=""/>
+      <w:lvlJc w:val="left"/>
+      <w:pPr>
+        <w:ind w:left="2880" w:hanging="360"/>
+      </w:pPr>
+      <w:rPr>
+        <w:rFonts w:ascii="Symbol" w:hAnsi="Symbol" w:hint="default"/>
+      </w:rPr>
+    </w:lvl>
+    <w:lvl w:ilvl="4" w:tplc="04160003" w:tentative="1">
+      <w:start w:val="1"/>
+      <w:numFmt w:val="bullet"/>
+      <w:lvlText w:val="o"/>
+      <w:lvlJc w:val="left"/>
+      <w:pPr>
+        <w:ind w:left="3600" w:hanging="360"/>
+      </w:pPr>
+      <w:rPr>
+        <w:rFonts w:ascii="Courier New" w:hAnsi="Courier New" w:cs="Courier New" w:hint="default"/>
+      </w:rPr>
+    </w:lvl>
+    <w:lvl w:ilvl="5" w:tplc="04160005" w:tentative="1">
+      <w:start w:val="1"/>
+      <w:numFmt w:val="bullet"/>
+      <w:lvlText w:val=""/>
+      <w:lvlJc w:val="left"/>
+      <w:pPr>
+        <w:ind w:left="4320" w:hanging="360"/>
+      </w:pPr>
+      <w:rPr>
+        <w:rFonts w:ascii="Wingdings" w:hAnsi="Wingdings" w:hint="default"/>
+      </w:rPr>
+    </w:lvl>
+    <w:lvl w:ilvl="6" w:tplc="04160001" w:tentative="1">
+      <w:start w:val="1"/>
+      <w:numFmt w:val="bullet"/>
+      <w:lvlText w:val=""/>
+      <w:lvlJc w:val="left"/>
+      <w:pPr>
+        <w:ind w:left="5040" w:hanging="360"/>
+      </w:pPr>
+      <w:rPr>
+        <w:rFonts w:ascii="Symbol" w:hAnsi="Symbol" w:hint="default"/>
+      </w:rPr>
+    </w:lvl>
+    <w:lvl w:ilvl="7" w:tplc="04160003" w:tentative="1">
+      <w:start w:val="1"/>
+      <w:numFmt w:val="bullet"/>
+      <w:lvlText w:val="o"/>
+      <w:lvlJc w:val="left"/>
+      <w:pPr>
+        <w:ind w:left="5760" w:hanging="360"/>
+      </w:pPr>
+      <w:rPr>
+        <w:rFonts w:ascii="Courier New" w:hAnsi="Courier New" w:cs="Courier New" w:hint="default"/>
+      </w:rPr>
+    </w:lvl>
+    <w:lvl w:ilvl="8" w:tplc="04160005" w:tentative="1">
+      <w:start w:val="1"/>
+      <w:numFmt w:val="bullet"/>
+      <w:lvlText w:val=""/>
+      <w:lvlJc w:val="left"/>
+      <w:pPr>
+        <w:ind w:left="6480" w:hanging="360"/>
+      </w:pPr>
+      <w:rPr>
+        <w:rFonts w:ascii="Wingdings" w:hAnsi="Wingdings" w:hint="default"/>
+      </w:rPr>
+    </w:lvl>
+  </w:abstractNum>
+  <w:num w:numId="1" w16cid:durableId="920942460">
+    <w:abstractNumId w:val="0"/>
+  </w:num>
+</w:numbering>
+</file>
+
 <file path=word/styles.xml><?xml version="1.0" encoding="utf-8"?>
-<w:styles xmlns:w="http://schemas.openxmlformats.org/wordprocessingml/2006/main" xmlns:w14="http://schemas.microsoft.com/office/word/2010/wordml" xmlns:mc="http://schemas.openxmlformats.org/markup-compatibility/2006" mc:Ignorable="w14">
+<w:styles xmlns:mc="http://schemas.openxmlformats.org/markup-compatibility/2006" xmlns:r="http://schemas.openxmlformats.org/officeDocument/2006/relationships" xmlns:w="http://schemas.openxmlformats.org/wordprocessingml/2006/main" xmlns:w14="http://schemas.microsoft.com/office/word/2010/wordml" xmlns:w15="http://schemas.microsoft.com/office/word/2012/wordml" xmlns:w16cex="http://schemas.microsoft.com/office/word/2018/wordml/cex" xmlns:w16cid="http://schemas.microsoft.com/office/word/2016/wordml/cid" xmlns:w16="http://schemas.microsoft.com/office/word/2018/wordml" xmlns:w16du="http://schemas.microsoft.com/office/word/2023/wordml/word16du" xmlns:w16sdtdh="http://schemas.microsoft.com/office/word/2020/wordml/sdtdatahash" xmlns:w16sdtfl="http://schemas.microsoft.com/office/word/2024/wordml/sdtformatlock" xmlns:w16se="http://schemas.microsoft.com/office/word/2015/wordml/symex" mc:Ignorable="w14 w15 w16se w16cid w16 w16cex w16sdtdh w16sdtfl w16du">
   <w:docDefaults>
     <w:rPrDefault>
       <w:rPr>
-        <w:rFonts w:ascii="Aptos" w:hAnsi="Aptos" w:eastAsia="Aptos" w:cs="Aptos"/>
+        <w:rFonts w:ascii="Aptos" w:eastAsia="Aptos" w:hAnsi="Aptos" w:cs="Aptos"/>
         <w:sz w:val="22"/>
         <w:szCs w:val="22"/>
         <w:lang w:val="pt-BR" w:eastAsia="pt-BR" w:bidi="ar-SA"/>
@@ -3991,389 +4726,784 @@
     </w:rPrDefault>
     <w:pPrDefault>
       <w:pPr>
-        <w:suppressAutoHyphens w:val="true"/>
+        <w:suppressAutoHyphens/>
       </w:pPr>
     </w:pPrDefault>
   </w:docDefaults>
-  <w:style w:type="paragraph" w:styleId="Normal">
+  <w:latentStyles w:defLockedState="0" w:defUIPriority="99" w:defSemiHidden="0" w:defUnhideWhenUsed="0" w:defQFormat="0" w:count="376">
+    <w:lsdException w:name="Normal" w:uiPriority="0" w:qFormat="1"/>
+    <w:lsdException w:name="heading 1" w:uiPriority="9" w:qFormat="1"/>
+    <w:lsdException w:name="heading 2" w:semiHidden="1" w:uiPriority="9" w:unhideWhenUsed="1" w:qFormat="1"/>
+    <w:lsdException w:name="heading 3" w:semiHidden="1" w:uiPriority="9" w:unhideWhenUsed="1" w:qFormat="1"/>
+    <w:lsdException w:name="heading 4" w:semiHidden="1" w:uiPriority="9" w:unhideWhenUsed="1" w:qFormat="1"/>
+    <w:lsdException w:name="heading 5" w:semiHidden="1" w:uiPriority="9" w:unhideWhenUsed="1" w:qFormat="1"/>
+    <w:lsdException w:name="heading 6" w:semiHidden="1" w:uiPriority="9" w:unhideWhenUsed="1" w:qFormat="1"/>
+    <w:lsdException w:name="heading 7" w:semiHidden="1" w:uiPriority="9" w:unhideWhenUsed="1" w:qFormat="1"/>
+    <w:lsdException w:name="heading 8" w:semiHidden="1" w:uiPriority="9" w:unhideWhenUsed="1" w:qFormat="1"/>
+    <w:lsdException w:name="heading 9" w:semiHidden="1" w:uiPriority="9" w:unhideWhenUsed="1" w:qFormat="1"/>
+    <w:lsdException w:name="index 1" w:semiHidden="1" w:unhideWhenUsed="1"/>
+    <w:lsdException w:name="index 2" w:semiHidden="1" w:unhideWhenUsed="1"/>
+    <w:lsdException w:name="index 3" w:semiHidden="1" w:unhideWhenUsed="1"/>
+    <w:lsdException w:name="index 4" w:semiHidden="1" w:unhideWhenUsed="1"/>
+    <w:lsdException w:name="index 5" w:semiHidden="1" w:unhideWhenUsed="1"/>
+    <w:lsdException w:name="index 6" w:semiHidden="1" w:unhideWhenUsed="1"/>
+    <w:lsdException w:name="index 7" w:semiHidden="1" w:unhideWhenUsed="1"/>
+    <w:lsdException w:name="index 8" w:semiHidden="1" w:unhideWhenUsed="1"/>
+    <w:lsdException w:name="index 9" w:semiHidden="1" w:unhideWhenUsed="1"/>
+    <w:lsdException w:name="toc 1" w:semiHidden="1" w:uiPriority="39" w:unhideWhenUsed="1"/>
+    <w:lsdException w:name="toc 2" w:semiHidden="1" w:uiPriority="39" w:unhideWhenUsed="1"/>
+    <w:lsdException w:name="toc 3" w:semiHidden="1" w:uiPriority="39" w:unhideWhenUsed="1"/>
+    <w:lsdException w:name="toc 4" w:semiHidden="1" w:uiPriority="39" w:unhideWhenUsed="1"/>
+    <w:lsdException w:name="toc 5" w:semiHidden="1" w:uiPriority="39" w:unhideWhenUsed="1"/>
+    <w:lsdException w:name="toc 6" w:semiHidden="1" w:uiPriority="39" w:unhideWhenUsed="1"/>
+    <w:lsdException w:name="toc 7" w:semiHidden="1" w:uiPriority="39" w:unhideWhenUsed="1"/>
+    <w:lsdException w:name="toc 8" w:semiHidden="1" w:uiPriority="39" w:unhideWhenUsed="1"/>
+    <w:lsdException w:name="toc 9" w:semiHidden="1" w:uiPriority="39" w:unhideWhenUsed="1"/>
+    <w:lsdException w:name="Normal Indent" w:semiHidden="1" w:unhideWhenUsed="1"/>
+    <w:lsdException w:name="footnote text" w:semiHidden="1" w:unhideWhenUsed="1"/>
+    <w:lsdException w:name="annotation text" w:semiHidden="1" w:unhideWhenUsed="1"/>
+    <w:lsdException w:name="header" w:semiHidden="1" w:unhideWhenUsed="1"/>
+    <w:lsdException w:name="footer" w:semiHidden="1" w:unhideWhenUsed="1"/>
+    <w:lsdException w:name="index heading" w:semiHidden="1" w:unhideWhenUsed="1"/>
+    <w:lsdException w:name="caption" w:semiHidden="1" w:uiPriority="35" w:unhideWhenUsed="1" w:qFormat="1"/>
+    <w:lsdException w:name="table of figures" w:semiHidden="1" w:unhideWhenUsed="1"/>
+    <w:lsdException w:name="envelope address" w:semiHidden="1" w:unhideWhenUsed="1"/>
+    <w:lsdException w:name="envelope return" w:semiHidden="1" w:unhideWhenUsed="1"/>
+    <w:lsdException w:name="footnote reference" w:semiHidden="1" w:unhideWhenUsed="1"/>
+    <w:lsdException w:name="annotation reference" w:semiHidden="1" w:unhideWhenUsed="1"/>
+    <w:lsdException w:name="line number" w:semiHidden="1" w:unhideWhenUsed="1"/>
+    <w:lsdException w:name="page number" w:semiHidden="1" w:unhideWhenUsed="1"/>
+    <w:lsdException w:name="endnote reference" w:semiHidden="1" w:unhideWhenUsed="1"/>
+    <w:lsdException w:name="endnote text" w:semiHidden="1" w:unhideWhenUsed="1"/>
+    <w:lsdException w:name="table of authorities" w:semiHidden="1" w:unhideWhenUsed="1"/>
+    <w:lsdException w:name="macro" w:semiHidden="1" w:unhideWhenUsed="1"/>
+    <w:lsdException w:name="toa heading" w:semiHidden="1" w:unhideWhenUsed="1"/>
+    <w:lsdException w:name="List" w:semiHidden="1" w:unhideWhenUsed="1"/>
+    <w:lsdException w:name="List Bullet" w:semiHidden="1" w:unhideWhenUsed="1"/>
+    <w:lsdException w:name="List Number" w:semiHidden="1" w:unhideWhenUsed="1"/>
+    <w:lsdException w:name="List 2" w:semiHidden="1" w:unhideWhenUsed="1"/>
+    <w:lsdException w:name="List 3" w:semiHidden="1" w:unhideWhenUsed="1"/>
+    <w:lsdException w:name="List 4" w:semiHidden="1" w:unhideWhenUsed="1"/>
+    <w:lsdException w:name="List 5" w:semiHidden="1" w:unhideWhenUsed="1"/>
+    <w:lsdException w:name="List Bullet 2" w:semiHidden="1" w:unhideWhenUsed="1"/>
+    <w:lsdException w:name="List Bullet 3" w:semiHidden="1" w:unhideWhenUsed="1"/>
+    <w:lsdException w:name="List Bullet 4" w:semiHidden="1" w:unhideWhenUsed="1"/>
+    <w:lsdException w:name="List Bullet 5" w:semiHidden="1" w:unhideWhenUsed="1"/>
+    <w:lsdException w:name="List Number 2" w:semiHidden="1" w:unhideWhenUsed="1"/>
+    <w:lsdException w:name="List Number 3" w:semiHidden="1" w:unhideWhenUsed="1"/>
+    <w:lsdException w:name="List Number 4" w:semiHidden="1" w:unhideWhenUsed="1"/>
+    <w:lsdException w:name="List Number 5" w:semiHidden="1" w:unhideWhenUsed="1"/>
+    <w:lsdException w:name="Title" w:uiPriority="10" w:qFormat="1"/>
+    <w:lsdException w:name="Closing" w:semiHidden="1" w:unhideWhenUsed="1"/>
+    <w:lsdException w:name="Signature" w:semiHidden="1" w:unhideWhenUsed="1"/>
+    <w:lsdException w:name="Default Paragraph Font" w:semiHidden="1" w:uiPriority="1" w:unhideWhenUsed="1"/>
+    <w:lsdException w:name="Body Text" w:semiHidden="1" w:unhideWhenUsed="1"/>
+    <w:lsdException w:name="Body Text Indent" w:semiHidden="1" w:unhideWhenUsed="1"/>
+    <w:lsdException w:name="List Continue" w:semiHidden="1" w:unhideWhenUsed="1"/>
+    <w:lsdException w:name="List Continue 2" w:semiHidden="1" w:unhideWhenUsed="1"/>
+    <w:lsdException w:name="List Continue 3" w:semiHidden="1" w:unhideWhenUsed="1"/>
+    <w:lsdException w:name="List Continue 4" w:semiHidden="1" w:unhideWhenUsed="1"/>
+    <w:lsdException w:name="List Continue 5" w:semiHidden="1" w:unhideWhenUsed="1"/>
+    <w:lsdException w:name="Message Header" w:semiHidden="1" w:unhideWhenUsed="1"/>
+    <w:lsdException w:name="Subtitle" w:uiPriority="11" w:qFormat="1"/>
+    <w:lsdException w:name="Salutation" w:semiHidden="1" w:unhideWhenUsed="1"/>
+    <w:lsdException w:name="Date" w:semiHidden="1" w:unhideWhenUsed="1"/>
+    <w:lsdException w:name="Body Text First Indent" w:semiHidden="1" w:unhideWhenUsed="1"/>
+    <w:lsdException w:name="Body Text First Indent 2" w:semiHidden="1" w:unhideWhenUsed="1"/>
+    <w:lsdException w:name="Note Heading" w:semiHidden="1" w:unhideWhenUsed="1"/>
+    <w:lsdException w:name="Body Text 2" w:semiHidden="1" w:unhideWhenUsed="1"/>
+    <w:lsdException w:name="Body Text 3" w:semiHidden="1" w:unhideWhenUsed="1"/>
+    <w:lsdException w:name="Body Text Indent 2" w:semiHidden="1" w:unhideWhenUsed="1"/>
+    <w:lsdException w:name="Body Text Indent 3" w:semiHidden="1" w:unhideWhenUsed="1"/>
+    <w:lsdException w:name="Block Text" w:semiHidden="1" w:unhideWhenUsed="1"/>
+    <w:lsdException w:name="Hyperlink" w:semiHidden="1" w:unhideWhenUsed="1"/>
+    <w:lsdException w:name="FollowedHyperlink" w:semiHidden="1" w:unhideWhenUsed="1"/>
+    <w:lsdException w:name="Strong" w:uiPriority="22" w:qFormat="1"/>
+    <w:lsdException w:name="Emphasis" w:uiPriority="20" w:qFormat="1"/>
+    <w:lsdException w:name="Document Map" w:semiHidden="1" w:unhideWhenUsed="1"/>
+    <w:lsdException w:name="Plain Text" w:semiHidden="1" w:unhideWhenUsed="1"/>
+    <w:lsdException w:name="E-mail Signature" w:semiHidden="1" w:unhideWhenUsed="1"/>
+    <w:lsdException w:name="HTML Top of Form" w:semiHidden="1" w:unhideWhenUsed="1"/>
+    <w:lsdException w:name="HTML Bottom of Form" w:semiHidden="1" w:unhideWhenUsed="1"/>
+    <w:lsdException w:name="Normal (Web)" w:semiHidden="1" w:unhideWhenUsed="1"/>
+    <w:lsdException w:name="HTML Acronym" w:semiHidden="1" w:unhideWhenUsed="1"/>
+    <w:lsdException w:name="HTML Address" w:semiHidden="1" w:unhideWhenUsed="1"/>
+    <w:lsdException w:name="HTML Cite" w:semiHidden="1" w:unhideWhenUsed="1"/>
+    <w:lsdException w:name="HTML Code" w:semiHidden="1" w:unhideWhenUsed="1"/>
+    <w:lsdException w:name="HTML Definition" w:semiHidden="1" w:unhideWhenUsed="1"/>
+    <w:lsdException w:name="HTML Keyboard" w:semiHidden="1" w:unhideWhenUsed="1"/>
+    <w:lsdException w:name="HTML Preformatted" w:semiHidden="1" w:unhideWhenUsed="1"/>
+    <w:lsdException w:name="HTML Sample" w:semiHidden="1" w:unhideWhenUsed="1"/>
+    <w:lsdException w:name="HTML Typewriter" w:semiHidden="1" w:unhideWhenUsed="1"/>
+    <w:lsdException w:name="HTML Variable" w:semiHidden="1" w:unhideWhenUsed="1"/>
+    <w:lsdException w:name="Normal Table" w:semiHidden="1" w:unhideWhenUsed="1"/>
+    <w:lsdException w:name="annotation subject" w:semiHidden="1" w:unhideWhenUsed="1"/>
+    <w:lsdException w:name="No List" w:semiHidden="1" w:unhideWhenUsed="1"/>
+    <w:lsdException w:name="Outline List 1" w:semiHidden="1" w:unhideWhenUsed="1"/>
+    <w:lsdException w:name="Outline List 2" w:semiHidden="1" w:unhideWhenUsed="1"/>
+    <w:lsdException w:name="Outline List 3" w:semiHidden="1" w:unhideWhenUsed="1"/>
+    <w:lsdException w:name="Table Simple 1" w:semiHidden="1" w:unhideWhenUsed="1"/>
+    <w:lsdException w:name="Table Simple 2" w:semiHidden="1" w:unhideWhenUsed="1"/>
+    <w:lsdException w:name="Table Simple 3" w:semiHidden="1" w:unhideWhenUsed="1"/>
+    <w:lsdException w:name="Table Classic 1" w:semiHidden="1" w:unhideWhenUsed="1"/>
+    <w:lsdException w:name="Table Classic 2" w:semiHidden="1" w:unhideWhenUsed="1"/>
+    <w:lsdException w:name="Table Classic 3" w:semiHidden="1" w:unhideWhenUsed="1"/>
+    <w:lsdException w:name="Table Classic 4" w:semiHidden="1" w:unhideWhenUsed="1"/>
+    <w:lsdException w:name="Table Colorful 1" w:semiHidden="1" w:unhideWhenUsed="1"/>
+    <w:lsdException w:name="Table Colorful 2" w:semiHidden="1" w:unhideWhenUsed="1"/>
+    <w:lsdException w:name="Table Colorful 3" w:semiHidden="1" w:unhideWhenUsed="1"/>
+    <w:lsdException w:name="Table Columns 1" w:semiHidden="1" w:unhideWhenUsed="1"/>
+    <w:lsdException w:name="Table Columns 2" w:semiHidden="1" w:unhideWhenUsed="1"/>
+    <w:lsdException w:name="Table Columns 3" w:semiHidden="1" w:unhideWhenUsed="1"/>
+    <w:lsdException w:name="Table Columns 4" w:semiHidden="1" w:unhideWhenUsed="1"/>
+    <w:lsdException w:name="Table Columns 5" w:semiHidden="1" w:unhideWhenUsed="1"/>
+    <w:lsdException w:name="Table Grid 1" w:semiHidden="1" w:unhideWhenUsed="1"/>
+    <w:lsdException w:name="Table Grid 2" w:semiHidden="1" w:unhideWhenUsed="1"/>
+    <w:lsdException w:name="Table Grid 3" w:semiHidden="1" w:unhideWhenUsed="1"/>
+    <w:lsdException w:name="Table Grid 4" w:semiHidden="1" w:unhideWhenUsed="1"/>
+    <w:lsdException w:name="Table Grid 5" w:semiHidden="1" w:unhideWhenUsed="1"/>
+    <w:lsdException w:name="Table Grid 6" w:semiHidden="1" w:unhideWhenUsed="1"/>
+    <w:lsdException w:name="Table Grid 7" w:semiHidden="1" w:unhideWhenUsed="1"/>
+    <w:lsdException w:name="Table Grid 8" w:semiHidden="1" w:unhideWhenUsed="1"/>
+    <w:lsdException w:name="Table List 1" w:semiHidden="1" w:unhideWhenUsed="1"/>
+    <w:lsdException w:name="Table List 2" w:semiHidden="1" w:unhideWhenUsed="1"/>
+    <w:lsdException w:name="Table List 3" w:semiHidden="1" w:unhideWhenUsed="1"/>
+    <w:lsdException w:name="Table List 4" w:semiHidden="1" w:unhideWhenUsed="1"/>
+    <w:lsdException w:name="Table List 5" w:semiHidden="1" w:unhideWhenUsed="1"/>
+    <w:lsdException w:name="Table List 6" w:semiHidden="1" w:unhideWhenUsed="1"/>
+    <w:lsdException w:name="Table List 7" w:semiHidden="1" w:unhideWhenUsed="1"/>
+    <w:lsdException w:name="Table List 8" w:semiHidden="1" w:unhideWhenUsed="1"/>
+    <w:lsdException w:name="Table 3D effects 1" w:semiHidden="1" w:unhideWhenUsed="1"/>
+    <w:lsdException w:name="Table 3D effects 2" w:semiHidden="1" w:unhideWhenUsed="1"/>
+    <w:lsdException w:name="Table 3D effects 3" w:semiHidden="1" w:unhideWhenUsed="1"/>
+    <w:lsdException w:name="Table Contemporary" w:semiHidden="1" w:unhideWhenUsed="1"/>
+    <w:lsdException w:name="Table Elegant" w:semiHidden="1" w:unhideWhenUsed="1"/>
+    <w:lsdException w:name="Table Professional" w:semiHidden="1" w:unhideWhenUsed="1"/>
+    <w:lsdException w:name="Table Subtle 1" w:semiHidden="1" w:unhideWhenUsed="1"/>
+    <w:lsdException w:name="Table Subtle 2" w:semiHidden="1" w:unhideWhenUsed="1"/>
+    <w:lsdException w:name="Table Web 1" w:semiHidden="1" w:unhideWhenUsed="1"/>
+    <w:lsdException w:name="Table Web 2" w:semiHidden="1" w:unhideWhenUsed="1"/>
+    <w:lsdException w:name="Table Web 3" w:semiHidden="1" w:unhideWhenUsed="1"/>
+    <w:lsdException w:name="Balloon Text" w:semiHidden="1" w:unhideWhenUsed="1"/>
+    <w:lsdException w:name="Table Grid" w:uiPriority="39"/>
+    <w:lsdException w:name="Table Theme" w:semiHidden="1" w:unhideWhenUsed="1"/>
+    <w:lsdException w:name="Placeholder Text" w:semiHidden="1"/>
+    <w:lsdException w:name="No Spacing" w:uiPriority="1" w:qFormat="1"/>
+    <w:lsdException w:name="Light Shading" w:uiPriority="60"/>
+    <w:lsdException w:name="Light List" w:uiPriority="61"/>
+    <w:lsdException w:name="Light Grid" w:uiPriority="62"/>
+    <w:lsdException w:name="Medium Shading 1" w:uiPriority="63"/>
+    <w:lsdException w:name="Medium Shading 2" w:uiPriority="64"/>
+    <w:lsdException w:name="Medium List 1" w:uiPriority="65"/>
+    <w:lsdException w:name="Medium List 2" w:uiPriority="66"/>
+    <w:lsdException w:name="Medium Grid 1" w:uiPriority="67"/>
+    <w:lsdException w:name="Medium Grid 2" w:uiPriority="68"/>
+    <w:lsdException w:name="Medium Grid 3" w:uiPriority="69"/>
+    <w:lsdException w:name="Dark List" w:uiPriority="70"/>
+    <w:lsdException w:name="Colorful Shading" w:uiPriority="71"/>
+    <w:lsdException w:name="Colorful List" w:uiPriority="72"/>
+    <w:lsdException w:name="Colorful Grid" w:uiPriority="73"/>
+    <w:lsdException w:name="Light Shading Accent 1" w:uiPriority="60"/>
+    <w:lsdException w:name="Light List Accent 1" w:uiPriority="61"/>
+    <w:lsdException w:name="Light Grid Accent 1" w:uiPriority="62"/>
+    <w:lsdException w:name="Medium Shading 1 Accent 1" w:uiPriority="63"/>
+    <w:lsdException w:name="Medium Shading 2 Accent 1" w:uiPriority="64"/>
+    <w:lsdException w:name="Medium List 1 Accent 1" w:uiPriority="65"/>
+    <w:lsdException w:name="Revision" w:semiHidden="1"/>
+    <w:lsdException w:name="List Paragraph" w:uiPriority="34" w:qFormat="1"/>
+    <w:lsdException w:name="Quote" w:uiPriority="29" w:qFormat="1"/>
+    <w:lsdException w:name="Intense Quote" w:uiPriority="30" w:qFormat="1"/>
+    <w:lsdException w:name="Medium List 2 Accent 1" w:uiPriority="66"/>
+    <w:lsdException w:name="Medium Grid 1 Accent 1" w:uiPriority="67"/>
+    <w:lsdException w:name="Medium Grid 2 Accent 1" w:uiPriority="68"/>
+    <w:lsdException w:name="Medium Grid 3 Accent 1" w:uiPriority="69"/>
+    <w:lsdException w:name="Dark List Accent 1" w:uiPriority="70"/>
+    <w:lsdException w:name="Colorful Shading Accent 1" w:uiPriority="71"/>
+    <w:lsdException w:name="Colorful List Accent 1" w:uiPriority="72"/>
+    <w:lsdException w:name="Colorful Grid Accent 1" w:uiPriority="73"/>
+    <w:lsdException w:name="Light Shading Accent 2" w:uiPriority="60"/>
+    <w:lsdException w:name="Light List Accent 2" w:uiPriority="61"/>
+    <w:lsdException w:name="Light Grid Accent 2" w:uiPriority="62"/>
+    <w:lsdException w:name="Medium Shading 1 Accent 2" w:uiPriority="63"/>
+    <w:lsdException w:name="Medium Shading 2 Accent 2" w:uiPriority="64"/>
+    <w:lsdException w:name="Medium List 1 Accent 2" w:uiPriority="65"/>
+    <w:lsdException w:name="Medium List 2 Accent 2" w:uiPriority="66"/>
+    <w:lsdException w:name="Medium Grid 1 Accent 2" w:uiPriority="67"/>
+    <w:lsdException w:name="Medium Grid 2 Accent 2" w:uiPriority="68"/>
+    <w:lsdException w:name="Medium Grid 3 Accent 2" w:uiPriority="69"/>
+    <w:lsdException w:name="Dark List Accent 2" w:uiPriority="70"/>
+    <w:lsdException w:name="Colorful Shading Accent 2" w:uiPriority="71"/>
+    <w:lsdException w:name="Colorful List Accent 2" w:uiPriority="72"/>
+    <w:lsdException w:name="Colorful Grid Accent 2" w:uiPriority="73"/>
+    <w:lsdException w:name="Light Shading Accent 3" w:uiPriority="60"/>
+    <w:lsdException w:name="Light List Accent 3" w:uiPriority="61"/>
+    <w:lsdException w:name="Light Grid Accent 3" w:uiPriority="62"/>
+    <w:lsdException w:name="Medium Shading 1 Accent 3" w:uiPriority="63"/>
+    <w:lsdException w:name="Medium Shading 2 Accent 3" w:uiPriority="64"/>
+    <w:lsdException w:name="Medium List 1 Accent 3" w:uiPriority="65"/>
+    <w:lsdException w:name="Medium List 2 Accent 3" w:uiPriority="66"/>
+    <w:lsdException w:name="Medium Grid 1 Accent 3" w:uiPriority="67"/>
+    <w:lsdException w:name="Medium Grid 2 Accent 3" w:uiPriority="68"/>
+    <w:lsdException w:name="Medium Grid 3 Accent 3" w:uiPriority="69"/>
+    <w:lsdException w:name="Dark List Accent 3" w:uiPriority="70"/>
+    <w:lsdException w:name="Colorful Shading Accent 3" w:uiPriority="71"/>
+    <w:lsdException w:name="Colorful List Accent 3" w:uiPriority="72"/>
+    <w:lsdException w:name="Colorful Grid Accent 3" w:uiPriority="73"/>
+    <w:lsdException w:name="Light Shading Accent 4" w:uiPriority="60"/>
+    <w:lsdException w:name="Light List Accent 4" w:uiPriority="61"/>
+    <w:lsdException w:name="Light Grid Accent 4" w:uiPriority="62"/>
+    <w:lsdException w:name="Medium Shading 1 Accent 4" w:uiPriority="63"/>
+    <w:lsdException w:name="Medium Shading 2 Accent 4" w:uiPriority="64"/>
+    <w:lsdException w:name="Medium List 1 Accent 4" w:uiPriority="65"/>
+    <w:lsdException w:name="Medium List 2 Accent 4" w:uiPriority="66"/>
+    <w:lsdException w:name="Medium Grid 1 Accent 4" w:uiPriority="67"/>
+    <w:lsdException w:name="Medium Grid 2 Accent 4" w:uiPriority="68"/>
+    <w:lsdException w:name="Medium Grid 3 Accent 4" w:uiPriority="69"/>
+    <w:lsdException w:name="Dark List Accent 4" w:uiPriority="70"/>
+    <w:lsdException w:name="Colorful Shading Accent 4" w:uiPriority="71"/>
+    <w:lsdException w:name="Colorful List Accent 4" w:uiPriority="72"/>
+    <w:lsdException w:name="Colorful Grid Accent 4" w:uiPriority="73"/>
+    <w:lsdException w:name="Light Shading Accent 5" w:uiPriority="60"/>
+    <w:lsdException w:name="Light List Accent 5" w:uiPriority="61"/>
+    <w:lsdException w:name="Light Grid Accent 5" w:uiPriority="62"/>
+    <w:lsdException w:name="Medium Shading 1 Accent 5" w:uiPriority="63"/>
+    <w:lsdException w:name="Medium Shading 2 Accent 5" w:uiPriority="64"/>
+    <w:lsdException w:name="Medium List 1 Accent 5" w:uiPriority="65"/>
+    <w:lsdException w:name="Medium List 2 Accent 5" w:uiPriority="66"/>
+    <w:lsdException w:name="Medium Grid 1 Accent 5" w:uiPriority="67"/>
+    <w:lsdException w:name="Medium Grid 2 Accent 5" w:uiPriority="68"/>
+    <w:lsdException w:name="Medium Grid 3 Accent 5" w:uiPriority="69"/>
+    <w:lsdException w:name="Dark List Accent 5" w:uiPriority="70"/>
+    <w:lsdException w:name="Colorful Shading Accent 5" w:uiPriority="71"/>
+    <w:lsdException w:name="Colorful List Accent 5" w:uiPriority="72"/>
+    <w:lsdException w:name="Colorful Grid Accent 5" w:uiPriority="73"/>
+    <w:lsdException w:name="Light Shading Accent 6" w:uiPriority="60"/>
+    <w:lsdException w:name="Light List Accent 6" w:uiPriority="61"/>
+    <w:lsdException w:name="Light Grid Accent 6" w:uiPriority="62"/>
+    <w:lsdException w:name="Medium Shading 1 Accent 6" w:uiPriority="63"/>
+    <w:lsdException w:name="Medium Shading 2 Accent 6" w:uiPriority="64"/>
+    <w:lsdException w:name="Medium List 1 Accent 6" w:uiPriority="65"/>
+    <w:lsdException w:name="Medium List 2 Accent 6" w:uiPriority="66"/>
+    <w:lsdException w:name="Medium Grid 1 Accent 6" w:uiPriority="67"/>
+    <w:lsdException w:name="Medium Grid 2 Accent 6" w:uiPriority="68"/>
+    <w:lsdException w:name="Medium Grid 3 Accent 6" w:uiPriority="69"/>
+    <w:lsdException w:name="Dark List Accent 6" w:uiPriority="70"/>
+    <w:lsdException w:name="Colorful Shading Accent 6" w:uiPriority="71"/>
+    <w:lsdException w:name="Colorful List Accent 6" w:uiPriority="72"/>
+    <w:lsdException w:name="Colorful Grid Accent 6" w:uiPriority="73"/>
+    <w:lsdException w:name="Subtle Emphasis" w:uiPriority="19" w:qFormat="1"/>
+    <w:lsdException w:name="Intense Emphasis" w:uiPriority="21" w:qFormat="1"/>
+    <w:lsdException w:name="Subtle Reference" w:uiPriority="31" w:qFormat="1"/>
+    <w:lsdException w:name="Intense Reference" w:uiPriority="32" w:qFormat="1"/>
+    <w:lsdException w:name="Book Title" w:uiPriority="33" w:qFormat="1"/>
+    <w:lsdException w:name="Bibliography" w:semiHidden="1" w:uiPriority="37" w:unhideWhenUsed="1"/>
+    <w:lsdException w:name="TOC Heading" w:semiHidden="1" w:uiPriority="39" w:unhideWhenUsed="1" w:qFormat="1"/>
+    <w:lsdException w:name="Plain Table 1" w:uiPriority="41"/>
+    <w:lsdException w:name="Plain Table 2" w:uiPriority="42"/>
+    <w:lsdException w:name="Plain Table 3" w:uiPriority="43"/>
+    <w:lsdException w:name="Plain Table 4" w:uiPriority="44"/>
+    <w:lsdException w:name="Plain Table 5" w:uiPriority="45"/>
+    <w:lsdException w:name="Grid Table Light" w:uiPriority="40"/>
+    <w:lsdException w:name="Grid Table 1 Light" w:uiPriority="46"/>
+    <w:lsdException w:name="Grid Table 2" w:uiPriority="47"/>
+    <w:lsdException w:name="Grid Table 3" w:uiPriority="48"/>
+    <w:lsdException w:name="Grid Table 4" w:uiPriority="49"/>
+    <w:lsdException w:name="Grid Table 5 Dark" w:uiPriority="50"/>
+    <w:lsdException w:name="Grid Table 6 Colorful" w:uiPriority="51"/>
+    <w:lsdException w:name="Grid Table 7 Colorful" w:uiPriority="52"/>
+    <w:lsdException w:name="Grid Table 1 Light Accent 1" w:uiPriority="46"/>
+    <w:lsdException w:name="Grid Table 2 Accent 1" w:uiPriority="47"/>
+    <w:lsdException w:name="Grid Table 3 Accent 1" w:uiPriority="48"/>
+    <w:lsdException w:name="Grid Table 4 Accent 1" w:uiPriority="49"/>
+    <w:lsdException w:name="Grid Table 5 Dark Accent 1" w:uiPriority="50"/>
+    <w:lsdException w:name="Grid Table 6 Colorful Accent 1" w:uiPriority="51"/>
+    <w:lsdException w:name="Grid Table 7 Colorful Accent 1" w:uiPriority="52"/>
+    <w:lsdException w:name="Grid Table 1 Light Accent 2" w:uiPriority="46"/>
+    <w:lsdException w:name="Grid Table 2 Accent 2" w:uiPriority="47"/>
+    <w:lsdException w:name="Grid Table 3 Accent 2" w:uiPriority="48"/>
+    <w:lsdException w:name="Grid Table 4 Accent 2" w:uiPriority="49"/>
+    <w:lsdException w:name="Grid Table 5 Dark Accent 2" w:uiPriority="50"/>
+    <w:lsdException w:name="Grid Table 6 Colorful Accent 2" w:uiPriority="51"/>
+    <w:lsdException w:name="Grid Table 7 Colorful Accent 2" w:uiPriority="52"/>
+    <w:lsdException w:name="Grid Table 1 Light Accent 3" w:uiPriority="46"/>
+    <w:lsdException w:name="Grid Table 2 Accent 3" w:uiPriority="47"/>
+    <w:lsdException w:name="Grid Table 3 Accent 3" w:uiPriority="48"/>
+    <w:lsdException w:name="Grid Table 4 Accent 3" w:uiPriority="49"/>
+    <w:lsdException w:name="Grid Table 5 Dark Accent 3" w:uiPriority="50"/>
+    <w:lsdException w:name="Grid Table 6 Colorful Accent 3" w:uiPriority="51"/>
+    <w:lsdException w:name="Grid Table 7 Colorful Accent 3" w:uiPriority="52"/>
+    <w:lsdException w:name="Grid Table 1 Light Accent 4" w:uiPriority="46"/>
+    <w:lsdException w:name="Grid Table 2 Accent 4" w:uiPriority="47"/>
+    <w:lsdException w:name="Grid Table 3 Accent 4" w:uiPriority="48"/>
+    <w:lsdException w:name="Grid Table 4 Accent 4" w:uiPriority="49"/>
+    <w:lsdException w:name="Grid Table 5 Dark Accent 4" w:uiPriority="50"/>
+    <w:lsdException w:name="Grid Table 6 Colorful Accent 4" w:uiPriority="51"/>
+    <w:lsdException w:name="Grid Table 7 Colorful Accent 4" w:uiPriority="52"/>
+    <w:lsdException w:name="Grid Table 1 Light Accent 5" w:uiPriority="46"/>
+    <w:lsdException w:name="Grid Table 2 Accent 5" w:uiPriority="47"/>
+    <w:lsdException w:name="Grid Table 3 Accent 5" w:uiPriority="48"/>
+    <w:lsdException w:name="Grid Table 4 Accent 5" w:uiPriority="49"/>
+    <w:lsdException w:name="Grid Table 5 Dark Accent 5" w:uiPriority="50"/>
+    <w:lsdException w:name="Grid Table 6 Colorful Accent 5" w:uiPriority="51"/>
+    <w:lsdException w:name="Grid Table 7 Colorful Accent 5" w:uiPriority="52"/>
+    <w:lsdException w:name="Grid Table 1 Light Accent 6" w:uiPriority="46"/>
+    <w:lsdException w:name="Grid Table 2 Accent 6" w:uiPriority="47"/>
+    <w:lsdException w:name="Grid Table 3 Accent 6" w:uiPriority="48"/>
+    <w:lsdException w:name="Grid Table 4 Accent 6" w:uiPriority="49"/>
+    <w:lsdException w:name="Grid Table 5 Dark Accent 6" w:uiPriority="50"/>
+    <w:lsdException w:name="Grid Table 6 Colorful Accent 6" w:uiPriority="51"/>
+    <w:lsdException w:name="Grid Table 7 Colorful Accent 6" w:uiPriority="52"/>
+    <w:lsdException w:name="List Table 1 Light" w:uiPriority="46"/>
+    <w:lsdException w:name="List Table 2" w:uiPriority="47"/>
+    <w:lsdException w:name="List Table 3" w:uiPriority="48"/>
+    <w:lsdException w:name="List Table 4" w:uiPriority="49"/>
+    <w:lsdException w:name="List Table 5 Dark" w:uiPriority="50"/>
+    <w:lsdException w:name="List Table 6 Colorful" w:uiPriority="51"/>
+    <w:lsdException w:name="List Table 7 Colorful" w:uiPriority="52"/>
+    <w:lsdException w:name="List Table 1 Light Accent 1" w:uiPriority="46"/>
+    <w:lsdException w:name="List Table 2 Accent 1" w:uiPriority="47"/>
+    <w:lsdException w:name="List Table 3 Accent 1" w:uiPriority="48"/>
+    <w:lsdException w:name="List Table 4 Accent 1" w:uiPriority="49"/>
+    <w:lsdException w:name="List Table 5 Dark Accent 1" w:uiPriority="50"/>
+    <w:lsdException w:name="List Table 6 Colorful Accent 1" w:uiPriority="51"/>
+    <w:lsdException w:name="List Table 7 Colorful Accent 1" w:uiPriority="52"/>
+    <w:lsdException w:name="List Table 1 Light Accent 2" w:uiPriority="46"/>
+    <w:lsdException w:name="List Table 2 Accent 2" w:uiPriority="47"/>
+    <w:lsdException w:name="List Table 3 Accent 2" w:uiPriority="48"/>
+    <w:lsdException w:name="List Table 4 Accent 2" w:uiPriority="49"/>
+    <w:lsdException w:name="List Table 5 Dark Accent 2" w:uiPriority="50"/>
+    <w:lsdException w:name="List Table 6 Colorful Accent 2" w:uiPriority="51"/>
+    <w:lsdException w:name="List Table 7 Colorful Accent 2" w:uiPriority="52"/>
+    <w:lsdException w:name="List Table 1 Light Accent 3" w:uiPriority="46"/>
+    <w:lsdException w:name="List Table 2 Accent 3" w:uiPriority="47"/>
+    <w:lsdException w:name="List Table 3 Accent 3" w:uiPriority="48"/>
+    <w:lsdException w:name="List Table 4 Accent 3" w:uiPriority="49"/>
+    <w:lsdException w:name="List Table 5 Dark Accent 3" w:uiPriority="50"/>
+    <w:lsdException w:name="List Table 6 Colorful Accent 3" w:uiPriority="51"/>
+    <w:lsdException w:name="List Table 7 Colorful Accent 3" w:uiPriority="52"/>
+    <w:lsdException w:name="List Table 1 Light Accent 4" w:uiPriority="46"/>
+    <w:lsdException w:name="List Table 2 Accent 4" w:uiPriority="47"/>
+    <w:lsdException w:name="List Table 3 Accent 4" w:uiPriority="48"/>
+    <w:lsdException w:name="List Table 4 Accent 4" w:uiPriority="49"/>
+    <w:lsdException w:name="List Table 5 Dark Accent 4" w:uiPriority="50"/>
+    <w:lsdException w:name="List Table 6 Colorful Accent 4" w:uiPriority="51"/>
+    <w:lsdException w:name="List Table 7 Colorful Accent 4" w:uiPriority="52"/>
+    <w:lsdException w:name="List Table 1 Light Accent 5" w:uiPriority="46"/>
+    <w:lsdException w:name="List Table 2 Accent 5" w:uiPriority="47"/>
+    <w:lsdException w:name="List Table 3 Accent 5" w:uiPriority="48"/>
+    <w:lsdException w:name="List Table 4 Accent 5" w:uiPriority="49"/>
+    <w:lsdException w:name="List Table 5 Dark Accent 5" w:uiPriority="50"/>
+    <w:lsdException w:name="List Table 6 Colorful Accent 5" w:uiPriority="51"/>
+    <w:lsdException w:name="List Table 7 Colorful Accent 5" w:uiPriority="52"/>
+    <w:lsdException w:name="List Table 1 Light Accent 6" w:uiPriority="46"/>
+    <w:lsdException w:name="List Table 2 Accent 6" w:uiPriority="47"/>
+    <w:lsdException w:name="List Table 3 Accent 6" w:uiPriority="48"/>
+    <w:lsdException w:name="List Table 4 Accent 6" w:uiPriority="49"/>
+    <w:lsdException w:name="List Table 5 Dark Accent 6" w:uiPriority="50"/>
+    <w:lsdException w:name="List Table 6 Colorful Accent 6" w:uiPriority="51"/>
+    <w:lsdException w:name="List Table 7 Colorful Accent 6" w:uiPriority="52"/>
+    <w:lsdException w:name="Mention" w:semiHidden="1" w:unhideWhenUsed="1"/>
+    <w:lsdException w:name="Smart Hyperlink" w:semiHidden="1" w:unhideWhenUsed="1"/>
+    <w:lsdException w:name="Hashtag" w:semiHidden="1" w:unhideWhenUsed="1"/>
+    <w:lsdException w:name="Unresolved Mention" w:semiHidden="1" w:unhideWhenUsed="1"/>
+    <w:lsdException w:name="Smart Link" w:semiHidden="1" w:unhideWhenUsed="1"/>
+  </w:latentStyles>
+  <w:style w:type="paragraph" w:default="1" w:styleId="Normal">
     <w:name w:val="Normal"/>
     <w:qFormat/>
     <w:pPr>
-      <w:widowControl/>
-      <w:suppressAutoHyphens w:val="true"/>
-      <w:overflowPunct w:val="false"/>
-      <w:bidi w:val="0"/>
-      <w:spacing w:lineRule="auto" w:line="259" w:before="0" w:after="160"/>
-      <w:jc w:val="start"/>
+      <w:overflowPunct w:val="0"/>
+      <w:spacing w:after="160" w:line="259" w:lineRule="auto"/>
     </w:pPr>
-    <w:rPr>
-      <w:rFonts w:ascii="Aptos" w:hAnsi="Aptos" w:eastAsia="Aptos" w:cs="Aptos"/>
-      <w:color w:val="auto"/>
-      <w:kern w:val="0"/>
-      <w:sz w:val="22"/>
-      <w:szCs w:val="22"/>
-      <w:lang w:val="pt-BR" w:eastAsia="pt-BR" w:bidi="ar-SA"/>
-    </w:rPr>
   </w:style>
-  <w:style w:type="paragraph" w:styleId="Heading1">
+  <w:style w:type="paragraph" w:styleId="Ttulo1">
     <w:name w:val="heading 1"/>
     <w:basedOn w:val="Normal"/>
     <w:next w:val="Normal"/>
     <w:link w:val="Ttulo1Char"/>
+    <w:uiPriority w:val="9"/>
     <w:qFormat/>
     <w:pPr>
-      <w:keepNext w:val="true"/>
+      <w:keepNext/>
       <w:keepLines/>
       <w:spacing w:before="360" w:after="80"/>
       <w:outlineLvl w:val="0"/>
     </w:pPr>
     <w:rPr>
-      <w:rFonts w:ascii="Aptos Display" w:hAnsi="Aptos Display" w:eastAsia="Aptos" w:cs="Aptos"/>
-      <w:color w:themeColor="accent1" w:themeShade="bf" w:val="0F4761"/>
+      <w:rFonts w:ascii="Aptos Display" w:hAnsi="Aptos Display"/>
+      <w:color w:val="0F4761" w:themeColor="accent1" w:themeShade="BF"/>
       <w:sz w:val="40"/>
       <w:szCs w:val="40"/>
     </w:rPr>
   </w:style>
-  <w:style w:type="paragraph" w:styleId="Heading2">
+  <w:style w:type="paragraph" w:styleId="Ttulo2">
     <w:name w:val="heading 2"/>
     <w:basedOn w:val="Normal"/>
     <w:next w:val="Normal"/>
     <w:link w:val="Ttulo2Char"/>
+    <w:uiPriority w:val="9"/>
+    <w:semiHidden/>
+    <w:unhideWhenUsed/>
     <w:qFormat/>
     <w:pPr>
-      <w:keepNext w:val="true"/>
+      <w:keepNext/>
       <w:keepLines/>
       <w:spacing w:before="160" w:after="80"/>
       <w:outlineLvl w:val="1"/>
     </w:pPr>
     <w:rPr>
-      <w:rFonts w:ascii="Aptos Display" w:hAnsi="Aptos Display" w:eastAsia="Aptos" w:cs="Aptos"/>
-      <w:color w:themeColor="accent1" w:themeShade="bf" w:val="0F4761"/>
+      <w:rFonts w:ascii="Aptos Display" w:hAnsi="Aptos Display"/>
+      <w:color w:val="0F4761" w:themeColor="accent1" w:themeShade="BF"/>
       <w:sz w:val="32"/>
       <w:szCs w:val="32"/>
     </w:rPr>
   </w:style>
-  <w:style w:type="paragraph" w:styleId="Heading3">
+  <w:style w:type="paragraph" w:styleId="Ttulo3">
     <w:name w:val="heading 3"/>
     <w:basedOn w:val="Normal"/>
     <w:next w:val="Normal"/>
     <w:link w:val="Ttulo3Char"/>
+    <w:uiPriority w:val="9"/>
+    <w:semiHidden/>
+    <w:unhideWhenUsed/>
     <w:qFormat/>
     <w:pPr>
-      <w:keepNext w:val="true"/>
+      <w:keepNext/>
       <w:keepLines/>
       <w:spacing w:before="160" w:after="80"/>
       <w:outlineLvl w:val="2"/>
     </w:pPr>
     <w:rPr>
-      <w:rFonts w:eastAsia="Aptos" w:cs="Aptos"/>
-      <w:color w:themeColor="accent1" w:themeShade="bf" w:val="0F4761"/>
+      <w:color w:val="0F4761" w:themeColor="accent1" w:themeShade="BF"/>
       <w:sz w:val="28"/>
       <w:szCs w:val="28"/>
     </w:rPr>
   </w:style>
-  <w:style w:type="paragraph" w:styleId="Heading4">
+  <w:style w:type="paragraph" w:styleId="Ttulo4">
     <w:name w:val="heading 4"/>
     <w:basedOn w:val="Normal"/>
     <w:next w:val="Normal"/>
     <w:link w:val="Ttulo4Char"/>
+    <w:uiPriority w:val="9"/>
+    <w:semiHidden/>
+    <w:unhideWhenUsed/>
     <w:qFormat/>
     <w:pPr>
-      <w:keepNext w:val="true"/>
+      <w:keepNext/>
       <w:keepLines/>
       <w:spacing w:before="80" w:after="40"/>
       <w:outlineLvl w:val="3"/>
     </w:pPr>
     <w:rPr>
-      <w:rFonts w:eastAsia="Aptos" w:cs="Aptos"/>
       <w:i/>
       <w:iCs/>
-      <w:color w:themeColor="accent1" w:themeShade="bf" w:val="0F4761"/>
+      <w:color w:val="0F4761" w:themeColor="accent1" w:themeShade="BF"/>
     </w:rPr>
   </w:style>
-  <w:style w:type="paragraph" w:styleId="Heading5">
+  <w:style w:type="paragraph" w:styleId="Ttulo5">
     <w:name w:val="heading 5"/>
     <w:basedOn w:val="Normal"/>
     <w:next w:val="Normal"/>
     <w:link w:val="Ttulo5Char"/>
+    <w:uiPriority w:val="9"/>
+    <w:semiHidden/>
+    <w:unhideWhenUsed/>
     <w:qFormat/>
     <w:pPr>
-      <w:keepNext w:val="true"/>
+      <w:keepNext/>
       <w:keepLines/>
       <w:spacing w:before="80" w:after="40"/>
       <w:outlineLvl w:val="4"/>
     </w:pPr>
     <w:rPr>
-      <w:rFonts w:eastAsia="Aptos" w:cs="Aptos"/>
-      <w:color w:themeColor="accent1" w:themeShade="bf" w:val="0F4761"/>
+      <w:color w:val="0F4761" w:themeColor="accent1" w:themeShade="BF"/>
     </w:rPr>
   </w:style>
-  <w:style w:type="paragraph" w:styleId="Heading6">
+  <w:style w:type="paragraph" w:styleId="Ttulo6">
     <w:name w:val="heading 6"/>
     <w:basedOn w:val="Normal"/>
     <w:next w:val="Normal"/>
     <w:link w:val="Ttulo6Char"/>
+    <w:uiPriority w:val="9"/>
+    <w:semiHidden/>
+    <w:unhideWhenUsed/>
     <w:qFormat/>
     <w:pPr>
-      <w:keepNext w:val="true"/>
+      <w:keepNext/>
       <w:keepLines/>
       <w:spacing w:before="40" w:after="0"/>
       <w:outlineLvl w:val="5"/>
     </w:pPr>
     <w:rPr>
-      <w:rFonts w:eastAsia="Aptos" w:cs="Aptos"/>
       <w:i/>
       <w:iCs/>
-      <w:color w:themeColor="dark1" w:themeTint="a6" w:val="595959"/>
+      <w:color w:val="595959" w:themeColor="dark1" w:themeTint="A6"/>
     </w:rPr>
   </w:style>
-  <w:style w:type="paragraph" w:styleId="Heading7">
+  <w:style w:type="paragraph" w:styleId="Ttulo7">
     <w:name w:val="heading 7"/>
     <w:basedOn w:val="Normal"/>
     <w:next w:val="Normal"/>
     <w:link w:val="Ttulo7Char"/>
     <w:qFormat/>
     <w:pPr>
-      <w:keepNext w:val="true"/>
+      <w:keepNext/>
       <w:keepLines/>
       <w:spacing w:before="40" w:after="0"/>
       <w:outlineLvl w:val="6"/>
     </w:pPr>
     <w:rPr>
-      <w:rFonts w:eastAsia="Aptos" w:cs="Aptos"/>
-      <w:color w:themeColor="dark1" w:themeTint="a6" w:val="595959"/>
+      <w:color w:val="595959" w:themeColor="dark1" w:themeTint="A6"/>
     </w:rPr>
   </w:style>
-  <w:style w:type="paragraph" w:styleId="Heading8">
+  <w:style w:type="paragraph" w:styleId="Ttulo8">
     <w:name w:val="heading 8"/>
     <w:basedOn w:val="Normal"/>
     <w:next w:val="Normal"/>
     <w:link w:val="Ttulo8Char"/>
     <w:qFormat/>
     <w:pPr>
-      <w:keepNext w:val="true"/>
+      <w:keepNext/>
       <w:keepLines/>
-      <w:spacing w:before="0" w:after="0"/>
+      <w:spacing w:after="0"/>
       <w:outlineLvl w:val="7"/>
     </w:pPr>
     <w:rPr>
-      <w:rFonts w:eastAsia="Aptos" w:cs="Aptos"/>
       <w:i/>
       <w:iCs/>
-      <w:color w:themeColor="dark1" w:themeTint="d8" w:val="272727"/>
+      <w:color w:val="272727" w:themeColor="dark1" w:themeTint="D8"/>
     </w:rPr>
   </w:style>
-  <w:style w:type="paragraph" w:styleId="Heading9">
+  <w:style w:type="paragraph" w:styleId="Ttulo9">
     <w:name w:val="heading 9"/>
     <w:basedOn w:val="Normal"/>
     <w:next w:val="Normal"/>
     <w:link w:val="Ttulo9Char"/>
     <w:qFormat/>
     <w:pPr>
-      <w:keepNext w:val="true"/>
+      <w:keepNext/>
       <w:keepLines/>
-      <w:spacing w:before="0" w:after="0"/>
+      <w:spacing w:after="0"/>
       <w:outlineLvl w:val="8"/>
     </w:pPr>
     <w:rPr>
-      <w:rFonts w:eastAsia="Aptos" w:cs="Aptos"/>
-      <w:color w:themeColor="dark1" w:themeTint="d8" w:val="272727"/>
+      <w:color w:val="272727" w:themeColor="dark1" w:themeTint="D8"/>
     </w:rPr>
   </w:style>
-  <w:style w:type="character" w:styleId="DefaultParagraphFont">
+  <w:style w:type="character" w:default="1" w:styleId="Fontepargpadro">
     <w:name w:val="Default Paragraph Font"/>
-    <w:qFormat/>
-    <w:rPr/>
+    <w:uiPriority w:val="1"/>
+    <w:semiHidden/>
+    <w:unhideWhenUsed/>
   </w:style>
-  <w:style w:type="character" w:styleId="Ttulo1Char">
+  <w:style w:type="table" w:default="1" w:styleId="Tabelanormal">
+    <w:name w:val="Normal Table"/>
+    <w:uiPriority w:val="99"/>
+    <w:semiHidden/>
+    <w:unhideWhenUsed/>
+    <w:tblPr>
+      <w:tblInd w:w="0" w:type="dxa"/>
+      <w:tblCellMar>
+        <w:top w:w="0" w:type="dxa"/>
+        <w:left w:w="108" w:type="dxa"/>
+        <w:bottom w:w="0" w:type="dxa"/>
+        <w:right w:w="108" w:type="dxa"/>
+      </w:tblCellMar>
+    </w:tblPr>
+  </w:style>
+  <w:style w:type="numbering" w:default="1" w:styleId="Semlista">
+    <w:name w:val="No List"/>
+    <w:uiPriority w:val="99"/>
+    <w:semiHidden/>
+    <w:unhideWhenUsed/>
+  </w:style>
+  <w:style w:type="character" w:customStyle="1" w:styleId="Ttulo1Char">
     <w:name w:val="Título 1 Char"/>
-    <w:basedOn w:val="DefaultParagraphFont"/>
-    <w:link w:val="Heading1"/>
+    <w:basedOn w:val="Fontepargpadro"/>
+    <w:link w:val="Ttulo1"/>
     <w:qFormat/>
     <w:rPr>
-      <w:rFonts w:ascii="Aptos Display" w:hAnsi="Aptos Display" w:eastAsia="Aptos" w:cs="Aptos"/>
-      <w:color w:themeColor="accent1" w:themeShade="bf" w:val="0F4761"/>
+      <w:rFonts w:ascii="Aptos Display" w:eastAsia="Aptos" w:hAnsi="Aptos Display" w:cs="Aptos"/>
+      <w:color w:val="0F4761" w:themeColor="accent1" w:themeShade="BF"/>
       <w:sz w:val="40"/>
       <w:szCs w:val="40"/>
     </w:rPr>
   </w:style>
-  <w:style w:type="character" w:styleId="Ttulo2Char">
+  <w:style w:type="character" w:customStyle="1" w:styleId="Ttulo2Char">
     <w:name w:val="Título 2 Char"/>
-    <w:basedOn w:val="DefaultParagraphFont"/>
-    <w:link w:val="Heading2"/>
+    <w:basedOn w:val="Fontepargpadro"/>
+    <w:link w:val="Ttulo2"/>
     <w:qFormat/>
     <w:rPr>
-      <w:rFonts w:ascii="Aptos Display" w:hAnsi="Aptos Display" w:eastAsia="Aptos" w:cs="Aptos"/>
-      <w:color w:themeColor="accent1" w:themeShade="bf" w:val="0F4761"/>
+      <w:rFonts w:ascii="Aptos Display" w:eastAsia="Aptos" w:hAnsi="Aptos Display" w:cs="Aptos"/>
+      <w:color w:val="0F4761" w:themeColor="accent1" w:themeShade="BF"/>
       <w:sz w:val="32"/>
       <w:szCs w:val="32"/>
     </w:rPr>
   </w:style>
-  <w:style w:type="character" w:styleId="Ttulo3Char">
+  <w:style w:type="character" w:customStyle="1" w:styleId="Ttulo3Char">
     <w:name w:val="Título 3 Char"/>
-    <w:basedOn w:val="DefaultParagraphFont"/>
-    <w:link w:val="Heading3"/>
+    <w:basedOn w:val="Fontepargpadro"/>
+    <w:link w:val="Ttulo3"/>
     <w:qFormat/>
     <w:rPr>
       <w:rFonts w:eastAsia="Aptos" w:cs="Aptos"/>
-      <w:color w:themeColor="accent1" w:themeShade="bf" w:val="0F4761"/>
+      <w:color w:val="0F4761" w:themeColor="accent1" w:themeShade="BF"/>
       <w:sz w:val="28"/>
       <w:szCs w:val="28"/>
     </w:rPr>
   </w:style>
-  <w:style w:type="character" w:styleId="Ttulo4Char">
+  <w:style w:type="character" w:customStyle="1" w:styleId="Ttulo4Char">
     <w:name w:val="Título 4 Char"/>
-    <w:basedOn w:val="DefaultParagraphFont"/>
-    <w:link w:val="Heading4"/>
+    <w:basedOn w:val="Fontepargpadro"/>
+    <w:link w:val="Ttulo4"/>
     <w:qFormat/>
     <w:rPr>
       <w:rFonts w:eastAsia="Aptos" w:cs="Aptos"/>
       <w:i/>
       <w:iCs/>
-      <w:color w:themeColor="accent1" w:themeShade="bf" w:val="0F4761"/>
+      <w:color w:val="0F4761" w:themeColor="accent1" w:themeShade="BF"/>
     </w:rPr>
   </w:style>
-  <w:style w:type="character" w:styleId="Ttulo5Char">
+  <w:style w:type="character" w:customStyle="1" w:styleId="Ttulo5Char">
     <w:name w:val="Título 5 Char"/>
-    <w:basedOn w:val="DefaultParagraphFont"/>
-    <w:link w:val="Heading5"/>
+    <w:basedOn w:val="Fontepargpadro"/>
+    <w:link w:val="Ttulo5"/>
     <w:qFormat/>
     <w:rPr>
       <w:rFonts w:eastAsia="Aptos" w:cs="Aptos"/>
-      <w:color w:themeColor="accent1" w:themeShade="bf" w:val="0F4761"/>
+      <w:color w:val="0F4761" w:themeColor="accent1" w:themeShade="BF"/>
     </w:rPr>
   </w:style>
-  <w:style w:type="character" w:styleId="Ttulo6Char">
+  <w:style w:type="character" w:customStyle="1" w:styleId="Ttulo6Char">
     <w:name w:val="Título 6 Char"/>
-    <w:basedOn w:val="DefaultParagraphFont"/>
-    <w:link w:val="Heading6"/>
+    <w:basedOn w:val="Fontepargpadro"/>
+    <w:link w:val="Ttulo6"/>
     <w:qFormat/>
     <w:rPr>
       <w:rFonts w:eastAsia="Aptos" w:cs="Aptos"/>
       <w:i/>
       <w:iCs/>
-      <w:color w:themeColor="dark1" w:themeTint="a6" w:val="595959"/>
+      <w:color w:val="595959" w:themeColor="dark1" w:themeTint="A6"/>
     </w:rPr>
   </w:style>
-  <w:style w:type="character" w:styleId="Ttulo7Char">
+  <w:style w:type="character" w:customStyle="1" w:styleId="Ttulo7Char">
     <w:name w:val="Título 7 Char"/>
-    <w:basedOn w:val="DefaultParagraphFont"/>
-    <w:link w:val="Heading7"/>
+    <w:basedOn w:val="Fontepargpadro"/>
+    <w:link w:val="Ttulo7"/>
     <w:qFormat/>
     <w:rPr>
       <w:rFonts w:eastAsia="Aptos" w:cs="Aptos"/>
-      <w:color w:themeColor="dark1" w:themeTint="a6" w:val="595959"/>
+      <w:color w:val="595959" w:themeColor="dark1" w:themeTint="A6"/>
     </w:rPr>
   </w:style>
-  <w:style w:type="character" w:styleId="Ttulo8Char">
+  <w:style w:type="character" w:customStyle="1" w:styleId="Ttulo8Char">
     <w:name w:val="Título 8 Char"/>
-    <w:basedOn w:val="DefaultParagraphFont"/>
-    <w:link w:val="Heading8"/>
+    <w:basedOn w:val="Fontepargpadro"/>
+    <w:link w:val="Ttulo8"/>
     <w:qFormat/>
     <w:rPr>
       <w:rFonts w:eastAsia="Aptos" w:cs="Aptos"/>
       <w:i/>
       <w:iCs/>
-      <w:color w:themeColor="dark1" w:themeTint="d8" w:val="272727"/>
+      <w:color w:val="272727" w:themeColor="dark1" w:themeTint="D8"/>
     </w:rPr>
   </w:style>
-  <w:style w:type="character" w:styleId="Ttulo9Char">
+  <w:style w:type="character" w:customStyle="1" w:styleId="Ttulo9Char">
     <w:name w:val="Título 9 Char"/>
-    <w:basedOn w:val="DefaultParagraphFont"/>
-    <w:link w:val="Heading9"/>
+    <w:basedOn w:val="Fontepargpadro"/>
+    <w:link w:val="Ttulo9"/>
     <w:qFormat/>
     <w:rPr>
       <w:rFonts w:eastAsia="Aptos" w:cs="Aptos"/>
-      <w:color w:themeColor="dark1" w:themeTint="d8" w:val="272727"/>
+      <w:color w:val="272727" w:themeColor="dark1" w:themeTint="D8"/>
     </w:rPr>
   </w:style>
-  <w:style w:type="character" w:styleId="TtuloChar">
+  <w:style w:type="character" w:customStyle="1" w:styleId="TtuloChar">
     <w:name w:val="Título Char"/>
-    <w:basedOn w:val="DefaultParagraphFont"/>
-    <w:link w:val="Title"/>
+    <w:basedOn w:val="Fontepargpadro"/>
+    <w:link w:val="Ttulo"/>
     <w:qFormat/>
     <w:rPr>
-      <w:rFonts w:ascii="Aptos Display" w:hAnsi="Aptos Display" w:eastAsia="Aptos" w:cs="Aptos"/>
+      <w:rFonts w:ascii="Aptos Display" w:eastAsia="Aptos" w:hAnsi="Aptos Display" w:cs="Aptos"/>
       <w:spacing w:val="-10"/>
       <w:kern w:val="2"/>
       <w:sz w:val="56"/>
       <w:szCs w:val="56"/>
     </w:rPr>
   </w:style>
-  <w:style w:type="character" w:styleId="SubttuloChar">
+  <w:style w:type="character" w:customStyle="1" w:styleId="SubttuloChar">
     <w:name w:val="Subtítulo Char"/>
-    <w:basedOn w:val="DefaultParagraphFont"/>
-    <w:link w:val="Subtitle"/>
+    <w:basedOn w:val="Fontepargpadro"/>
+    <w:link w:val="Subttulo"/>
     <w:qFormat/>
     <w:rPr>
       <w:rFonts w:eastAsia="Aptos" w:cs="Aptos"/>
-      <w:color w:themeColor="dark1" w:themeTint="a6" w:val="595959"/>
+      <w:color w:val="595959" w:themeColor="dark1" w:themeTint="A6"/>
       <w:spacing w:val="15"/>
       <w:sz w:val="28"/>
       <w:szCs w:val="28"/>
     </w:rPr>
   </w:style>
-  <w:style w:type="character" w:styleId="CitaoChar">
+  <w:style w:type="character" w:customStyle="1" w:styleId="CitaoChar">
     <w:name w:val="Citação Char"/>
-    <w:basedOn w:val="DefaultParagraphFont"/>
-    <w:link w:val="Quote"/>
+    <w:basedOn w:val="Fontepargpadro"/>
+    <w:link w:val="Citao"/>
     <w:qFormat/>
     <w:rPr>
       <w:i/>
       <w:iCs/>
-      <w:color w:themeColor="dark1" w:themeTint="bf" w:val="404040"/>
+      <w:color w:val="404040" w:themeColor="dark1" w:themeTint="BF"/>
     </w:rPr>
   </w:style>
-  <w:style w:type="character" w:styleId="IntenseEmphasis">
+  <w:style w:type="character" w:styleId="nfaseIntensa">
     <w:name w:val="Intense Emphasis"/>
-    <w:basedOn w:val="DefaultParagraphFont"/>
+    <w:basedOn w:val="Fontepargpadro"/>
     <w:qFormat/>
     <w:rPr>
       <w:i/>
       <w:iCs/>
-      <w:color w:themeColor="accent1" w:themeShade="bf" w:val="0F4761"/>
+      <w:color w:val="0F4761" w:themeColor="accent1" w:themeShade="BF"/>
     </w:rPr>
   </w:style>
-  <w:style w:type="character" w:styleId="CitaoIntensaChar">
+  <w:style w:type="character" w:customStyle="1" w:styleId="CitaoIntensaChar">
     <w:name w:val="Citação Intensa Char"/>
-    <w:basedOn w:val="DefaultParagraphFont"/>
-    <w:link w:val="IntenseQuote"/>
+    <w:basedOn w:val="Fontepargpadro"/>
+    <w:link w:val="CitaoIntensa"/>
     <w:qFormat/>
     <w:rPr>
       <w:i/>
       <w:iCs/>
-      <w:color w:themeColor="accent1" w:themeShade="bf" w:val="0F4761"/>
+      <w:color w:val="0F4761" w:themeColor="accent1" w:themeShade="BF"/>
     </w:rPr>
   </w:style>
-  <w:style w:type="character" w:styleId="IntenseReference">
+  <w:style w:type="character" w:styleId="RefernciaIntensa">
     <w:name w:val="Intense Reference"/>
-    <w:basedOn w:val="DefaultParagraphFont"/>
+    <w:basedOn w:val="Fontepargpadro"/>
     <w:qFormat/>
     <w:rPr>
       <w:b/>
       <w:bCs/>
       <w:smallCaps/>
-      <w:color w:themeColor="accent1" w:themeShade="bf" w:val="0F4761"/>
+      <w:color w:val="0F4761" w:themeColor="accent1" w:themeShade="BF"/>
       <w:spacing w:val="5"/>
     </w:rPr>
   </w:style>
-  <w:style w:type="character" w:styleId="CabealhoChar">
+  <w:style w:type="character" w:customStyle="1" w:styleId="CabealhoChar">
     <w:name w:val="Cabeçalho Char"/>
-    <w:basedOn w:val="DefaultParagraphFont"/>
-    <w:link w:val="Header"/>
+    <w:basedOn w:val="Fontepargpadro"/>
+    <w:link w:val="Cabealho"/>
     <w:qFormat/>
-    <w:rPr/>
   </w:style>
-  <w:style w:type="character" w:styleId="RodapChar">
+  <w:style w:type="character" w:customStyle="1" w:styleId="RodapChar">
     <w:name w:val="Rodapé Char"/>
-    <w:basedOn w:val="DefaultParagraphFont"/>
-    <w:link w:val="Footer"/>
+    <w:basedOn w:val="Fontepargpadro"/>
+    <w:link w:val="Rodap"/>
     <w:qFormat/>
-    <w:rPr/>
   </w:style>
-  <w:style w:type="character" w:styleId="TtuloGuardianChar">
+  <w:style w:type="character" w:customStyle="1" w:styleId="TtuloGuardianChar">
     <w:name w:val="Título [Guardian] Char"/>
-    <w:basedOn w:val="DefaultParagraphFont"/>
+    <w:basedOn w:val="Fontepargpadro"/>
     <w:link w:val="TtuloGuardian"/>
     <w:qFormat/>
     <w:rPr>
@@ -4387,13 +5517,13 @@
   </w:style>
   <w:style w:type="character" w:styleId="Hyperlink">
     <w:name w:val="Hyperlink"/>
-    <w:basedOn w:val="DefaultParagraphFont"/>
+    <w:basedOn w:val="Fontepargpadro"/>
     <w:rPr>
-      <w:color w:themeColor="hyperlink" w:val="467886"/>
+      <w:color w:val="467886" w:themeColor="hyperlink"/>
       <w:u w:val="single"/>
     </w:rPr>
   </w:style>
-  <w:style w:type="character" w:styleId="SubttuloGuardianChar">
+  <w:style w:type="character" w:customStyle="1" w:styleId="SubttuloGuardianChar">
     <w:name w:val="Subtítulo [Guardian] Char"/>
     <w:basedOn w:val="TtuloGuardianChar"/>
     <w:link w:val="SubttuloGuardian"/>
@@ -4407,43 +5537,40 @@
       <w:szCs w:val="24"/>
     </w:rPr>
   </w:style>
-  <w:style w:type="character" w:styleId="IndexLink">
+  <w:style w:type="character" w:customStyle="1" w:styleId="IndexLink">
     <w:name w:val="Index Link"/>
     <w:qFormat/>
-    <w:rPr/>
   </w:style>
-  <w:style w:type="paragraph" w:styleId="Heading">
+  <w:style w:type="paragraph" w:customStyle="1" w:styleId="Heading">
     <w:name w:val="Heading"/>
     <w:basedOn w:val="Normal"/>
-    <w:next w:val="BodyText"/>
+    <w:next w:val="Corpodetexto"/>
     <w:qFormat/>
     <w:pPr>
-      <w:keepNext w:val="true"/>
+      <w:keepNext/>
       <w:spacing w:before="240" w:after="120"/>
     </w:pPr>
     <w:rPr>
-      <w:rFonts w:ascii="Liberation Sans" w:hAnsi="Liberation Sans" w:eastAsia="Noto Sans" w:cs="FreeSans"/>
+      <w:rFonts w:ascii="Liberation Sans" w:eastAsia="Noto Sans" w:hAnsi="Liberation Sans" w:cs="FreeSans"/>
       <w:sz w:val="28"/>
       <w:szCs w:val="28"/>
     </w:rPr>
   </w:style>
-  <w:style w:type="paragraph" w:styleId="BodyText">
+  <w:style w:type="paragraph" w:styleId="Corpodetexto">
     <w:name w:val="Body Text"/>
     <w:basedOn w:val="Normal"/>
     <w:pPr>
-      <w:spacing w:lineRule="auto" w:line="276" w:before="0" w:after="140"/>
+      <w:spacing w:after="140" w:line="276" w:lineRule="auto"/>
     </w:pPr>
-    <w:rPr/>
   </w:style>
-  <w:style w:type="paragraph" w:styleId="List">
+  <w:style w:type="paragraph" w:styleId="Lista">
     <w:name w:val="List"/>
-    <w:basedOn w:val="BodyText"/>
-    <w:pPr/>
+    <w:basedOn w:val="Corpodetexto"/>
     <w:rPr>
       <w:rFonts w:cs="FreeSans"/>
     </w:rPr>
   </w:style>
-  <w:style w:type="paragraph" w:styleId="Caption">
+  <w:style w:type="paragraph" w:styleId="Legenda">
     <w:name w:val="caption"/>
     <w:basedOn w:val="Normal"/>
     <w:qFormat/>
@@ -4459,7 +5586,7 @@
       <w:szCs w:val="24"/>
     </w:rPr>
   </w:style>
-  <w:style w:type="paragraph" w:styleId="Index">
+  <w:style w:type="paragraph" w:customStyle="1" w:styleId="Index">
     <w:name w:val="Index"/>
     <w:basedOn w:val="Normal"/>
     <w:qFormat/>
@@ -4470,65 +5597,64 @@
       <w:rFonts w:cs="FreeSans"/>
     </w:rPr>
   </w:style>
-  <w:style w:type="paragraph" w:styleId="Title">
+  <w:style w:type="paragraph" w:styleId="Ttulo">
     <w:name w:val="Title"/>
     <w:basedOn w:val="Normal"/>
     <w:next w:val="Normal"/>
     <w:link w:val="TtuloChar"/>
+    <w:uiPriority w:val="10"/>
     <w:qFormat/>
     <w:pPr>
-      <w:spacing w:lineRule="auto" w:line="240" w:before="0" w:after="80"/>
+      <w:spacing w:after="80" w:line="240" w:lineRule="auto"/>
       <w:contextualSpacing/>
     </w:pPr>
     <w:rPr>
-      <w:rFonts w:ascii="Aptos Display" w:hAnsi="Aptos Display" w:eastAsia="Aptos" w:cs="Aptos"/>
+      <w:rFonts w:ascii="Aptos Display" w:hAnsi="Aptos Display"/>
       <w:spacing w:val="-10"/>
       <w:kern w:val="2"/>
       <w:sz w:val="56"/>
       <w:szCs w:val="56"/>
     </w:rPr>
   </w:style>
-  <w:style w:type="paragraph" w:styleId="Subtitle">
+  <w:style w:type="paragraph" w:styleId="Subttulo">
     <w:name w:val="Subtitle"/>
     <w:basedOn w:val="Normal"/>
     <w:next w:val="Normal"/>
     <w:link w:val="SubttuloChar"/>
+    <w:uiPriority w:val="11"/>
     <w:qFormat/>
-    <w:pPr/>
     <w:rPr>
       <w:color w:val="595959"/>
       <w:sz w:val="28"/>
       <w:szCs w:val="28"/>
     </w:rPr>
   </w:style>
-  <w:style w:type="paragraph" w:styleId="Quote">
+  <w:style w:type="paragraph" w:styleId="Citao">
     <w:name w:val="Quote"/>
     <w:basedOn w:val="Normal"/>
     <w:next w:val="Normal"/>
     <w:link w:val="CitaoChar"/>
     <w:qFormat/>
     <w:pPr>
-      <w:spacing w:before="160" w:after="160"/>
+      <w:spacing w:before="160"/>
       <w:jc w:val="center"/>
     </w:pPr>
     <w:rPr>
       <w:i/>
       <w:iCs/>
-      <w:color w:themeColor="dark1" w:themeTint="bf" w:val="404040"/>
+      <w:color w:val="404040" w:themeColor="dark1" w:themeTint="BF"/>
     </w:rPr>
   </w:style>
-  <w:style w:type="paragraph" w:styleId="ListParagraph">
+  <w:style w:type="paragraph" w:styleId="PargrafodaLista">
     <w:name w:val="List Paragraph"/>
     <w:basedOn w:val="Normal"/>
     <w:qFormat/>
     <w:pPr>
-      <w:spacing w:before="0" w:after="160"/>
-      <w:ind w:start="720"/>
+      <w:ind w:left="720"/>
       <w:contextualSpacing/>
     </w:pPr>
-    <w:rPr/>
   </w:style>
-  <w:style w:type="paragraph" w:styleId="IntenseQuote">
+  <w:style w:type="paragraph" w:styleId="CitaoIntensa">
     <w:name w:val="Intense Quote"/>
     <w:basedOn w:val="Normal"/>
     <w:next w:val="Normal"/>
@@ -4540,59 +5666,51 @@
         <w:bottom w:val="single" w:sz="4" w:space="10" w:color="0F4761"/>
       </w:pBdr>
       <w:spacing w:before="360" w:after="360"/>
-      <w:ind w:start="864" w:end="864"/>
+      <w:ind w:left="864" w:right="864"/>
       <w:jc w:val="center"/>
     </w:pPr>
     <w:rPr>
       <w:i/>
       <w:iCs/>
-      <w:color w:themeColor="accent1" w:themeShade="bf" w:val="0F4761"/>
+      <w:color w:val="0F4761" w:themeColor="accent1" w:themeShade="BF"/>
     </w:rPr>
   </w:style>
-  <w:style w:type="paragraph" w:styleId="HeaderandFooter">
+  <w:style w:type="paragraph" w:customStyle="1" w:styleId="HeaderandFooter">
     <w:name w:val="Header and Footer"/>
     <w:basedOn w:val="Normal"/>
     <w:qFormat/>
-    <w:pPr/>
-    <w:rPr/>
   </w:style>
-  <w:style w:type="paragraph" w:styleId="Header">
+  <w:style w:type="paragraph" w:styleId="Cabealho">
     <w:name w:val="header"/>
     <w:basedOn w:val="Normal"/>
     <w:link w:val="CabealhoChar"/>
     <w:pPr>
       <w:tabs>
-        <w:tab w:val="clear" w:pos="720"/>
-        <w:tab w:val="center" w:pos="4252" w:leader="none"/>
-        <w:tab w:val="right" w:pos="8504" w:leader="none"/>
+        <w:tab w:val="center" w:pos="4252"/>
+        <w:tab w:val="right" w:pos="8504"/>
       </w:tabs>
-      <w:spacing w:lineRule="auto" w:line="240" w:before="0" w:after="0"/>
+      <w:spacing w:after="0" w:line="240" w:lineRule="auto"/>
     </w:pPr>
-    <w:rPr/>
   </w:style>
-  <w:style w:type="paragraph" w:styleId="Footer">
+  <w:style w:type="paragraph" w:styleId="Rodap">
     <w:name w:val="footer"/>
     <w:basedOn w:val="Normal"/>
     <w:link w:val="RodapChar"/>
     <w:pPr>
       <w:tabs>
-        <w:tab w:val="clear" w:pos="720"/>
-        <w:tab w:val="center" w:pos="4252" w:leader="none"/>
-        <w:tab w:val="right" w:pos="8504" w:leader="none"/>
+        <w:tab w:val="center" w:pos="4252"/>
+        <w:tab w:val="right" w:pos="8504"/>
       </w:tabs>
-      <w:spacing w:lineRule="auto" w:line="240" w:before="0" w:after="0"/>
+      <w:spacing w:after="0" w:line="240" w:lineRule="auto"/>
     </w:pPr>
-    <w:rPr/>
   </w:style>
-  <w:style w:type="paragraph" w:styleId="IndexHeading">
+  <w:style w:type="paragraph" w:styleId="Ttulodendiceremissivo">
     <w:name w:val="index heading"/>
     <w:basedOn w:val="Heading"/>
-    <w:pPr/>
-    <w:rPr/>
   </w:style>
-  <w:style w:type="paragraph" w:styleId="TOCHeading">
+  <w:style w:type="paragraph" w:styleId="CabealhodoSumrio">
     <w:name w:val="TOC Heading"/>
-    <w:basedOn w:val="Heading1"/>
+    <w:basedOn w:val="Ttulo1"/>
     <w:next w:val="Normal"/>
     <w:qFormat/>
     <w:pPr>
@@ -4604,13 +5722,13 @@
       <w:szCs w:val="32"/>
     </w:rPr>
   </w:style>
-  <w:style w:type="paragraph" w:styleId="TtuloGuardian">
+  <w:style w:type="paragraph" w:customStyle="1" w:styleId="TtuloGuardian">
     <w:name w:val="Título [Guardian]"/>
     <w:basedOn w:val="Normal"/>
     <w:link w:val="TtuloGuardianChar"/>
     <w:qFormat/>
     <w:pPr>
-      <w:spacing w:lineRule="auto" w:line="360" w:before="0" w:after="0"/>
+      <w:spacing w:after="0" w:line="360" w:lineRule="auto"/>
       <w:outlineLvl w:val="0"/>
     </w:pPr>
     <w:rPr>
@@ -4622,17 +5740,16 @@
       <w:szCs w:val="32"/>
     </w:rPr>
   </w:style>
-  <w:style w:type="paragraph" w:styleId="TOC1">
+  <w:style w:type="paragraph" w:styleId="Sumrio1">
     <w:name w:val="toc 1"/>
     <w:basedOn w:val="Normal"/>
     <w:next w:val="Normal"/>
     <w:autoRedefine/>
     <w:pPr>
-      <w:spacing w:before="0" w:after="100"/>
+      <w:spacing w:after="100"/>
     </w:pPr>
-    <w:rPr/>
   </w:style>
-  <w:style w:type="paragraph" w:styleId="SubttuloGuardian">
+  <w:style w:type="paragraph" w:customStyle="1" w:styleId="SubttuloGuardian">
     <w:name w:val="Subtítulo [Guardian]"/>
     <w:basedOn w:val="TtuloGuardian"/>
     <w:link w:val="SubttuloGuardianChar"/>
@@ -4645,105 +5762,97 @@
       <w:szCs w:val="24"/>
     </w:rPr>
   </w:style>
-  <w:style w:type="paragraph" w:styleId="TOC2">
+  <w:style w:type="paragraph" w:styleId="Sumrio2">
     <w:name w:val="toc 2"/>
     <w:basedOn w:val="Normal"/>
     <w:next w:val="Normal"/>
     <w:autoRedefine/>
     <w:pPr>
-      <w:spacing w:before="0" w:after="100"/>
-      <w:ind w:start="220"/>
+      <w:spacing w:after="100"/>
+      <w:ind w:left="220"/>
     </w:pPr>
-    <w:rPr/>
   </w:style>
-  <w:style w:type="paragraph" w:styleId="TableContents">
+  <w:style w:type="paragraph" w:customStyle="1" w:styleId="TableContents">
     <w:name w:val="Table Contents"/>
     <w:basedOn w:val="Normal"/>
     <w:qFormat/>
     <w:pPr>
-      <w:widowControl w:val="false"/>
+      <w:widowControl w:val="0"/>
       <w:suppressLineNumbers/>
     </w:pPr>
-    <w:rPr/>
   </w:style>
-  <w:style w:type="paragraph" w:styleId="PreformattedText">
+  <w:style w:type="paragraph" w:customStyle="1" w:styleId="PreformattedText">
     <w:name w:val="Preformatted Text"/>
     <w:basedOn w:val="Normal"/>
     <w:qFormat/>
     <w:pPr>
-      <w:spacing w:before="0" w:after="0"/>
+      <w:spacing w:after="0"/>
     </w:pPr>
     <w:rPr>
-      <w:rFonts w:ascii="Liberation Mono" w:hAnsi="Liberation Mono" w:eastAsia="Liberation Mono" w:cs="Liberation Mono"/>
+      <w:rFonts w:ascii="Liberation Mono" w:eastAsia="Liberation Mono" w:hAnsi="Liberation Mono" w:cs="Liberation Mono"/>
       <w:sz w:val="20"/>
       <w:szCs w:val="20"/>
     </w:rPr>
   </w:style>
-  <w:style w:type="paragraph" w:styleId="FrameContents">
+  <w:style w:type="paragraph" w:customStyle="1" w:styleId="FrameContents">
     <w:name w:val="Frame Contents"/>
     <w:basedOn w:val="Normal"/>
-    <w:qFormat/>
-    <w:pPr/>
-    <w:rPr/>
-  </w:style>
-  <w:style w:type="numbering" w:styleId="NoList">
-    <w:name w:val="No List"/>
     <w:qFormat/>
   </w:style>
 </w:styles>
 </file>
 
 <file path=word/theme/theme1.xml><?xml version="1.0" encoding="utf-8"?>
-<a:theme xmlns:a="http://schemas.openxmlformats.org/drawingml/2006/main" xmlns:r="http://schemas.openxmlformats.org/officeDocument/2006/relationships" name="Tema do Office">
+<a:theme xmlns:a="http://schemas.openxmlformats.org/drawingml/2006/main" name="Tema do Office">
   <a:themeElements>
     <a:clrScheme name="Office">
       <a:dk1>
         <a:srgbClr val="000000"/>
       </a:dk1>
       <a:lt1>
-        <a:srgbClr val="ffffff"/>
+        <a:srgbClr val="FFFFFF"/>
       </a:lt1>
       <a:dk2>
-        <a:srgbClr val="0e2841"/>
+        <a:srgbClr val="0E2841"/>
       </a:dk2>
       <a:lt2>
-        <a:srgbClr val="e8e8e8"/>
+        <a:srgbClr val="E8E8E8"/>
       </a:lt2>
       <a:accent1>
         <a:srgbClr val="156082"/>
       </a:accent1>
       <a:accent2>
-        <a:srgbClr val="e97132"/>
+        <a:srgbClr val="E97132"/>
       </a:accent2>
       <a:accent3>
-        <a:srgbClr val="196b24"/>
+        <a:srgbClr val="196B24"/>
       </a:accent3>
       <a:accent4>
-        <a:srgbClr val="0f9ed5"/>
+        <a:srgbClr val="0F9ED5"/>
       </a:accent4>
       <a:accent5>
-        <a:srgbClr val="a02b93"/>
+        <a:srgbClr val="A02B93"/>
       </a:accent5>
       <a:accent6>
-        <a:srgbClr val="4ea72e"/>
+        <a:srgbClr val="4EA72E"/>
       </a:accent6>
       <a:hlink>
         <a:srgbClr val="467886"/>
       </a:hlink>
       <a:folHlink>
-        <a:srgbClr val="96607d"/>
+        <a:srgbClr val="96607D"/>
       </a:folHlink>
     </a:clrScheme>
     <a:fontScheme name="Office">
       <a:majorFont>
-        <a:latin typeface="Arial" pitchFamily="0" charset="1"/>
-        <a:ea typeface="DejaVu Sans" pitchFamily="0" charset="1"/>
-        <a:cs typeface="DejaVu Sans" pitchFamily="0" charset="1"/>
+        <a:latin typeface="Arial"/>
+        <a:ea typeface="DejaVu Sans"/>
+        <a:cs typeface="DejaVu Sans"/>
       </a:majorFont>
       <a:minorFont>
-        <a:latin typeface="Arial" pitchFamily="0" charset="1"/>
-        <a:ea typeface="DejaVu Sans" pitchFamily="0" charset="1"/>
-        <a:cs typeface="DejaVu Sans" pitchFamily="0" charset="1"/>
+        <a:latin typeface="Arial"/>
+        <a:ea typeface="DejaVu Sans"/>
+        <a:cs typeface="DejaVu Sans"/>
       </a:minorFont>
     </a:fontScheme>
     <a:fmtScheme>
@@ -4796,5 +5905,7 @@
       </a:bgFillStyleLst>
     </a:fmtScheme>
   </a:themeElements>
+  <a:objectDefaults/>
+  <a:extraClrSchemeLst/>
 </a:theme>
 </file>